--- a/analysis/GreenLifeStore.docx
+++ b/analysis/GreenLifeStore.docx
@@ -28,71 +28,81 @@
         <w:lastRenderedPageBreak/>
         <w:t>MỞ ĐẦU</w:t>
       </w:r>
+    </w:p>
+    <w:p>
+      <w:pPr>
+        <w:pStyle w:val="Style1"/>
+        <w:jc w:val="left"/>
+      </w:pPr>
+    </w:p>
+    <w:p/>
+    <w:p/>
+    <w:p>
+      <w:pPr>
+        <w:spacing w:after="160" w:line="259" w:lineRule="auto"/>
+      </w:pPr>
+      <w:r>
+        <w:br w:type="page"/>
+      </w:r>
+    </w:p>
+    <w:p/>
+    <w:p>
+      <w:pPr>
+        <w:pStyle w:val="Heading1"/>
+      </w:pPr>
+      <w:r>
+        <w:t>GIỚI THIỆU &amp; TỔNG QUAN THƯƠNG MẠI ĐIỆN TỬ</w:t>
+      </w:r>
+    </w:p>
+    <w:p/>
+    <w:p>
+      <w:pPr>
+        <w:pStyle w:val="Heading2"/>
+      </w:pPr>
+      <w:r>
+        <w:t>Khái niệm TMĐT</w:t>
+      </w:r>
+      <w:r>
+        <w:t>:</w:t>
+      </w:r>
+    </w:p>
+    <w:p/>
+    <w:p>
+      <w:pPr>
+        <w:pStyle w:val="Heading2"/>
+      </w:pPr>
+      <w:r>
+        <w:t>Vai trò của TMĐT trong kinh doanh hiện đại</w:t>
+      </w:r>
+      <w:r>
+        <w:t>:</w:t>
+      </w:r>
+    </w:p>
+    <w:p/>
+    <w:p>
+      <w:pPr>
+        <w:pStyle w:val="Heading2"/>
+      </w:pPr>
+      <w:r>
+        <w:t>Giới thiệu case GreenLife Store</w:t>
+      </w:r>
+      <w:r>
+        <w:t>:</w:t>
+      </w:r>
+    </w:p>
+    <w:p>
+      <w:r>
+        <w:t>Mô tả chung về doanh nghiệp,tình hình kinh doanh hiện tại, mục</w:t>
+      </w:r>
+      <w:r>
+        <w:t xml:space="preserve"> </w:t>
+      </w:r>
       <w:bookmarkStart w:id="0" w:name="_GoBack"/>
       <w:bookmarkEnd w:id="0"/>
-    </w:p>
-    <w:p>
-      <w:pPr>
-        <w:pStyle w:val="Style1"/>
-        <w:jc w:val="left"/>
-      </w:pPr>
-    </w:p>
-    <w:p/>
-    <w:p/>
-    <w:p>
-      <w:pPr>
-        <w:spacing w:after="160" w:line="259" w:lineRule="auto"/>
-      </w:pPr>
-      <w:r>
-        <w:br w:type="page"/>
-      </w:r>
-    </w:p>
-    <w:p/>
-    <w:p>
-      <w:pPr>
-        <w:pStyle w:val="Heading1"/>
-      </w:pPr>
-      <w:r>
-        <w:t>GIỚI THIỆU &amp; TỔNG QUAN THƯƠNG MẠI ĐIỆN TỬ</w:t>
-      </w:r>
-    </w:p>
-    <w:p/>
-    <w:p>
-      <w:pPr>
-        <w:pStyle w:val="Heading2"/>
-      </w:pPr>
-      <w:r>
-        <w:t>Khái niệm TMĐT</w:t>
-      </w:r>
-      <w:r>
-        <w:t>:</w:t>
-      </w:r>
-    </w:p>
-    <w:p/>
-    <w:p>
-      <w:pPr>
-        <w:pStyle w:val="Heading2"/>
-      </w:pPr>
-      <w:r>
-        <w:t>Vai trò của TMĐT trong kinh doanh hiện đại</w:t>
-      </w:r>
-      <w:r>
-        <w:t>:</w:t>
-      </w:r>
-    </w:p>
-    <w:p/>
-    <w:p>
-      <w:pPr>
-        <w:pStyle w:val="Heading2"/>
-      </w:pPr>
-      <w:r>
-        <w:t>Giới thiệu case GreenLife Store</w:t>
-      </w:r>
-      <w:r>
-        <w:t>:</w:t>
-      </w:r>
-    </w:p>
-    <w:p/>
+      <w:r>
+        <w:t>tiêu tương lai, lý do cần thiết xây dựng hệ thống TMĐT (giả định)</w:t>
+      </w:r>
+    </w:p>
     <w:p>
       <w:r>
         <w:br w:type="page"/>

--- a/analysis/GreenLifeStore.docx
+++ b/analysis/GreenLifeStore.docx
@@ -4,6 +4,339 @@
   <w:body>
     <w:p>
       <w:pPr>
+        <w:spacing w:after="120" w:line="240" w:lineRule="auto"/>
+        <w:jc w:val="center"/>
+        <w:rPr>
+          <w:b/>
+          <w:sz w:val="28"/>
+          <w:szCs w:val="28"/>
+        </w:rPr>
+      </w:pPr>
+      <w:r>
+        <w:rPr>
+          <w:b/>
+          <w:sz w:val="28"/>
+          <w:szCs w:val="28"/>
+        </w:rPr>
+        <w:t>TRƯỜNG ĐẠI HỌC SÀI GÒN</w:t>
+      </w:r>
+    </w:p>
+    <w:p>
+      <w:pPr>
+        <w:spacing w:after="120" w:line="240" w:lineRule="auto"/>
+        <w:jc w:val="center"/>
+        <w:rPr>
+          <w:b/>
+          <w:sz w:val="28"/>
+          <w:szCs w:val="28"/>
+        </w:rPr>
+      </w:pPr>
+      <w:r>
+        <w:rPr>
+          <w:b/>
+          <w:sz w:val="28"/>
+          <w:szCs w:val="28"/>
+        </w:rPr>
+        <w:t>KHOA CÔNG NGHỆ THÔNG TIN</w:t>
+      </w:r>
+    </w:p>
+    <w:p>
+      <w:pPr>
+        <w:jc w:val="center"/>
+      </w:pPr>
+      <w:r>
+        <w:rPr>
+          <w:noProof/>
+        </w:rPr>
+        <w:drawing>
+          <wp:inline distT="0" distB="0" distL="0" distR="0" wp14:anchorId="0BCF93A6" wp14:editId="355FFD54">
+            <wp:extent cx="2934335" cy="2857500"/>
+            <wp:effectExtent l="0" t="0" r="0" b="0"/>
+            <wp:docPr id="82" name="image60.jpg" descr="Icon&#10;&#10;Description automatically generated with low confidence"/>
+            <wp:cNvGraphicFramePr/>
+            <a:graphic xmlns:a="http://schemas.openxmlformats.org/drawingml/2006/main">
+              <a:graphicData uri="http://schemas.openxmlformats.org/drawingml/2006/picture">
+                <pic:pic xmlns:pic="http://schemas.openxmlformats.org/drawingml/2006/picture">
+                  <pic:nvPicPr>
+                    <pic:cNvPr id="0" name="image60.jpg" descr="Icon&#10;&#10;Description automatically generated with low confidence"/>
+                    <pic:cNvPicPr preferRelativeResize="0"/>
+                  </pic:nvPicPr>
+                  <pic:blipFill>
+                    <a:blip r:embed="rId5">
+                      <a:extLst>
+                        <a:ext uri="{28A0092B-C50C-407E-A947-70E740481C1C}">
+                          <a14:useLocalDpi xmlns:a14="http://schemas.microsoft.com/office/drawing/2010/main" val="0"/>
+                        </a:ext>
+                      </a:extLst>
+                    </a:blip>
+                    <a:srcRect/>
+                    <a:stretch>
+                      <a:fillRect/>
+                    </a:stretch>
+                  </pic:blipFill>
+                  <pic:spPr>
+                    <a:xfrm>
+                      <a:off x="0" y="0"/>
+                      <a:ext cx="2934335" cy="2857500"/>
+                    </a:xfrm>
+                    <a:prstGeom prst="rect">
+                      <a:avLst/>
+                    </a:prstGeom>
+                    <a:ln/>
+                  </pic:spPr>
+                </pic:pic>
+              </a:graphicData>
+            </a:graphic>
+          </wp:inline>
+        </w:drawing>
+      </w:r>
+    </w:p>
+    <w:p>
+      <w:pPr>
+        <w:jc w:val="center"/>
+        <w:rPr>
+          <w:b/>
+        </w:rPr>
+      </w:pPr>
+      <w:r>
+        <w:rPr>
+          <w:b/>
+        </w:rPr>
+        <w:t>ĐỀ TÀI MÔN HỌC</w:t>
+      </w:r>
+    </w:p>
+    <w:p>
+      <w:pPr>
+        <w:jc w:val="center"/>
+        <w:rPr>
+          <w:b/>
+        </w:rPr>
+      </w:pPr>
+      <w:r>
+        <w:rPr>
+          <w:b/>
+        </w:rPr>
+        <w:t>THIẾT KẾ GIAO DIỆN</w:t>
+      </w:r>
+    </w:p>
+    <w:p>
+      <w:pPr>
+        <w:jc w:val="center"/>
+        <w:rPr>
+          <w:b/>
+        </w:rPr>
+      </w:pPr>
+    </w:p>
+    <w:p>
+      <w:pPr>
+        <w:jc w:val="center"/>
+        <w:rPr>
+          <w:b/>
+        </w:rPr>
+      </w:pPr>
+      <w:r>
+        <w:rPr>
+          <w:b/>
+        </w:rPr>
+        <w:t>ĐỀ TÀI:</w:t>
+      </w:r>
+      <w:r>
+        <w:rPr>
+          <w:b/>
+        </w:rPr>
+        <w:br/>
+        <w:t>APP ĐẶT SÂN THỂ THAO</w:t>
+      </w:r>
+    </w:p>
+    <w:p>
+      <w:pPr>
+        <w:jc w:val="center"/>
+        <w:rPr>
+          <w:b/>
+        </w:rPr>
+      </w:pPr>
+      <w:r>
+        <w:rPr>
+          <w:b/>
+        </w:rPr>
+        <w:t>Giảng viên: Phạm Thi Vương</w:t>
+      </w:r>
+    </w:p>
+    <w:p/>
+    <w:p>
+      <w:pPr>
+        <w:jc w:val="center"/>
+      </w:pPr>
+      <w:r>
+        <w:rPr>
+          <w:b/>
+        </w:rPr>
+        <w:t>Nhóm báo cáo</w:t>
+      </w:r>
+      <w:r>
+        <w:t xml:space="preserve">: </w:t>
+      </w:r>
+      <w:r>
+        <w:rPr>
+          <w:b/>
+        </w:rPr>
+        <w:t>6</w:t>
+      </w:r>
+      <w:r>
+        <w:br/>
+      </w:r>
+      <w:r>
+        <w:rPr>
+          <w:b/>
+        </w:rPr>
+        <w:t>Nhóm sinh viên thực hiện</w:t>
+      </w:r>
+      <w:r>
+        <w:rPr>
+          <w:b/>
+        </w:rPr>
+        <w:t>:</w:t>
+      </w:r>
+    </w:p>
+    <w:p>
+      <w:pPr>
+        <w:tabs>
+          <w:tab w:val="left" w:pos="1440"/>
+          <w:tab w:val="left" w:leader="dot" w:pos="3600"/>
+          <w:tab w:val="left" w:leader="dot" w:pos="3870"/>
+          <w:tab w:val="left" w:leader="dot" w:pos="6480"/>
+        </w:tabs>
+      </w:pPr>
+      <w:r>
+        <w:tab/>
+      </w:r>
+      <w:r>
+        <w:t>3123560015</w:t>
+      </w:r>
+      <w:r>
+        <w:tab/>
+      </w:r>
+      <w:r>
+        <w:t>Đỗ Thành Đạt</w:t>
+      </w:r>
+      <w:r>
+        <w:tab/>
+      </w:r>
+      <w:r>
+        <w:t>DKP1232</w:t>
+      </w:r>
+    </w:p>
+    <w:p>
+      <w:pPr>
+        <w:tabs>
+          <w:tab w:val="left" w:pos="1440"/>
+          <w:tab w:val="left" w:leader="dot" w:pos="3600"/>
+          <w:tab w:val="left" w:leader="dot" w:pos="3870"/>
+          <w:tab w:val="left" w:leader="dot" w:pos="6480"/>
+        </w:tabs>
+      </w:pPr>
+      <w:r>
+        <w:tab/>
+      </w:r>
+      <w:r>
+        <w:t>3123560066</w:t>
+      </w:r>
+      <w:r>
+        <w:tab/>
+      </w:r>
+      <w:r>
+        <w:t>Nguyễn Trọng Phúc</w:t>
+      </w:r>
+      <w:r>
+        <w:tab/>
+      </w:r>
+      <w:r>
+        <w:t>DKP1231</w:t>
+      </w:r>
+    </w:p>
+    <w:p>
+      <w:pPr>
+        <w:tabs>
+          <w:tab w:val="left" w:pos="1440"/>
+          <w:tab w:val="left" w:leader="dot" w:pos="3600"/>
+          <w:tab w:val="left" w:leader="dot" w:pos="3870"/>
+          <w:tab w:val="left" w:leader="dot" w:pos="6480"/>
+        </w:tabs>
+      </w:pPr>
+      <w:r>
+        <w:tab/>
+      </w:r>
+      <w:r>
+        <w:t>3123560076</w:t>
+      </w:r>
+      <w:r>
+        <w:tab/>
+      </w:r>
+      <w:r>
+        <w:t>Hoàng Phương Sang</w:t>
+      </w:r>
+      <w:r>
+        <w:tab/>
+      </w:r>
+      <w:r>
+        <w:t>DKP1231</w:t>
+      </w:r>
+    </w:p>
+    <w:p>
+      <w:pPr>
+        <w:tabs>
+          <w:tab w:val="left" w:pos="1440"/>
+          <w:tab w:val="left" w:leader="dot" w:pos="3600"/>
+          <w:tab w:val="left" w:leader="dot" w:pos="3870"/>
+          <w:tab w:val="left" w:leader="dot" w:pos="6480"/>
+        </w:tabs>
+      </w:pPr>
+      <w:r>
+        <w:tab/>
+      </w:r>
+      <w:r>
+        <w:t>3123560096</w:t>
+      </w:r>
+      <w:r>
+        <w:tab/>
+      </w:r>
+      <w:r>
+        <w:t>Nguyễn Quang Vĩnh</w:t>
+      </w:r>
+      <w:r>
+        <w:tab/>
+      </w:r>
+      <w:r>
+        <w:t>DKP1231</w:t>
+      </w:r>
+    </w:p>
+    <w:p>
+      <w:pPr>
+        <w:tabs>
+          <w:tab w:val="left" w:pos="2610"/>
+          <w:tab w:val="left" w:pos="5310"/>
+        </w:tabs>
+      </w:pPr>
+    </w:p>
+    <w:p>
+      <w:pPr>
+        <w:sectPr>
+          <w:footerReference w:type="default" r:id="rId6"/>
+          <w:pgSz w:w="12240" w:h="15840"/>
+          <w:pgMar w:top="1417" w:right="1417" w:bottom="1417" w:left="1701" w:header="720" w:footer="720" w:gutter="0"/>
+          <w:pgBorders w:display="firstPage" w:offsetFrom="page">
+            <w:top w:val="thinThickSmallGap" w:sz="18" w:space="24" w:color="auto"/>
+            <w:left w:val="thinThickSmallGap" w:sz="18" w:space="24" w:color="auto"/>
+            <w:bottom w:val="thickThinSmallGap" w:sz="18" w:space="24" w:color="auto"/>
+            <w:right w:val="thickThinSmallGap" w:sz="18" w:space="24" w:color="auto"/>
+          </w:pgBorders>
+          <w:pgNumType w:start="1"/>
+          <w:cols w:space="720"/>
+        </w:sectPr>
+      </w:pPr>
+    </w:p>
+    <w:p>
+      <w:pPr>
         <w:spacing w:after="160" w:line="259" w:lineRule="auto"/>
       </w:pPr>
     </w:p>
@@ -11,18 +344,17 @@
       <w:pPr>
         <w:spacing w:after="160" w:line="259" w:lineRule="auto"/>
       </w:pPr>
-    </w:p>
-    <w:p>
-      <w:pPr>
-        <w:spacing w:after="160" w:line="259" w:lineRule="auto"/>
-      </w:pPr>
       <w:r>
         <w:br w:type="page"/>
       </w:r>
     </w:p>
     <w:p>
       <w:pPr>
-        <w:pStyle w:val="Style1"/>
+        <w:pStyle w:val="Heading1"/>
+        <w:numPr>
+          <w:ilvl w:val="0"/>
+          <w:numId w:val="0"/>
+        </w:numPr>
       </w:pPr>
       <w:r>
         <w:lastRenderedPageBreak/>
@@ -45,13 +377,733 @@
         <w:br w:type="page"/>
       </w:r>
     </w:p>
+    <w:p>
+      <w:pPr>
+        <w:pStyle w:val="Heading1"/>
+      </w:pPr>
+      <w:r>
+        <w:lastRenderedPageBreak/>
+        <w:t>GIỚI THIỆU &amp; TỔNG QUAN THƯƠNG MẠI ĐIỆN TỬ</w:t>
+      </w:r>
+    </w:p>
     <w:p/>
     <w:p>
       <w:pPr>
+        <w:pStyle w:val="Heading2"/>
+      </w:pPr>
+      <w:r>
+        <w:t>Khái niệm TMĐT</w:t>
+      </w:r>
+      <w:r>
+        <w:t>:</w:t>
+      </w:r>
+    </w:p>
+    <w:p>
+      <w:r>
+        <w:t>Thương mại điện tử bao gồm việc sản xuất, quảng cáo, bán</w:t>
+      </w:r>
+      <w:r>
+        <w:t xml:space="preserve"> </w:t>
+      </w:r>
+      <w:r>
+        <w:t>hàng và phân phối sản phẩm được mua bán và thanh toán</w:t>
+      </w:r>
+      <w:r>
+        <w:t xml:space="preserve"> </w:t>
+      </w:r>
+      <w:r>
+        <w:t>trên mạng Internet, nhưng được giao nhận một cách hữu</w:t>
+      </w:r>
+      <w:r>
+        <w:t xml:space="preserve"> </w:t>
+      </w:r>
+      <w:r>
+        <w:t>hình, cả các sản phẩm giao nhận cũng như những thông tin</w:t>
+      </w:r>
+      <w:r>
+        <w:t xml:space="preserve"> </w:t>
+      </w:r>
+      <w:r>
+        <w:t>số hoá thông qua mạng Internet</w:t>
+      </w:r>
+      <w:r>
+        <w:t>. T</w:t>
+      </w:r>
+      <w:r>
+        <w:t>hương mại điện tử</w:t>
+      </w:r>
+      <w:r>
+        <w:t xml:space="preserve"> cho phép doanh nghiệp và khách hàng thực hiện giao dịch mà không bị giới hạn bởi khoảng cách địa lý hay thời gian hoạt động.</w:t>
+      </w:r>
+    </w:p>
+    <w:p>
+      <w:r>
+        <w:t>Các hoạt động trong TMĐT bao gồm:</w:t>
+      </w:r>
+    </w:p>
+    <w:p>
+      <w:pPr>
+        <w:pStyle w:val="ListParagraph"/>
+        <w:numPr>
+          <w:ilvl w:val="0"/>
+          <w:numId w:val="5"/>
+        </w:numPr>
+      </w:pPr>
+      <w:r>
+        <w:t>Mua – bán hàng hóa</w:t>
+      </w:r>
+    </w:p>
+    <w:p>
+      <w:pPr>
+        <w:pStyle w:val="ListParagraph"/>
+        <w:numPr>
+          <w:ilvl w:val="0"/>
+          <w:numId w:val="5"/>
+        </w:numPr>
+      </w:pPr>
+      <w:r>
+        <w:t>Cung cấp dịch vụ</w:t>
+      </w:r>
+    </w:p>
+    <w:p>
+      <w:pPr>
+        <w:pStyle w:val="ListParagraph"/>
+        <w:numPr>
+          <w:ilvl w:val="0"/>
+          <w:numId w:val="5"/>
+        </w:numPr>
+      </w:pPr>
+      <w:r>
+        <w:t>Trao đổi thông tin</w:t>
+      </w:r>
+    </w:p>
+    <w:p>
+      <w:pPr>
+        <w:pStyle w:val="ListParagraph"/>
+        <w:numPr>
+          <w:ilvl w:val="0"/>
+          <w:numId w:val="5"/>
+        </w:numPr>
+      </w:pPr>
+      <w:r>
+        <w:t>T</w:t>
+      </w:r>
+      <w:r>
+        <w:t>hanh toán</w:t>
+      </w:r>
+    </w:p>
+    <w:p>
+      <w:r>
+        <w:t xml:space="preserve">Trong bối cảnh chuyển đổi số hiện nay, </w:t>
+      </w:r>
+      <w:r>
+        <w:t>t</w:t>
+      </w:r>
+      <w:r>
+        <w:t xml:space="preserve">hương mại điện tử </w:t>
+      </w:r>
+      <w:r>
+        <w:t>đang trở thành xu hướng tất yếu đối với nhiều doanh nghiệp.</w:t>
+      </w:r>
+    </w:p>
+    <w:p>
+      <w:pPr>
+        <w:pStyle w:val="Heading2"/>
+      </w:pPr>
+      <w:r>
+        <w:t>Vai trò của TMĐT trong kinh doanh hiện đại</w:t>
+      </w:r>
+      <w:r>
+        <w:t>:</w:t>
+      </w:r>
+    </w:p>
+    <w:p>
+      <w:r>
+        <w:t>TMĐT đóng vai trò quan trọng trong hoạt động kinh doanh hiện đại nhờ những lợi ích nổi bật như:</w:t>
+      </w:r>
+    </w:p>
+    <w:p>
+      <w:pPr>
+        <w:pStyle w:val="Heading3"/>
+        <w:numPr>
+          <w:ilvl w:val="2"/>
+          <w:numId w:val="1"/>
+        </w:numPr>
+      </w:pPr>
+      <w:r>
+        <w:t>Mở rộng thị trường</w:t>
+      </w:r>
+    </w:p>
+    <w:p>
+      <w:r>
+        <w:t>Doanh nghiệp có thể tiếp cận khách hàng trên phạm vi toàn quốc hoặc quốc tế mà không cần mở thêm cửa hàng vật lý.</w:t>
+      </w:r>
+    </w:p>
+    <w:p>
+      <w:pPr>
+        <w:pStyle w:val="Heading3"/>
+        <w:numPr>
+          <w:ilvl w:val="2"/>
+          <w:numId w:val="7"/>
+        </w:numPr>
+      </w:pPr>
+      <w:r>
+        <w:t>Tiết kiệm chi phí vận hành</w:t>
+      </w:r>
+    </w:p>
+    <w:p>
+      <w:r>
+        <w:t>Việc kinh doanh trực tuyến giúp giảm chi phí thuê mặt bằng, nhân sự và nhiều chi phí quản lý truyền thống khác.</w:t>
+      </w:r>
+    </w:p>
+    <w:p>
+      <w:pPr>
+        <w:pStyle w:val="Heading3"/>
+      </w:pPr>
+      <w:r>
+        <w:t>Hoạt động liên tục 24/7</w:t>
+      </w:r>
+    </w:p>
+    <w:p/>
+    <w:p>
+      <w:r>
+        <w:lastRenderedPageBreak/>
+        <w:t>Website TMĐT có thể hoạt động mọi lúc, giúp khách hàng mua sắm thuận tiện bất kỳ thời điểm nào.</w:t>
+      </w:r>
+    </w:p>
+    <w:p>
+      <w:pPr>
+        <w:pStyle w:val="Heading3"/>
+      </w:pPr>
+      <w:r>
+        <w:t>Tăng trải nghiệm khách hàng</w:t>
+      </w:r>
+    </w:p>
+    <w:p>
+      <w:r>
+        <w:t>Khách hàng dễ dàng tìm kiếm sản phẩm, xem thông tin chi tiết, đặt hàng và thanh toán nhanh chóng.</w:t>
+      </w:r>
+    </w:p>
+    <w:p>
+      <w:pPr>
+        <w:pStyle w:val="Heading3"/>
+      </w:pPr>
+      <w:r>
+        <w:t>Hỗ trợ quản lý hiệu quả</w:t>
+      </w:r>
+    </w:p>
+    <w:p>
+      <w:r>
+        <w:t>Hệ thống giúp doanh nghiệp quản lý:</w:t>
+      </w:r>
+    </w:p>
+    <w:p>
+      <w:pPr>
+        <w:pStyle w:val="ListParagraph"/>
+        <w:numPr>
+          <w:ilvl w:val="0"/>
+          <w:numId w:val="6"/>
+        </w:numPr>
+      </w:pPr>
+      <w:r>
+        <w:t>Sản phẩm</w:t>
+      </w:r>
+    </w:p>
+    <w:p>
+      <w:pPr>
+        <w:pStyle w:val="ListParagraph"/>
+        <w:numPr>
+          <w:ilvl w:val="0"/>
+          <w:numId w:val="6"/>
+        </w:numPr>
+      </w:pPr>
+      <w:r>
+        <w:t>Đơn hàng</w:t>
+      </w:r>
+    </w:p>
+    <w:p>
+      <w:pPr>
+        <w:pStyle w:val="ListParagraph"/>
+        <w:numPr>
+          <w:ilvl w:val="0"/>
+          <w:numId w:val="6"/>
+        </w:numPr>
+      </w:pPr>
+      <w:r>
+        <w:t>Khách hàng</w:t>
+      </w:r>
+    </w:p>
+    <w:p>
+      <w:pPr>
+        <w:pStyle w:val="ListParagraph"/>
+        <w:numPr>
+          <w:ilvl w:val="0"/>
+          <w:numId w:val="6"/>
+        </w:numPr>
+      </w:pPr>
+      <w:r>
+        <w:t>Doanh thu</w:t>
+      </w:r>
+    </w:p>
+    <w:p>
+      <w:pPr>
+        <w:pStyle w:val="ListParagraph"/>
+        <w:numPr>
+          <w:ilvl w:val="0"/>
+          <w:numId w:val="6"/>
+        </w:numPr>
+      </w:pPr>
+      <w:r>
+        <w:t>Thanh toán</w:t>
+      </w:r>
+    </w:p>
+    <w:p>
+      <w:r>
+        <w:t>một cách chính xác và tự động hơn.</w:t>
+      </w:r>
+    </w:p>
+    <w:p>
+      <w:pPr>
+        <w:pStyle w:val="Heading2"/>
+      </w:pPr>
+      <w:r>
+        <w:t>Giới thiệu case GreenLife Store</w:t>
+      </w:r>
+      <w:r>
+        <w:t>:</w:t>
+      </w:r>
+    </w:p>
+    <w:p>
+      <w:pPr>
+        <w:pStyle w:val="Heading3"/>
+      </w:pPr>
+      <w:r>
+        <w:t>Giới thiệu doanh nghiệp GreenLife Store</w:t>
+      </w:r>
+      <w:r>
+        <w:t>:</w:t>
+      </w:r>
+    </w:p>
+    <w:p>
+      <w:r>
+        <w:t>GreenLife Store là một doanh nghiệp nhỏ chuyên kinh doanh các sản phẩm thân thiện với môi trường nhằm hướng đến lối sống xanh và phát triển bền vững. Các sản phẩm chính bao gồm:</w:t>
+      </w:r>
+    </w:p>
+    <w:p>
+      <w:pPr>
+        <w:pStyle w:val="ListParagraph"/>
+        <w:numPr>
+          <w:ilvl w:val="0"/>
+          <w:numId w:val="9"/>
+        </w:numPr>
+      </w:pPr>
+      <w:r>
+        <w:t>Bình nước tái sử dụng</w:t>
+      </w:r>
+    </w:p>
+    <w:p>
+      <w:pPr>
+        <w:pStyle w:val="ListParagraph"/>
+        <w:numPr>
+          <w:ilvl w:val="0"/>
+          <w:numId w:val="9"/>
+        </w:numPr>
+      </w:pPr>
+      <w:r>
+        <w:t>Túi vải thân thiện môi trường</w:t>
+      </w:r>
+    </w:p>
+    <w:p>
+      <w:pPr>
+        <w:pStyle w:val="ListParagraph"/>
+        <w:numPr>
+          <w:ilvl w:val="0"/>
+          <w:numId w:val="9"/>
+        </w:numPr>
+      </w:pPr>
+      <w:r>
+        <w:t>Ống hút tre và inox</w:t>
+      </w:r>
+    </w:p>
+    <w:p>
+      <w:pPr>
+        <w:pStyle w:val="ListParagraph"/>
+        <w:numPr>
+          <w:ilvl w:val="0"/>
+          <w:numId w:val="9"/>
+        </w:numPr>
+      </w:pPr>
+      <w:r>
+        <w:t>Mỹ phẩm thiên nhiên</w:t>
+      </w:r>
+    </w:p>
+    <w:p>
+      <w:pPr>
+        <w:pStyle w:val="ListParagraph"/>
+        <w:numPr>
+          <w:ilvl w:val="0"/>
+          <w:numId w:val="9"/>
+        </w:numPr>
+      </w:pPr>
+      <w:r>
+        <w:t>Các sản phẩm sinh hoạt xanh khác</w:t>
+      </w:r>
+    </w:p>
+    <w:p>
+      <w:r>
+        <w:t>Hiện tại, GreenLife chủ yếu bán hàng trực tiếp và qua</w:t>
+      </w:r>
+      <w:r>
+        <w:t xml:space="preserve"> </w:t>
+      </w:r>
+      <w:r>
+        <w:t>mạng xã hội, gặp nhiều hạn chế trong việc quản lý đơn</w:t>
+      </w:r>
+      <w:r>
+        <w:t xml:space="preserve"> </w:t>
+      </w:r>
+      <w:r>
+        <w:t>hàng, thanh toán và mở rộng thị trường.</w:t>
+      </w:r>
+      <w:r>
+        <w:t xml:space="preserve"> </w:t>
+      </w:r>
+      <w:r>
+        <w:t>Doanh nghiệp</w:t>
+      </w:r>
+      <w:r>
+        <w:t xml:space="preserve"> </w:t>
+      </w:r>
+      <w:r>
+        <w:t>mong muốn xây dựng một website thương mại điện tử</w:t>
+      </w:r>
+      <w:r>
+        <w:t xml:space="preserve"> </w:t>
+      </w:r>
+      <w:r>
+        <w:t>hoàn chỉnh để bán hàng trực tuyến trên phạm vi toàn quốc.</w:t>
+      </w:r>
+    </w:p>
+    <w:p>
+      <w:pPr>
+        <w:pStyle w:val="Heading3"/>
+      </w:pPr>
+      <w:r>
+        <w:lastRenderedPageBreak/>
+        <w:t>Tình hình kinh doanh hiện tại</w:t>
+      </w:r>
+    </w:p>
+    <w:p>
+      <w:r>
+        <w:t>Hiện nay, GreenLife Store chủ yếu kinh doanh thông qua:</w:t>
+      </w:r>
+    </w:p>
+    <w:p>
+      <w:pPr>
+        <w:pStyle w:val="ListParagraph"/>
+        <w:numPr>
+          <w:ilvl w:val="0"/>
+          <w:numId w:val="14"/>
+        </w:numPr>
+      </w:pPr>
+      <w:r>
+        <w:t>Cửa hàng trực tiếp</w:t>
+      </w:r>
+    </w:p>
+    <w:p>
+      <w:pPr>
+        <w:pStyle w:val="ListParagraph"/>
+        <w:numPr>
+          <w:ilvl w:val="0"/>
+          <w:numId w:val="14"/>
+        </w:numPr>
+      </w:pPr>
+      <w:r>
+        <w:t>Facebook</w:t>
+      </w:r>
+    </w:p>
+    <w:p>
+      <w:pPr>
+        <w:pStyle w:val="ListParagraph"/>
+        <w:numPr>
+          <w:ilvl w:val="0"/>
+          <w:numId w:val="14"/>
+        </w:numPr>
+      </w:pPr>
+      <w:r>
+        <w:t>Instagram</w:t>
+      </w:r>
+    </w:p>
+    <w:p>
+      <w:pPr>
+        <w:pStyle w:val="ListParagraph"/>
+        <w:numPr>
+          <w:ilvl w:val="0"/>
+          <w:numId w:val="14"/>
+        </w:numPr>
+      </w:pPr>
+      <w:r>
+        <w:t>Các kênh nhắn tin trực tuyến</w:t>
+      </w:r>
+    </w:p>
+    <w:p>
+      <w:r>
+        <w:t>Tuy nhiên, mô hình kinh doanh hiện tại còn tồn tại nhiều hạn chế:</w:t>
+      </w:r>
+    </w:p>
+    <w:p>
+      <w:pPr>
+        <w:pStyle w:val="ListParagraph"/>
+        <w:numPr>
+          <w:ilvl w:val="0"/>
+          <w:numId w:val="11"/>
+        </w:numPr>
+      </w:pPr>
+      <w:r>
+        <w:t>Khó quản lý đơn hàng số lượng lớn</w:t>
+      </w:r>
+    </w:p>
+    <w:p>
+      <w:pPr>
+        <w:pStyle w:val="ListParagraph"/>
+        <w:numPr>
+          <w:ilvl w:val="0"/>
+          <w:numId w:val="11"/>
+        </w:numPr>
+      </w:pPr>
+      <w:r>
+        <w:t>Quản lý sản phẩm thủ công</w:t>
+      </w:r>
+    </w:p>
+    <w:p>
+      <w:pPr>
+        <w:pStyle w:val="ListParagraph"/>
+        <w:numPr>
+          <w:ilvl w:val="0"/>
+          <w:numId w:val="11"/>
+        </w:numPr>
+      </w:pPr>
+      <w:r>
+        <w:t>Khó theo dõi doanh thu</w:t>
+      </w:r>
+    </w:p>
+    <w:p>
+      <w:pPr>
+        <w:pStyle w:val="ListParagraph"/>
+        <w:numPr>
+          <w:ilvl w:val="0"/>
+          <w:numId w:val="11"/>
+        </w:numPr>
+      </w:pPr>
+      <w:r>
+        <w:t>Thanh toán chưa đồng bộ</w:t>
+      </w:r>
+    </w:p>
+    <w:p>
+      <w:pPr>
+        <w:pStyle w:val="ListParagraph"/>
+        <w:numPr>
+          <w:ilvl w:val="0"/>
+          <w:numId w:val="11"/>
+        </w:numPr>
+      </w:pPr>
+      <w:r>
+        <w:t>Khó mở rộng quy mô khách hàng trên toàn quốc</w:t>
+      </w:r>
+    </w:p>
+    <w:p>
+      <w:r>
+        <w:t>Ngoài ra, việc bán hàng qua mạng xã hội khiến thông tin sản phẩm chưa được trình bày chuyên nghiệp và thiếu tính tự động hóa.</w:t>
+      </w:r>
+    </w:p>
+    <w:p>
+      <w:pPr>
+        <w:pStyle w:val="Heading3"/>
+      </w:pPr>
+      <w:r>
+        <w:t>Mục tiêu tương lai của doanh nghiệp</w:t>
+      </w:r>
+    </w:p>
+    <w:p>
+      <w:r>
+        <w:t>Trong tương lai, GreenLife Store mong muốn:</w:t>
+      </w:r>
+    </w:p>
+    <w:p>
+      <w:pPr>
+        <w:pStyle w:val="ListParagraph"/>
+        <w:numPr>
+          <w:ilvl w:val="0"/>
+          <w:numId w:val="12"/>
+        </w:numPr>
+      </w:pPr>
+      <w:r>
+        <w:t>Xây dựng thương hiệu bán hàng xanh uy tín</w:t>
+      </w:r>
+    </w:p>
+    <w:p>
+      <w:pPr>
+        <w:pStyle w:val="ListParagraph"/>
+        <w:numPr>
+          <w:ilvl w:val="0"/>
+          <w:numId w:val="12"/>
+        </w:numPr>
+      </w:pPr>
+      <w:r>
+        <w:t>Mở rộng thị trường trên phạm vi toàn quốc</w:t>
+      </w:r>
+    </w:p>
+    <w:p>
+      <w:pPr>
+        <w:pStyle w:val="ListParagraph"/>
+        <w:numPr>
+          <w:ilvl w:val="0"/>
+          <w:numId w:val="12"/>
+        </w:numPr>
+      </w:pPr>
+      <w:r>
+        <w:t>Tăng doanh số bán hàng trực tuyến</w:t>
+      </w:r>
+    </w:p>
+    <w:p>
+      <w:pPr>
+        <w:pStyle w:val="ListParagraph"/>
+        <w:numPr>
+          <w:ilvl w:val="0"/>
+          <w:numId w:val="12"/>
+        </w:numPr>
+      </w:pPr>
+      <w:r>
+        <w:t>Tự động hóa quy trình bán hàng</w:t>
+      </w:r>
+    </w:p>
+    <w:p>
+      <w:pPr>
+        <w:pStyle w:val="ListParagraph"/>
+        <w:numPr>
+          <w:ilvl w:val="0"/>
+          <w:numId w:val="12"/>
+        </w:numPr>
+      </w:pPr>
+      <w:r>
+        <w:t>Cải thiện trải nghiệm khách hàng</w:t>
+      </w:r>
+    </w:p>
+    <w:p>
+      <w:pPr>
+        <w:pStyle w:val="ListParagraph"/>
+        <w:numPr>
+          <w:ilvl w:val="0"/>
+          <w:numId w:val="12"/>
+        </w:numPr>
+      </w:pPr>
+      <w:r>
+        <w:t>Tối ưu công tác quản lý vận hành</w:t>
+      </w:r>
+    </w:p>
+    <w:p>
+      <w:pPr>
+        <w:pStyle w:val="Heading3"/>
+      </w:pPr>
+      <w:r>
+        <w:t>Lý do cần thiết xây dựng hệ thống TMĐT</w:t>
+      </w:r>
+    </w:p>
+    <w:p>
+      <w:r>
+        <w:t>Việc xây dựng website thương mại điện tử là cần thiết vì:</w:t>
+      </w:r>
+    </w:p>
+    <w:p>
+      <w:pPr>
+        <w:pStyle w:val="ListParagraph"/>
+        <w:numPr>
+          <w:ilvl w:val="0"/>
+          <w:numId w:val="13"/>
+        </w:numPr>
+      </w:pPr>
+      <w:r>
+        <w:t>Giúp doanh nghiệp hoạt động chuyên nghiệp hơn</w:t>
+      </w:r>
+    </w:p>
+    <w:p>
+      <w:pPr>
+        <w:pStyle w:val="ListParagraph"/>
+        <w:numPr>
+          <w:ilvl w:val="0"/>
+          <w:numId w:val="13"/>
+        </w:numPr>
+      </w:pPr>
+      <w:r>
+        <w:t>Tăng khả năng tiếp cận khách hàng</w:t>
+      </w:r>
+    </w:p>
+    <w:p>
+      <w:pPr>
+        <w:pStyle w:val="ListParagraph"/>
+        <w:numPr>
+          <w:ilvl w:val="0"/>
+          <w:numId w:val="13"/>
+        </w:numPr>
+      </w:pPr>
+      <w:r>
+        <w:lastRenderedPageBreak/>
+        <w:t>Hỗ trợ bán hàng trực tuyến hiệu quả</w:t>
+      </w:r>
+    </w:p>
+    <w:p>
+      <w:pPr>
+        <w:pStyle w:val="ListParagraph"/>
+        <w:numPr>
+          <w:ilvl w:val="0"/>
+          <w:numId w:val="13"/>
+        </w:numPr>
+      </w:pPr>
+      <w:r>
+        <w:t>Giảm thời gian xử lý đơn hàng</w:t>
+      </w:r>
+    </w:p>
+    <w:p>
+      <w:pPr>
+        <w:pStyle w:val="ListParagraph"/>
+        <w:numPr>
+          <w:ilvl w:val="0"/>
+          <w:numId w:val="13"/>
+        </w:numPr>
+      </w:pPr>
+      <w:r>
+        <w:t>Quản lý dữ liệu tập trung và chính xác</w:t>
+      </w:r>
+    </w:p>
+    <w:p>
+      <w:pPr>
+        <w:pStyle w:val="ListParagraph"/>
+        <w:numPr>
+          <w:ilvl w:val="0"/>
+          <w:numId w:val="13"/>
+        </w:numPr>
+      </w:pPr>
+      <w:r>
+        <w:t>Tạo lợi thế cạnh tranh trên thị trường</w:t>
+      </w:r>
+    </w:p>
+    <w:p>
+      <w:r>
+        <w:t>Hệ thống TMĐT sẽ đóng vai trò là nền tảng kinh doanh trực tuyến chính của GreenLife Store, hỗ trợ doanh nghiệp phát triển bền vững trong thời đại số.</w:t>
+      </w:r>
+    </w:p>
+    <w:p>
+      <w:r>
+        <w:br w:type="page"/>
+      </w:r>
+    </w:p>
+    <w:p/>
+    <w:p>
+      <w:pPr>
         <w:pStyle w:val="Heading1"/>
       </w:pPr>
       <w:r>
-        <w:t>GIỚI THIỆU &amp; TỔNG QUAN THƯƠNG MẠI ĐIỆN TỬ</w:t>
+        <w:t>PHÂN TÍCH MÔ HÌNH THƯƠNG MẠI ĐIỆN TỬ</w:t>
       </w:r>
     </w:p>
     <w:p/>
@@ -60,31 +1112,550 @@
         <w:pStyle w:val="Heading2"/>
       </w:pPr>
       <w:r>
-        <w:t>Khái niệm TMĐT</w:t>
+        <w:t>Phân loại mô hình TMĐT</w:t>
       </w:r>
       <w:r>
         <w:t>:</w:t>
       </w:r>
     </w:p>
+    <w:p>
+      <w:r>
+        <w:t>Một số mô hình TMĐT phổ biến hiện nay gồm:</w:t>
+      </w:r>
+    </w:p>
+    <w:p>
+      <w:pPr>
+        <w:pStyle w:val="Heading3"/>
+      </w:pPr>
+      <w:r>
+        <w:t>B2B (Business to Business)</w:t>
+      </w:r>
+    </w:p>
+    <w:p>
+      <w:r>
+        <w:t>Doanh nghiệp giao dịch với doanh nghiệp.</w:t>
+      </w:r>
+    </w:p>
+    <w:p>
+      <w:pPr>
+        <w:pStyle w:val="Heading3"/>
+      </w:pPr>
+      <w:r>
+        <w:t>B2C (Business to Consumer)</w:t>
+      </w:r>
+    </w:p>
+    <w:p>
+      <w:r>
+        <w:t>Doanh nghiệp bán hàng trực tiếp cho người tiêu dùng.</w:t>
+      </w:r>
+    </w:p>
+    <w:p>
+      <w:pPr>
+        <w:pStyle w:val="Heading3"/>
+      </w:pPr>
+      <w:r>
+        <w:t>C2C (Consumer to Consumer)</w:t>
+      </w:r>
+    </w:p>
+    <w:p>
+      <w:r>
+        <w:t>Người tiêu dùng giao dịch với nhau thông qua nền tảng trung gian.</w:t>
+      </w:r>
+    </w:p>
+    <w:p>
+      <w:pPr>
+        <w:pStyle w:val="Heading3"/>
+      </w:pPr>
+      <w:r>
+        <w:t>C2B (Consumer to Business)</w:t>
+      </w:r>
+    </w:p>
+    <w:p>
+      <w:r>
+        <w:t>Người tiêu dùng cung cấp sản phẩm hoặc dịch vụ cho doanh nghiệp.</w:t>
+      </w:r>
+    </w:p>
+    <w:p>
+      <w:pPr>
+        <w:pStyle w:val="Heading2"/>
+      </w:pPr>
+      <w:r>
+        <w:t>Lý do GreenLife lựa chọn mô hình B2C</w:t>
+      </w:r>
+      <w:r>
+        <w:t>:</w:t>
+      </w:r>
+    </w:p>
+    <w:p>
+      <w:r>
+        <w:t>GreenLife Store lựa chọn mô hình B2C vì:</w:t>
+      </w:r>
+    </w:p>
+    <w:p>
+      <w:pPr>
+        <w:pStyle w:val="ListParagraph"/>
+        <w:numPr>
+          <w:ilvl w:val="0"/>
+          <w:numId w:val="15"/>
+        </w:numPr>
+      </w:pPr>
+      <w:r>
+        <w:t>Doanh nghiệp bán trực tiếp sản phẩm cho khách hàng cá nhân</w:t>
+      </w:r>
+    </w:p>
+    <w:p>
+      <w:pPr>
+        <w:pStyle w:val="ListParagraph"/>
+        <w:numPr>
+          <w:ilvl w:val="0"/>
+          <w:numId w:val="15"/>
+        </w:numPr>
+      </w:pPr>
+      <w:r>
+        <w:t>Khách hàng có thể đặt hàng trực tuyến nhanh chóng</w:t>
+      </w:r>
+    </w:p>
+    <w:p>
+      <w:pPr>
+        <w:pStyle w:val="ListParagraph"/>
+        <w:numPr>
+          <w:ilvl w:val="0"/>
+          <w:numId w:val="15"/>
+        </w:numPr>
+      </w:pPr>
+      <w:r>
+        <w:t>Dễ xây dựng thương hiệu riêng</w:t>
+      </w:r>
+    </w:p>
+    <w:p>
+      <w:pPr>
+        <w:pStyle w:val="ListParagraph"/>
+        <w:numPr>
+          <w:ilvl w:val="0"/>
+          <w:numId w:val="15"/>
+        </w:numPr>
+      </w:pPr>
+      <w:r>
+        <w:t>Dễ triển khai các chương trình marketing và chăm sóc khách hàng</w:t>
+      </w:r>
+    </w:p>
+    <w:p>
+      <w:pPr>
+        <w:pStyle w:val="ListParagraph"/>
+        <w:numPr>
+          <w:ilvl w:val="0"/>
+          <w:numId w:val="15"/>
+        </w:numPr>
+      </w:pPr>
+      <w:r>
+        <w:t>Phù hợp với mô hình bán lẻ sản phẩm tiêu dùng</w:t>
+      </w:r>
+    </w:p>
+    <w:p>
+      <w:r>
+        <w:t>Ngoài ra, mô hình B2C giúp doanh nghiệp kiểm soát tốt hơn:</w:t>
+      </w:r>
+    </w:p>
+    <w:p>
+      <w:pPr>
+        <w:pStyle w:val="ListParagraph"/>
+        <w:numPr>
+          <w:ilvl w:val="0"/>
+          <w:numId w:val="16"/>
+        </w:numPr>
+      </w:pPr>
+      <w:r>
+        <w:t>Giá bán</w:t>
+      </w:r>
+    </w:p>
+    <w:p>
+      <w:pPr>
+        <w:pStyle w:val="ListParagraph"/>
+        <w:numPr>
+          <w:ilvl w:val="0"/>
+          <w:numId w:val="16"/>
+        </w:numPr>
+      </w:pPr>
+      <w:r>
+        <w:t>Hình ảnh thương hiệu</w:t>
+      </w:r>
+    </w:p>
+    <w:p>
+      <w:pPr>
+        <w:pStyle w:val="ListParagraph"/>
+        <w:numPr>
+          <w:ilvl w:val="0"/>
+          <w:numId w:val="16"/>
+        </w:numPr>
+      </w:pPr>
+      <w:r>
+        <w:t>Chất lượng dịch vụ</w:t>
+      </w:r>
+    </w:p>
+    <w:p>
+      <w:pPr>
+        <w:pStyle w:val="Heading2"/>
+      </w:pPr>
+      <w:r>
+        <w:t>Đối tượng khách hàng mục tiêu</w:t>
+      </w:r>
+      <w:r>
+        <w:t>:</w:t>
+      </w:r>
+    </w:p>
+    <w:p>
+      <w:r>
+        <w:t>Khách hàng mục tiêu của GreenLife Store bao gồm</w:t>
+      </w:r>
+      <w:r>
+        <w:t>:</w:t>
+      </w:r>
+    </w:p>
+    <w:p>
+      <w:pPr>
+        <w:pStyle w:val="ListParagraph"/>
+        <w:numPr>
+          <w:ilvl w:val="0"/>
+          <w:numId w:val="17"/>
+        </w:numPr>
+      </w:pPr>
+      <w:r>
+        <w:t>Học sinh, sinh viên</w:t>
+      </w:r>
+    </w:p>
+    <w:p>
+      <w:pPr>
+        <w:pStyle w:val="ListParagraph"/>
+        <w:numPr>
+          <w:ilvl w:val="0"/>
+          <w:numId w:val="17"/>
+        </w:numPr>
+      </w:pPr>
+      <w:r>
+        <w:lastRenderedPageBreak/>
+        <w:t>Nhân viên văn phòng</w:t>
+      </w:r>
+    </w:p>
+    <w:p>
+      <w:pPr>
+        <w:pStyle w:val="ListParagraph"/>
+        <w:numPr>
+          <w:ilvl w:val="0"/>
+          <w:numId w:val="17"/>
+        </w:numPr>
+      </w:pPr>
+      <w:r>
+        <w:t>Người quan tâm đến bảo vệ môi trường</w:t>
+      </w:r>
+    </w:p>
+    <w:p>
+      <w:pPr>
+        <w:pStyle w:val="ListParagraph"/>
+        <w:numPr>
+          <w:ilvl w:val="0"/>
+          <w:numId w:val="17"/>
+        </w:numPr>
+      </w:pPr>
+      <w:r>
+        <w:t>Người theo đuổi lối sống xanh</w:t>
+      </w:r>
+    </w:p>
+    <w:p>
+      <w:pPr>
+        <w:pStyle w:val="ListParagraph"/>
+        <w:numPr>
+          <w:ilvl w:val="0"/>
+          <w:numId w:val="17"/>
+        </w:numPr>
+      </w:pPr>
+      <w:r>
+        <w:t>Khách hàng yêu thích sản phẩm thiên nhiên</w:t>
+      </w:r>
+    </w:p>
+    <w:p>
+      <w:r>
+        <w:t>Độ tuổi khách hàng chủ yếu từ 18 – 35 tuổi, thường xuyên sử dụng Internet và mua sắm trực tuyến.</w:t>
+      </w:r>
+    </w:p>
     <w:p/>
     <w:p>
+      <w:r>
+        <w:br w:type="page"/>
+      </w:r>
+    </w:p>
+    <w:p/>
+    <w:p>
+      <w:pPr>
+        <w:pStyle w:val="Heading1"/>
+      </w:pPr>
+      <w:r>
+        <w:t>PHÂN TÍCH HỆ THỐNG &amp; CƠ SỞ HẠ TẦNG</w:t>
+      </w:r>
+    </w:p>
+    <w:p/>
+    <w:p>
       <w:pPr>
         <w:pStyle w:val="Heading2"/>
       </w:pPr>
       <w:r>
-        <w:t>Vai trò của TMĐT trong kinh doanh hiện đại</w:t>
+        <w:t>Kiến trúc tổng thể hệ thống</w:t>
       </w:r>
       <w:r>
         <w:t>:</w:t>
       </w:r>
     </w:p>
-    <w:p/>
+    <w:p>
+      <w:r>
+        <w:t>Hệ thống TMĐT GreenLife Store được xây dựng theo mô hình Client – Server gồm:</w:t>
+      </w:r>
+    </w:p>
+    <w:p>
+      <w:pPr>
+        <w:pStyle w:val="Heading3"/>
+      </w:pPr>
+      <w:r>
+        <w:t>Người dùng (Client)</w:t>
+      </w:r>
+    </w:p>
+    <w:p>
+      <w:r>
+        <w:t>Khách hàng truy cập website bằng:</w:t>
+      </w:r>
+    </w:p>
+    <w:p>
+      <w:pPr>
+        <w:pStyle w:val="ListParagraph"/>
+        <w:numPr>
+          <w:ilvl w:val="0"/>
+          <w:numId w:val="18"/>
+        </w:numPr>
+      </w:pPr>
+      <w:r>
+        <w:t>Máy tính</w:t>
+      </w:r>
+    </w:p>
+    <w:p>
+      <w:pPr>
+        <w:pStyle w:val="ListParagraph"/>
+        <w:numPr>
+          <w:ilvl w:val="0"/>
+          <w:numId w:val="18"/>
+        </w:numPr>
+      </w:pPr>
+      <w:r>
+        <w:t>Điện thoại</w:t>
+      </w:r>
+    </w:p>
+    <w:p>
+      <w:pPr>
+        <w:pStyle w:val="ListParagraph"/>
+        <w:numPr>
+          <w:ilvl w:val="0"/>
+          <w:numId w:val="18"/>
+        </w:numPr>
+      </w:pPr>
+      <w:r>
+        <w:t>Máy tính bảng</w:t>
+      </w:r>
+    </w:p>
+    <w:p>
+      <w:r>
+        <w:t>để:</w:t>
+      </w:r>
+    </w:p>
+    <w:p>
+      <w:pPr>
+        <w:pStyle w:val="ListParagraph"/>
+        <w:numPr>
+          <w:ilvl w:val="0"/>
+          <w:numId w:val="19"/>
+        </w:numPr>
+      </w:pPr>
+      <w:r>
+        <w:t>Xem sản phẩm</w:t>
+      </w:r>
+    </w:p>
+    <w:p>
+      <w:pPr>
+        <w:pStyle w:val="ListParagraph"/>
+        <w:numPr>
+          <w:ilvl w:val="0"/>
+          <w:numId w:val="19"/>
+        </w:numPr>
+      </w:pPr>
+      <w:r>
+        <w:t>Đặt hàng</w:t>
+      </w:r>
+    </w:p>
+    <w:p>
+      <w:pPr>
+        <w:pStyle w:val="ListParagraph"/>
+        <w:numPr>
+          <w:ilvl w:val="0"/>
+          <w:numId w:val="19"/>
+        </w:numPr>
+      </w:pPr>
+      <w:r>
+        <w:t>Thanh toán</w:t>
+      </w:r>
+    </w:p>
+    <w:p>
+      <w:pPr>
+        <w:pStyle w:val="ListParagraph"/>
+        <w:numPr>
+          <w:ilvl w:val="0"/>
+          <w:numId w:val="19"/>
+        </w:numPr>
+      </w:pPr>
+      <w:r>
+        <w:t>Theo dõi đơn hàng</w:t>
+      </w:r>
+    </w:p>
+    <w:p>
+      <w:pPr>
+        <w:pStyle w:val="Heading3"/>
+      </w:pPr>
+      <w:r>
+        <w:t>Máy chủ hệ thống (Server)</w:t>
+      </w:r>
+    </w:p>
+    <w:p>
+      <w:r>
+        <w:t>Máy chủ xử lý:</w:t>
+      </w:r>
+    </w:p>
+    <w:p>
+      <w:pPr>
+        <w:pStyle w:val="ListParagraph"/>
+        <w:numPr>
+          <w:ilvl w:val="0"/>
+          <w:numId w:val="20"/>
+        </w:numPr>
+      </w:pPr>
+      <w:r>
+        <w:t>Yêu cầu từ người dùng</w:t>
+      </w:r>
+    </w:p>
+    <w:p>
+      <w:pPr>
+        <w:pStyle w:val="ListParagraph"/>
+        <w:numPr>
+          <w:ilvl w:val="0"/>
+          <w:numId w:val="20"/>
+        </w:numPr>
+      </w:pPr>
+      <w:r>
+        <w:t>Quản lý dữ liệu</w:t>
+      </w:r>
+    </w:p>
+    <w:p>
+      <w:pPr>
+        <w:pStyle w:val="ListParagraph"/>
+        <w:numPr>
+          <w:ilvl w:val="0"/>
+          <w:numId w:val="20"/>
+        </w:numPr>
+      </w:pPr>
+      <w:r>
+        <w:t>Xử lý thanh toán</w:t>
+      </w:r>
+    </w:p>
+    <w:p>
+      <w:pPr>
+        <w:pStyle w:val="ListParagraph"/>
+        <w:numPr>
+          <w:ilvl w:val="0"/>
+          <w:numId w:val="20"/>
+        </w:numPr>
+      </w:pPr>
+      <w:r>
+        <w:t>Quản lý đơn hàng</w:t>
+      </w:r>
+    </w:p>
+    <w:p>
+      <w:pPr>
+        <w:pStyle w:val="ListParagraph"/>
+        <w:numPr>
+          <w:ilvl w:val="0"/>
+          <w:numId w:val="20"/>
+        </w:numPr>
+      </w:pPr>
+      <w:r>
+        <w:t>Cơ sở dữ liệu</w:t>
+      </w:r>
+    </w:p>
+    <w:p>
+      <w:r>
+        <w:t>Lưu trữ:</w:t>
+      </w:r>
+    </w:p>
+    <w:p>
+      <w:pPr>
+        <w:pStyle w:val="ListParagraph"/>
+        <w:numPr>
+          <w:ilvl w:val="0"/>
+          <w:numId w:val="21"/>
+        </w:numPr>
+      </w:pPr>
+      <w:r>
+        <w:t>Thông tin sản phẩm</w:t>
+      </w:r>
+    </w:p>
+    <w:p>
+      <w:pPr>
+        <w:pStyle w:val="ListParagraph"/>
+        <w:numPr>
+          <w:ilvl w:val="0"/>
+          <w:numId w:val="21"/>
+        </w:numPr>
+      </w:pPr>
+      <w:r>
+        <w:t>Tài khoản người dùng</w:t>
+      </w:r>
+    </w:p>
+    <w:p>
+      <w:pPr>
+        <w:pStyle w:val="ListParagraph"/>
+        <w:numPr>
+          <w:ilvl w:val="0"/>
+          <w:numId w:val="21"/>
+        </w:numPr>
+      </w:pPr>
+      <w:r>
+        <w:t>Đơn hàng</w:t>
+      </w:r>
+    </w:p>
+    <w:p>
+      <w:pPr>
+        <w:pStyle w:val="ListParagraph"/>
+        <w:numPr>
+          <w:ilvl w:val="0"/>
+          <w:numId w:val="21"/>
+        </w:numPr>
+      </w:pPr>
+      <w:r>
+        <w:lastRenderedPageBreak/>
+        <w:t>Thanh toán</w:t>
+      </w:r>
+    </w:p>
+    <w:p>
+      <w:pPr>
+        <w:pStyle w:val="ListParagraph"/>
+        <w:numPr>
+          <w:ilvl w:val="0"/>
+          <w:numId w:val="21"/>
+        </w:numPr>
+      </w:pPr>
+      <w:r>
+        <w:t>Thống kê doanh thu</w:t>
+      </w:r>
+    </w:p>
     <w:p>
       <w:pPr>
         <w:pStyle w:val="Heading2"/>
       </w:pPr>
       <w:r>
-        <w:t>Giới thiệu case GreenLife Store</w:t>
+        <w:t>Công nghệ sử dụng</w:t>
       </w:r>
       <w:r>
         <w:t>:</w:t>
@@ -92,107 +1663,279 @@
     </w:p>
     <w:p>
       <w:r>
-        <w:t>Mô tả chung về doanh nghiệp,tình hình kinh doanh hiện tại, mục</w:t>
-      </w:r>
-      <w:r>
-        <w:t xml:space="preserve"> </w:t>
+        <w:t>Hệ thống GreenLife Store sử dụng cá</w:t>
       </w:r>
       <w:bookmarkStart w:id="0" w:name="_GoBack"/>
       <w:bookmarkEnd w:id="0"/>
       <w:r>
-        <w:t>tiêu tương lai, lý do cần thiết xây dựng hệ thống TMĐT (giả định)</w:t>
-      </w:r>
-    </w:p>
-    <w:p>
-      <w:r>
-        <w:br w:type="page"/>
-      </w:r>
-    </w:p>
-    <w:p/>
-    <w:p>
-      <w:pPr>
-        <w:pStyle w:val="Heading1"/>
-      </w:pPr>
-      <w:r>
-        <w:t>PHÂN TÍCH MÔ HÌNH THƯƠNG MẠI ĐIỆN TỬ</w:t>
-      </w:r>
-    </w:p>
-    <w:p/>
-    <w:p>
-      <w:pPr>
-        <w:pStyle w:val="Heading2"/>
-      </w:pPr>
-      <w:r>
-        <w:t>Phân loại mô hình TMĐT</w:t>
-      </w:r>
-      <w:r>
-        <w:t>:</w:t>
-      </w:r>
-    </w:p>
-    <w:p/>
-    <w:p>
-      <w:pPr>
-        <w:pStyle w:val="Heading2"/>
-      </w:pPr>
-      <w:r>
-        <w:t>Lý do GreenLife lựa chọn mô hình B2C</w:t>
-      </w:r>
-      <w:r>
-        <w:t>:</w:t>
-      </w:r>
-    </w:p>
-    <w:p/>
-    <w:p>
-      <w:pPr>
-        <w:pStyle w:val="Heading2"/>
-      </w:pPr>
-      <w:r>
-        <w:t>Đối tượng khách hàng mục tiêu</w:t>
-      </w:r>
-      <w:r>
-        <w:t>:</w:t>
-      </w:r>
-    </w:p>
-    <w:p/>
-    <w:p>
-      <w:r>
-        <w:br w:type="page"/>
-      </w:r>
-    </w:p>
-    <w:p/>
-    <w:p>
-      <w:pPr>
-        <w:pStyle w:val="Heading1"/>
-      </w:pPr>
-      <w:r>
-        <w:t>PHÂN TÍCH HỆ THỐNG &amp; CƠ SỞ HẠ TẦNG</w:t>
-      </w:r>
-    </w:p>
-    <w:p/>
-    <w:p>
-      <w:pPr>
-        <w:pStyle w:val="Heading2"/>
-      </w:pPr>
-      <w:r>
-        <w:t>Kiến trúc tổng thể hệ thống</w:t>
-      </w:r>
-      <w:r>
-        <w:t>:</w:t>
-      </w:r>
-    </w:p>
-    <w:p/>
-    <w:p>
-      <w:pPr>
-        <w:pStyle w:val="Heading2"/>
-      </w:pPr>
-      <w:r>
-        <w:t>Công nghệ sử dụng</w:t>
-      </w:r>
-      <w:r>
-        <w:t>:</w:t>
-      </w:r>
-    </w:p>
-    <w:p/>
+        <w:t>c công nghệ chính sau:</w:t>
+      </w:r>
+    </w:p>
+    <w:p>
+      <w:pPr>
+        <w:pStyle w:val="Heading3"/>
+      </w:pPr>
+      <w:r>
+        <w:t>Frontend</w:t>
+      </w:r>
+    </w:p>
+    <w:p>
+      <w:pPr>
+        <w:pStyle w:val="ListParagraph"/>
+        <w:numPr>
+          <w:ilvl w:val="0"/>
+          <w:numId w:val="24"/>
+        </w:numPr>
+      </w:pPr>
+      <w:r>
+        <w:t>HTML</w:t>
+      </w:r>
+    </w:p>
+    <w:p>
+      <w:pPr>
+        <w:pStyle w:val="ListParagraph"/>
+        <w:numPr>
+          <w:ilvl w:val="0"/>
+          <w:numId w:val="24"/>
+        </w:numPr>
+      </w:pPr>
+      <w:r>
+        <w:t>CSS</w:t>
+      </w:r>
+    </w:p>
+    <w:p>
+      <w:pPr>
+        <w:pStyle w:val="ListParagraph"/>
+        <w:numPr>
+          <w:ilvl w:val="0"/>
+          <w:numId w:val="24"/>
+        </w:numPr>
+      </w:pPr>
+      <w:r>
+        <w:t>JavaScript</w:t>
+      </w:r>
+    </w:p>
+    <w:p>
+      <w:pPr>
+        <w:pStyle w:val="ListParagraph"/>
+        <w:numPr>
+          <w:ilvl w:val="0"/>
+          <w:numId w:val="24"/>
+        </w:numPr>
+      </w:pPr>
+      <w:r>
+        <w:t>TailwindCSS</w:t>
+      </w:r>
+    </w:p>
+    <w:p>
+      <w:pPr>
+        <w:pStyle w:val="Heading3"/>
+      </w:pPr>
+      <w:r>
+        <w:t>Backend</w:t>
+      </w:r>
+    </w:p>
+    <w:p>
+      <w:pPr>
+        <w:pStyle w:val="ListParagraph"/>
+        <w:numPr>
+          <w:ilvl w:val="0"/>
+          <w:numId w:val="23"/>
+        </w:numPr>
+      </w:pPr>
+      <w:r>
+        <w:t>PHP</w:t>
+      </w:r>
+    </w:p>
+    <w:p>
+      <w:pPr>
+        <w:pStyle w:val="ListParagraph"/>
+        <w:numPr>
+          <w:ilvl w:val="0"/>
+          <w:numId w:val="23"/>
+        </w:numPr>
+      </w:pPr>
+      <w:r>
+        <w:t>Laravel Framework</w:t>
+      </w:r>
+    </w:p>
+    <w:p>
+      <w:pPr>
+        <w:pStyle w:val="Heading3"/>
+      </w:pPr>
+      <w:r>
+        <w:t>Laravel hỗ trợ:</w:t>
+      </w:r>
+    </w:p>
+    <w:p>
+      <w:pPr>
+        <w:pStyle w:val="ListParagraph"/>
+        <w:numPr>
+          <w:ilvl w:val="0"/>
+          <w:numId w:val="22"/>
+        </w:numPr>
+      </w:pPr>
+      <w:r>
+        <w:t>Routing</w:t>
+      </w:r>
+    </w:p>
+    <w:p>
+      <w:pPr>
+        <w:pStyle w:val="ListParagraph"/>
+        <w:numPr>
+          <w:ilvl w:val="0"/>
+          <w:numId w:val="22"/>
+        </w:numPr>
+      </w:pPr>
+      <w:r>
+        <w:t>Authentication</w:t>
+      </w:r>
+    </w:p>
+    <w:p>
+      <w:pPr>
+        <w:pStyle w:val="ListParagraph"/>
+        <w:numPr>
+          <w:ilvl w:val="0"/>
+          <w:numId w:val="22"/>
+        </w:numPr>
+      </w:pPr>
+      <w:r>
+        <w:t>ORM</w:t>
+      </w:r>
+    </w:p>
+    <w:p>
+      <w:pPr>
+        <w:pStyle w:val="ListParagraph"/>
+        <w:numPr>
+          <w:ilvl w:val="0"/>
+          <w:numId w:val="22"/>
+        </w:numPr>
+      </w:pPr>
+      <w:r>
+        <w:t>Validation</w:t>
+      </w:r>
+    </w:p>
+    <w:p>
+      <w:pPr>
+        <w:pStyle w:val="ListParagraph"/>
+        <w:numPr>
+          <w:ilvl w:val="0"/>
+          <w:numId w:val="22"/>
+        </w:numPr>
+      </w:pPr>
+      <w:r>
+        <w:t>Bảo mật hệ thống</w:t>
+      </w:r>
+    </w:p>
+    <w:p>
+      <w:pPr>
+        <w:pStyle w:val="Heading3"/>
+      </w:pPr>
+      <w:r>
+        <w:t>Cơ sở dữ liệu</w:t>
+      </w:r>
+    </w:p>
+    <w:p>
+      <w:pPr>
+        <w:pStyle w:val="ListParagraph"/>
+        <w:numPr>
+          <w:ilvl w:val="0"/>
+          <w:numId w:val="27"/>
+        </w:numPr>
+      </w:pPr>
+      <w:r>
+        <w:t>MySQL</w:t>
+      </w:r>
+    </w:p>
+    <w:p>
+      <w:pPr>
+        <w:pStyle w:val="Heading3"/>
+      </w:pPr>
+      <w:r>
+        <w:t>Thanh toán trực tuyến</w:t>
+      </w:r>
+    </w:p>
+    <w:p>
+      <w:pPr>
+        <w:pStyle w:val="ListParagraph"/>
+        <w:numPr>
+          <w:ilvl w:val="0"/>
+          <w:numId w:val="26"/>
+        </w:numPr>
+      </w:pPr>
+      <w:r>
+        <w:t>VNPay</w:t>
+      </w:r>
+    </w:p>
+    <w:p>
+      <w:pPr>
+        <w:pStyle w:val="Heading3"/>
+      </w:pPr>
+      <w:r>
+        <w:t>Công cụ hỗ trợ phát triển</w:t>
+      </w:r>
+    </w:p>
+    <w:p>
+      <w:pPr>
+        <w:pStyle w:val="ListParagraph"/>
+        <w:numPr>
+          <w:ilvl w:val="0"/>
+          <w:numId w:val="25"/>
+        </w:numPr>
+      </w:pPr>
+      <w:r>
+        <w:t>Git &amp; GitHub</w:t>
+      </w:r>
+    </w:p>
+    <w:p>
+      <w:pPr>
+        <w:pStyle w:val="ListParagraph"/>
+        <w:numPr>
+          <w:ilvl w:val="0"/>
+          <w:numId w:val="25"/>
+        </w:numPr>
+      </w:pPr>
+      <w:r>
+        <w:t>Visual Studio Code</w:t>
+      </w:r>
+    </w:p>
+    <w:p>
+      <w:pPr>
+        <w:pStyle w:val="ListParagraph"/>
+        <w:numPr>
+          <w:ilvl w:val="0"/>
+          <w:numId w:val="25"/>
+        </w:numPr>
+      </w:pPr>
+      <w:r>
+        <w:t>Ngrok (hỗ trợ testing thanh toán online)</w:t>
+      </w:r>
+    </w:p>
+    <w:p>
+      <w:pPr>
+        <w:pStyle w:val="ListParagraph"/>
+        <w:numPr>
+          <w:ilvl w:val="0"/>
+          <w:numId w:val="25"/>
+        </w:numPr>
+      </w:pPr>
+      <w:r>
+        <w:lastRenderedPageBreak/>
+        <w:t>Composer</w:t>
+      </w:r>
+    </w:p>
+    <w:p>
+      <w:pPr>
+        <w:pStyle w:val="ListParagraph"/>
+        <w:numPr>
+          <w:ilvl w:val="0"/>
+          <w:numId w:val="25"/>
+        </w:numPr>
+      </w:pPr>
+      <w:r>
+        <w:t>Node.js &amp; Vite</w:t>
+      </w:r>
+    </w:p>
     <w:p>
       <w:pPr>
         <w:pStyle w:val="Heading2"/>
@@ -459,12 +2202,1838 @@
 </w:document>
 </file>
 
+<file path=word/footer1.xml><?xml version="1.0" encoding="utf-8"?>
+<w:ftr xmlns:wpc="http://schemas.microsoft.com/office/word/2010/wordprocessingCanvas" xmlns:cx="http://schemas.microsoft.com/office/drawing/2014/chartex" xmlns:cx1="http://schemas.microsoft.com/office/drawing/2015/9/8/chartex" xmlns:cx2="http://schemas.microsoft.com/office/drawing/2015/10/21/chartex" xmlns:cx3="http://schemas.microsoft.com/office/drawing/2016/5/9/chartex" xmlns:cx4="http://schemas.microsoft.com/office/drawing/2016/5/10/chartex" xmlns:cx5="http://schemas.microsoft.com/office/drawing/2016/5/11/chartex" xmlns:cx6="http://schemas.microsoft.com/office/drawing/2016/5/12/chartex" xmlns:cx7="http://schemas.microsoft.com/office/drawing/2016/5/13/chartex" xmlns:cx8="http://schemas.microsoft.com/office/drawing/2016/5/14/chartex" xmlns:mc="http://schemas.openxmlformats.org/markup-compatibility/2006" xmlns:aink="http://schemas.microsoft.com/office/drawing/2016/ink" xmlns:am3d="http://schemas.microsoft.com/office/drawing/2017/model3d" xmlns:o="urn:schemas-microsoft-com:office:office" xmlns:r="http://schemas.openxmlformats.org/officeDocument/2006/relationships" xmlns:m="http://schemas.openxmlformats.org/officeDocument/2006/math" xmlns:v="urn:schemas-microsoft-com:vml" xmlns:wp14="http://schemas.microsoft.com/office/word/2010/wordprocessingDrawing" xmlns:wp="http://schemas.openxmlformats.org/drawingml/2006/wordprocessingDrawing" xmlns:w10="urn:schemas-microsoft-com:office:word" xmlns:w="http://schemas.openxmlformats.org/wordprocessingml/2006/main" xmlns:w14="http://schemas.microsoft.com/office/word/2010/wordml" xmlns:w15="http://schemas.microsoft.com/office/word/2012/wordml" xmlns:w16cid="http://schemas.microsoft.com/office/word/2016/wordml/cid" xmlns:w16se="http://schemas.microsoft.com/office/word/2015/wordml/symex" xmlns:wpg="http://schemas.microsoft.com/office/word/2010/wordprocessingGroup" xmlns:wpi="http://schemas.microsoft.com/office/word/2010/wordprocessingInk" xmlns:wne="http://schemas.microsoft.com/office/word/2006/wordml" xmlns:wps="http://schemas.microsoft.com/office/word/2010/wordprocessingShape" mc:Ignorable="w14 w15 w16se w16cid wp14">
+  <w:p>
+    <w:pPr>
+      <w:pStyle w:val="Footer"/>
+      <w:jc w:val="right"/>
+    </w:pPr>
+  </w:p>
+  <w:p>
+    <w:pPr>
+      <w:pStyle w:val="Footer"/>
+    </w:pPr>
+  </w:p>
+</w:ftr>
+</file>
+
 <file path=word/numbering.xml><?xml version="1.0" encoding="utf-8"?>
 <w:numbering xmlns:wpc="http://schemas.microsoft.com/office/word/2010/wordprocessingCanvas" xmlns:cx="http://schemas.microsoft.com/office/drawing/2014/chartex" xmlns:cx1="http://schemas.microsoft.com/office/drawing/2015/9/8/chartex" xmlns:cx2="http://schemas.microsoft.com/office/drawing/2015/10/21/chartex" xmlns:cx3="http://schemas.microsoft.com/office/drawing/2016/5/9/chartex" xmlns:cx4="http://schemas.microsoft.com/office/drawing/2016/5/10/chartex" xmlns:cx5="http://schemas.microsoft.com/office/drawing/2016/5/11/chartex" xmlns:cx6="http://schemas.microsoft.com/office/drawing/2016/5/12/chartex" xmlns:cx7="http://schemas.microsoft.com/office/drawing/2016/5/13/chartex" xmlns:cx8="http://schemas.microsoft.com/office/drawing/2016/5/14/chartex" xmlns:mc="http://schemas.openxmlformats.org/markup-compatibility/2006" xmlns:aink="http://schemas.microsoft.com/office/drawing/2016/ink" xmlns:am3d="http://schemas.microsoft.com/office/drawing/2017/model3d" xmlns:o="urn:schemas-microsoft-com:office:office" xmlns:r="http://schemas.openxmlformats.org/officeDocument/2006/relationships" xmlns:m="http://schemas.openxmlformats.org/officeDocument/2006/math" xmlns:v="urn:schemas-microsoft-com:vml" xmlns:wp14="http://schemas.microsoft.com/office/word/2010/wordprocessingDrawing" xmlns:wp="http://schemas.openxmlformats.org/drawingml/2006/wordprocessingDrawing" xmlns:w10="urn:schemas-microsoft-com:office:word" xmlns:w="http://schemas.openxmlformats.org/wordprocessingml/2006/main" xmlns:w14="http://schemas.microsoft.com/office/word/2010/wordml" xmlns:w15="http://schemas.microsoft.com/office/word/2012/wordml" xmlns:w16cid="http://schemas.microsoft.com/office/word/2016/wordml/cid" xmlns:w16se="http://schemas.microsoft.com/office/word/2015/wordml/symex" xmlns:wpg="http://schemas.microsoft.com/office/word/2010/wordprocessingGroup" xmlns:wpi="http://schemas.microsoft.com/office/word/2010/wordprocessingInk" xmlns:wne="http://schemas.microsoft.com/office/word/2006/wordml" xmlns:wps="http://schemas.microsoft.com/office/word/2010/wordprocessingShape" mc:Ignorable="w14 w15 w16se w16cid wp14">
   <w:abstractNum w:abstractNumId="0" w15:restartNumberingAfterBreak="0">
+    <w:nsid w:val="01A11D4F"/>
+    <w:multiLevelType w:val="hybridMultilevel"/>
+    <w:tmpl w:val="499C57A6"/>
+    <w:lvl w:ilvl="0" w:tplc="04090001">
+      <w:start w:val="1"/>
+      <w:numFmt w:val="bullet"/>
+      <w:lvlText w:val=""/>
+      <w:lvlJc w:val="left"/>
+      <w:pPr>
+        <w:ind w:left="720" w:hanging="360"/>
+      </w:pPr>
+      <w:rPr>
+        <w:rFonts w:ascii="Symbol" w:hAnsi="Symbol" w:hint="default"/>
+      </w:rPr>
+    </w:lvl>
+    <w:lvl w:ilvl="1" w:tplc="04090003" w:tentative="1">
+      <w:start w:val="1"/>
+      <w:numFmt w:val="bullet"/>
+      <w:lvlText w:val="o"/>
+      <w:lvlJc w:val="left"/>
+      <w:pPr>
+        <w:ind w:left="1440" w:hanging="360"/>
+      </w:pPr>
+      <w:rPr>
+        <w:rFonts w:ascii="Courier New" w:hAnsi="Courier New" w:cs="Courier New" w:hint="default"/>
+      </w:rPr>
+    </w:lvl>
+    <w:lvl w:ilvl="2" w:tplc="04090005" w:tentative="1">
+      <w:start w:val="1"/>
+      <w:numFmt w:val="bullet"/>
+      <w:lvlText w:val=""/>
+      <w:lvlJc w:val="left"/>
+      <w:pPr>
+        <w:ind w:left="2160" w:hanging="360"/>
+      </w:pPr>
+      <w:rPr>
+        <w:rFonts w:ascii="Wingdings" w:hAnsi="Wingdings" w:hint="default"/>
+      </w:rPr>
+    </w:lvl>
+    <w:lvl w:ilvl="3" w:tplc="04090001" w:tentative="1">
+      <w:start w:val="1"/>
+      <w:numFmt w:val="bullet"/>
+      <w:lvlText w:val=""/>
+      <w:lvlJc w:val="left"/>
+      <w:pPr>
+        <w:ind w:left="2880" w:hanging="360"/>
+      </w:pPr>
+      <w:rPr>
+        <w:rFonts w:ascii="Symbol" w:hAnsi="Symbol" w:hint="default"/>
+      </w:rPr>
+    </w:lvl>
+    <w:lvl w:ilvl="4" w:tplc="04090003" w:tentative="1">
+      <w:start w:val="1"/>
+      <w:numFmt w:val="bullet"/>
+      <w:lvlText w:val="o"/>
+      <w:lvlJc w:val="left"/>
+      <w:pPr>
+        <w:ind w:left="3600" w:hanging="360"/>
+      </w:pPr>
+      <w:rPr>
+        <w:rFonts w:ascii="Courier New" w:hAnsi="Courier New" w:cs="Courier New" w:hint="default"/>
+      </w:rPr>
+    </w:lvl>
+    <w:lvl w:ilvl="5" w:tplc="04090005" w:tentative="1">
+      <w:start w:val="1"/>
+      <w:numFmt w:val="bullet"/>
+      <w:lvlText w:val=""/>
+      <w:lvlJc w:val="left"/>
+      <w:pPr>
+        <w:ind w:left="4320" w:hanging="360"/>
+      </w:pPr>
+      <w:rPr>
+        <w:rFonts w:ascii="Wingdings" w:hAnsi="Wingdings" w:hint="default"/>
+      </w:rPr>
+    </w:lvl>
+    <w:lvl w:ilvl="6" w:tplc="04090001" w:tentative="1">
+      <w:start w:val="1"/>
+      <w:numFmt w:val="bullet"/>
+      <w:lvlText w:val=""/>
+      <w:lvlJc w:val="left"/>
+      <w:pPr>
+        <w:ind w:left="5040" w:hanging="360"/>
+      </w:pPr>
+      <w:rPr>
+        <w:rFonts w:ascii="Symbol" w:hAnsi="Symbol" w:hint="default"/>
+      </w:rPr>
+    </w:lvl>
+    <w:lvl w:ilvl="7" w:tplc="04090003" w:tentative="1">
+      <w:start w:val="1"/>
+      <w:numFmt w:val="bullet"/>
+      <w:lvlText w:val="o"/>
+      <w:lvlJc w:val="left"/>
+      <w:pPr>
+        <w:ind w:left="5760" w:hanging="360"/>
+      </w:pPr>
+      <w:rPr>
+        <w:rFonts w:ascii="Courier New" w:hAnsi="Courier New" w:cs="Courier New" w:hint="default"/>
+      </w:rPr>
+    </w:lvl>
+    <w:lvl w:ilvl="8" w:tplc="04090005" w:tentative="1">
+      <w:start w:val="1"/>
+      <w:numFmt w:val="bullet"/>
+      <w:lvlText w:val=""/>
+      <w:lvlJc w:val="left"/>
+      <w:pPr>
+        <w:ind w:left="6480" w:hanging="360"/>
+      </w:pPr>
+      <w:rPr>
+        <w:rFonts w:ascii="Wingdings" w:hAnsi="Wingdings" w:hint="default"/>
+      </w:rPr>
+    </w:lvl>
+  </w:abstractNum>
+  <w:abstractNum w:abstractNumId="1" w15:restartNumberingAfterBreak="0">
+    <w:nsid w:val="029D6CFF"/>
+    <w:multiLevelType w:val="hybridMultilevel"/>
+    <w:tmpl w:val="109E033A"/>
+    <w:lvl w:ilvl="0" w:tplc="04090001">
+      <w:start w:val="1"/>
+      <w:numFmt w:val="bullet"/>
+      <w:lvlText w:val=""/>
+      <w:lvlJc w:val="left"/>
+      <w:pPr>
+        <w:ind w:left="720" w:hanging="360"/>
+      </w:pPr>
+      <w:rPr>
+        <w:rFonts w:ascii="Symbol" w:hAnsi="Symbol" w:hint="default"/>
+      </w:rPr>
+    </w:lvl>
+    <w:lvl w:ilvl="1" w:tplc="04090003" w:tentative="1">
+      <w:start w:val="1"/>
+      <w:numFmt w:val="bullet"/>
+      <w:lvlText w:val="o"/>
+      <w:lvlJc w:val="left"/>
+      <w:pPr>
+        <w:ind w:left="1440" w:hanging="360"/>
+      </w:pPr>
+      <w:rPr>
+        <w:rFonts w:ascii="Courier New" w:hAnsi="Courier New" w:cs="Courier New" w:hint="default"/>
+      </w:rPr>
+    </w:lvl>
+    <w:lvl w:ilvl="2" w:tplc="04090005" w:tentative="1">
+      <w:start w:val="1"/>
+      <w:numFmt w:val="bullet"/>
+      <w:lvlText w:val=""/>
+      <w:lvlJc w:val="left"/>
+      <w:pPr>
+        <w:ind w:left="2160" w:hanging="360"/>
+      </w:pPr>
+      <w:rPr>
+        <w:rFonts w:ascii="Wingdings" w:hAnsi="Wingdings" w:hint="default"/>
+      </w:rPr>
+    </w:lvl>
+    <w:lvl w:ilvl="3" w:tplc="04090001" w:tentative="1">
+      <w:start w:val="1"/>
+      <w:numFmt w:val="bullet"/>
+      <w:lvlText w:val=""/>
+      <w:lvlJc w:val="left"/>
+      <w:pPr>
+        <w:ind w:left="2880" w:hanging="360"/>
+      </w:pPr>
+      <w:rPr>
+        <w:rFonts w:ascii="Symbol" w:hAnsi="Symbol" w:hint="default"/>
+      </w:rPr>
+    </w:lvl>
+    <w:lvl w:ilvl="4" w:tplc="04090003" w:tentative="1">
+      <w:start w:val="1"/>
+      <w:numFmt w:val="bullet"/>
+      <w:lvlText w:val="o"/>
+      <w:lvlJc w:val="left"/>
+      <w:pPr>
+        <w:ind w:left="3600" w:hanging="360"/>
+      </w:pPr>
+      <w:rPr>
+        <w:rFonts w:ascii="Courier New" w:hAnsi="Courier New" w:cs="Courier New" w:hint="default"/>
+      </w:rPr>
+    </w:lvl>
+    <w:lvl w:ilvl="5" w:tplc="04090005" w:tentative="1">
+      <w:start w:val="1"/>
+      <w:numFmt w:val="bullet"/>
+      <w:lvlText w:val=""/>
+      <w:lvlJc w:val="left"/>
+      <w:pPr>
+        <w:ind w:left="4320" w:hanging="360"/>
+      </w:pPr>
+      <w:rPr>
+        <w:rFonts w:ascii="Wingdings" w:hAnsi="Wingdings" w:hint="default"/>
+      </w:rPr>
+    </w:lvl>
+    <w:lvl w:ilvl="6" w:tplc="04090001" w:tentative="1">
+      <w:start w:val="1"/>
+      <w:numFmt w:val="bullet"/>
+      <w:lvlText w:val=""/>
+      <w:lvlJc w:val="left"/>
+      <w:pPr>
+        <w:ind w:left="5040" w:hanging="360"/>
+      </w:pPr>
+      <w:rPr>
+        <w:rFonts w:ascii="Symbol" w:hAnsi="Symbol" w:hint="default"/>
+      </w:rPr>
+    </w:lvl>
+    <w:lvl w:ilvl="7" w:tplc="04090003" w:tentative="1">
+      <w:start w:val="1"/>
+      <w:numFmt w:val="bullet"/>
+      <w:lvlText w:val="o"/>
+      <w:lvlJc w:val="left"/>
+      <w:pPr>
+        <w:ind w:left="5760" w:hanging="360"/>
+      </w:pPr>
+      <w:rPr>
+        <w:rFonts w:ascii="Courier New" w:hAnsi="Courier New" w:cs="Courier New" w:hint="default"/>
+      </w:rPr>
+    </w:lvl>
+    <w:lvl w:ilvl="8" w:tplc="04090005" w:tentative="1">
+      <w:start w:val="1"/>
+      <w:numFmt w:val="bullet"/>
+      <w:lvlText w:val=""/>
+      <w:lvlJc w:val="left"/>
+      <w:pPr>
+        <w:ind w:left="6480" w:hanging="360"/>
+      </w:pPr>
+      <w:rPr>
+        <w:rFonts w:ascii="Wingdings" w:hAnsi="Wingdings" w:hint="default"/>
+      </w:rPr>
+    </w:lvl>
+  </w:abstractNum>
+  <w:abstractNum w:abstractNumId="2" w15:restartNumberingAfterBreak="0">
+    <w:nsid w:val="03214B02"/>
+    <w:multiLevelType w:val="hybridMultilevel"/>
+    <w:tmpl w:val="97CE2C68"/>
+    <w:lvl w:ilvl="0" w:tplc="04090001">
+      <w:start w:val="1"/>
+      <w:numFmt w:val="bullet"/>
+      <w:lvlText w:val=""/>
+      <w:lvlJc w:val="left"/>
+      <w:pPr>
+        <w:ind w:left="720" w:hanging="360"/>
+      </w:pPr>
+      <w:rPr>
+        <w:rFonts w:ascii="Symbol" w:hAnsi="Symbol" w:hint="default"/>
+      </w:rPr>
+    </w:lvl>
+    <w:lvl w:ilvl="1" w:tplc="04090003" w:tentative="1">
+      <w:start w:val="1"/>
+      <w:numFmt w:val="bullet"/>
+      <w:lvlText w:val="o"/>
+      <w:lvlJc w:val="left"/>
+      <w:pPr>
+        <w:ind w:left="1440" w:hanging="360"/>
+      </w:pPr>
+      <w:rPr>
+        <w:rFonts w:ascii="Courier New" w:hAnsi="Courier New" w:cs="Courier New" w:hint="default"/>
+      </w:rPr>
+    </w:lvl>
+    <w:lvl w:ilvl="2" w:tplc="04090005" w:tentative="1">
+      <w:start w:val="1"/>
+      <w:numFmt w:val="bullet"/>
+      <w:lvlText w:val=""/>
+      <w:lvlJc w:val="left"/>
+      <w:pPr>
+        <w:ind w:left="2160" w:hanging="360"/>
+      </w:pPr>
+      <w:rPr>
+        <w:rFonts w:ascii="Wingdings" w:hAnsi="Wingdings" w:hint="default"/>
+      </w:rPr>
+    </w:lvl>
+    <w:lvl w:ilvl="3" w:tplc="04090001" w:tentative="1">
+      <w:start w:val="1"/>
+      <w:numFmt w:val="bullet"/>
+      <w:lvlText w:val=""/>
+      <w:lvlJc w:val="left"/>
+      <w:pPr>
+        <w:ind w:left="2880" w:hanging="360"/>
+      </w:pPr>
+      <w:rPr>
+        <w:rFonts w:ascii="Symbol" w:hAnsi="Symbol" w:hint="default"/>
+      </w:rPr>
+    </w:lvl>
+    <w:lvl w:ilvl="4" w:tplc="04090003" w:tentative="1">
+      <w:start w:val="1"/>
+      <w:numFmt w:val="bullet"/>
+      <w:lvlText w:val="o"/>
+      <w:lvlJc w:val="left"/>
+      <w:pPr>
+        <w:ind w:left="3600" w:hanging="360"/>
+      </w:pPr>
+      <w:rPr>
+        <w:rFonts w:ascii="Courier New" w:hAnsi="Courier New" w:cs="Courier New" w:hint="default"/>
+      </w:rPr>
+    </w:lvl>
+    <w:lvl w:ilvl="5" w:tplc="04090005" w:tentative="1">
+      <w:start w:val="1"/>
+      <w:numFmt w:val="bullet"/>
+      <w:lvlText w:val=""/>
+      <w:lvlJc w:val="left"/>
+      <w:pPr>
+        <w:ind w:left="4320" w:hanging="360"/>
+      </w:pPr>
+      <w:rPr>
+        <w:rFonts w:ascii="Wingdings" w:hAnsi="Wingdings" w:hint="default"/>
+      </w:rPr>
+    </w:lvl>
+    <w:lvl w:ilvl="6" w:tplc="04090001" w:tentative="1">
+      <w:start w:val="1"/>
+      <w:numFmt w:val="bullet"/>
+      <w:lvlText w:val=""/>
+      <w:lvlJc w:val="left"/>
+      <w:pPr>
+        <w:ind w:left="5040" w:hanging="360"/>
+      </w:pPr>
+      <w:rPr>
+        <w:rFonts w:ascii="Symbol" w:hAnsi="Symbol" w:hint="default"/>
+      </w:rPr>
+    </w:lvl>
+    <w:lvl w:ilvl="7" w:tplc="04090003" w:tentative="1">
+      <w:start w:val="1"/>
+      <w:numFmt w:val="bullet"/>
+      <w:lvlText w:val="o"/>
+      <w:lvlJc w:val="left"/>
+      <w:pPr>
+        <w:ind w:left="5760" w:hanging="360"/>
+      </w:pPr>
+      <w:rPr>
+        <w:rFonts w:ascii="Courier New" w:hAnsi="Courier New" w:cs="Courier New" w:hint="default"/>
+      </w:rPr>
+    </w:lvl>
+    <w:lvl w:ilvl="8" w:tplc="04090005" w:tentative="1">
+      <w:start w:val="1"/>
+      <w:numFmt w:val="bullet"/>
+      <w:lvlText w:val=""/>
+      <w:lvlJc w:val="left"/>
+      <w:pPr>
+        <w:ind w:left="6480" w:hanging="360"/>
+      </w:pPr>
+      <w:rPr>
+        <w:rFonts w:ascii="Wingdings" w:hAnsi="Wingdings" w:hint="default"/>
+      </w:rPr>
+    </w:lvl>
+  </w:abstractNum>
+  <w:abstractNum w:abstractNumId="3" w15:restartNumberingAfterBreak="0">
     <w:nsid w:val="0B6A138D"/>
     <w:multiLevelType w:val="multilevel"/>
-    <w:tmpl w:val="1026FD00"/>
+    <w:tmpl w:val="4F90D8D6"/>
+    <w:lvl w:ilvl="0">
+      <w:start w:val="1"/>
+      <w:numFmt w:val="decimal"/>
+      <w:suff w:val="nothing"/>
+      <w:lvlText w:val="CHƯƠNG %1: "/>
+      <w:lvlJc w:val="left"/>
+      <w:pPr>
+        <w:ind w:left="0" w:firstLine="0"/>
+      </w:pPr>
+      <w:rPr>
+        <w:rFonts w:hint="default"/>
+      </w:rPr>
+    </w:lvl>
+    <w:lvl w:ilvl="1">
+      <w:start w:val="1"/>
+      <w:numFmt w:val="decimal"/>
+      <w:suff w:val="nothing"/>
+      <w:lvlText w:val="%1.%2. "/>
+      <w:lvlJc w:val="left"/>
+      <w:pPr>
+        <w:ind w:left="0" w:firstLine="0"/>
+      </w:pPr>
+      <w:rPr>
+        <w:rFonts w:hint="default"/>
+      </w:rPr>
+    </w:lvl>
+    <w:lvl w:ilvl="2">
+      <w:start w:val="1"/>
+      <w:numFmt w:val="decimal"/>
+      <w:lvlText w:val="%1.%2.%3. "/>
+      <w:lvlJc w:val="left"/>
+      <w:pPr>
+        <w:ind w:left="0" w:firstLine="0"/>
+      </w:pPr>
+      <w:rPr>
+        <w:rFonts w:hint="default"/>
+      </w:rPr>
+    </w:lvl>
+    <w:lvl w:ilvl="3">
+      <w:start w:val="1"/>
+      <w:numFmt w:val="decimal"/>
+      <w:lvlText w:val="(%4)"/>
+      <w:lvlJc w:val="left"/>
+      <w:pPr>
+        <w:ind w:left="1440" w:hanging="360"/>
+      </w:pPr>
+      <w:rPr>
+        <w:rFonts w:hint="default"/>
+      </w:rPr>
+    </w:lvl>
+    <w:lvl w:ilvl="4">
+      <w:start w:val="1"/>
+      <w:numFmt w:val="lowerLetter"/>
+      <w:lvlText w:val="(%5)"/>
+      <w:lvlJc w:val="left"/>
+      <w:pPr>
+        <w:ind w:left="1800" w:hanging="360"/>
+      </w:pPr>
+      <w:rPr>
+        <w:rFonts w:hint="default"/>
+      </w:rPr>
+    </w:lvl>
+    <w:lvl w:ilvl="5">
+      <w:start w:val="1"/>
+      <w:numFmt w:val="lowerRoman"/>
+      <w:lvlText w:val="(%6)"/>
+      <w:lvlJc w:val="left"/>
+      <w:pPr>
+        <w:ind w:left="2160" w:hanging="360"/>
+      </w:pPr>
+      <w:rPr>
+        <w:rFonts w:hint="default"/>
+      </w:rPr>
+    </w:lvl>
+    <w:lvl w:ilvl="6">
+      <w:start w:val="1"/>
+      <w:numFmt w:val="decimal"/>
+      <w:lvlText w:val="%7."/>
+      <w:lvlJc w:val="left"/>
+      <w:pPr>
+        <w:ind w:left="2520" w:hanging="360"/>
+      </w:pPr>
+      <w:rPr>
+        <w:rFonts w:hint="default"/>
+      </w:rPr>
+    </w:lvl>
+    <w:lvl w:ilvl="7">
+      <w:start w:val="1"/>
+      <w:numFmt w:val="lowerLetter"/>
+      <w:lvlText w:val="%8."/>
+      <w:lvlJc w:val="left"/>
+      <w:pPr>
+        <w:ind w:left="2880" w:hanging="360"/>
+      </w:pPr>
+      <w:rPr>
+        <w:rFonts w:hint="default"/>
+      </w:rPr>
+    </w:lvl>
+    <w:lvl w:ilvl="8">
+      <w:start w:val="1"/>
+      <w:numFmt w:val="lowerRoman"/>
+      <w:lvlText w:val="%9."/>
+      <w:lvlJc w:val="left"/>
+      <w:pPr>
+        <w:ind w:left="3240" w:hanging="360"/>
+      </w:pPr>
+      <w:rPr>
+        <w:rFonts w:hint="default"/>
+      </w:rPr>
+    </w:lvl>
+  </w:abstractNum>
+  <w:abstractNum w:abstractNumId="4" w15:restartNumberingAfterBreak="0">
+    <w:nsid w:val="0BA57CCE"/>
+    <w:multiLevelType w:val="hybridMultilevel"/>
+    <w:tmpl w:val="5C5839BC"/>
+    <w:lvl w:ilvl="0" w:tplc="04090001">
+      <w:start w:val="1"/>
+      <w:numFmt w:val="bullet"/>
+      <w:lvlText w:val=""/>
+      <w:lvlJc w:val="left"/>
+      <w:pPr>
+        <w:ind w:left="720" w:hanging="360"/>
+      </w:pPr>
+      <w:rPr>
+        <w:rFonts w:ascii="Symbol" w:hAnsi="Symbol" w:hint="default"/>
+      </w:rPr>
+    </w:lvl>
+    <w:lvl w:ilvl="1" w:tplc="04090003" w:tentative="1">
+      <w:start w:val="1"/>
+      <w:numFmt w:val="bullet"/>
+      <w:lvlText w:val="o"/>
+      <w:lvlJc w:val="left"/>
+      <w:pPr>
+        <w:ind w:left="1440" w:hanging="360"/>
+      </w:pPr>
+      <w:rPr>
+        <w:rFonts w:ascii="Courier New" w:hAnsi="Courier New" w:cs="Courier New" w:hint="default"/>
+      </w:rPr>
+    </w:lvl>
+    <w:lvl w:ilvl="2" w:tplc="04090005" w:tentative="1">
+      <w:start w:val="1"/>
+      <w:numFmt w:val="bullet"/>
+      <w:lvlText w:val=""/>
+      <w:lvlJc w:val="left"/>
+      <w:pPr>
+        <w:ind w:left="2160" w:hanging="360"/>
+      </w:pPr>
+      <w:rPr>
+        <w:rFonts w:ascii="Wingdings" w:hAnsi="Wingdings" w:hint="default"/>
+      </w:rPr>
+    </w:lvl>
+    <w:lvl w:ilvl="3" w:tplc="04090001" w:tentative="1">
+      <w:start w:val="1"/>
+      <w:numFmt w:val="bullet"/>
+      <w:lvlText w:val=""/>
+      <w:lvlJc w:val="left"/>
+      <w:pPr>
+        <w:ind w:left="2880" w:hanging="360"/>
+      </w:pPr>
+      <w:rPr>
+        <w:rFonts w:ascii="Symbol" w:hAnsi="Symbol" w:hint="default"/>
+      </w:rPr>
+    </w:lvl>
+    <w:lvl w:ilvl="4" w:tplc="04090003" w:tentative="1">
+      <w:start w:val="1"/>
+      <w:numFmt w:val="bullet"/>
+      <w:lvlText w:val="o"/>
+      <w:lvlJc w:val="left"/>
+      <w:pPr>
+        <w:ind w:left="3600" w:hanging="360"/>
+      </w:pPr>
+      <w:rPr>
+        <w:rFonts w:ascii="Courier New" w:hAnsi="Courier New" w:cs="Courier New" w:hint="default"/>
+      </w:rPr>
+    </w:lvl>
+    <w:lvl w:ilvl="5" w:tplc="04090005" w:tentative="1">
+      <w:start w:val="1"/>
+      <w:numFmt w:val="bullet"/>
+      <w:lvlText w:val=""/>
+      <w:lvlJc w:val="left"/>
+      <w:pPr>
+        <w:ind w:left="4320" w:hanging="360"/>
+      </w:pPr>
+      <w:rPr>
+        <w:rFonts w:ascii="Wingdings" w:hAnsi="Wingdings" w:hint="default"/>
+      </w:rPr>
+    </w:lvl>
+    <w:lvl w:ilvl="6" w:tplc="04090001" w:tentative="1">
+      <w:start w:val="1"/>
+      <w:numFmt w:val="bullet"/>
+      <w:lvlText w:val=""/>
+      <w:lvlJc w:val="left"/>
+      <w:pPr>
+        <w:ind w:left="5040" w:hanging="360"/>
+      </w:pPr>
+      <w:rPr>
+        <w:rFonts w:ascii="Symbol" w:hAnsi="Symbol" w:hint="default"/>
+      </w:rPr>
+    </w:lvl>
+    <w:lvl w:ilvl="7" w:tplc="04090003" w:tentative="1">
+      <w:start w:val="1"/>
+      <w:numFmt w:val="bullet"/>
+      <w:lvlText w:val="o"/>
+      <w:lvlJc w:val="left"/>
+      <w:pPr>
+        <w:ind w:left="5760" w:hanging="360"/>
+      </w:pPr>
+      <w:rPr>
+        <w:rFonts w:ascii="Courier New" w:hAnsi="Courier New" w:cs="Courier New" w:hint="default"/>
+      </w:rPr>
+    </w:lvl>
+    <w:lvl w:ilvl="8" w:tplc="04090005" w:tentative="1">
+      <w:start w:val="1"/>
+      <w:numFmt w:val="bullet"/>
+      <w:lvlText w:val=""/>
+      <w:lvlJc w:val="left"/>
+      <w:pPr>
+        <w:ind w:left="6480" w:hanging="360"/>
+      </w:pPr>
+      <w:rPr>
+        <w:rFonts w:ascii="Wingdings" w:hAnsi="Wingdings" w:hint="default"/>
+      </w:rPr>
+    </w:lvl>
+  </w:abstractNum>
+  <w:abstractNum w:abstractNumId="5" w15:restartNumberingAfterBreak="0">
+    <w:nsid w:val="16A035F9"/>
+    <w:multiLevelType w:val="hybridMultilevel"/>
+    <w:tmpl w:val="9B68772C"/>
+    <w:lvl w:ilvl="0" w:tplc="04090001">
+      <w:start w:val="1"/>
+      <w:numFmt w:val="bullet"/>
+      <w:lvlText w:val=""/>
+      <w:lvlJc w:val="left"/>
+      <w:pPr>
+        <w:ind w:left="720" w:hanging="360"/>
+      </w:pPr>
+      <w:rPr>
+        <w:rFonts w:ascii="Symbol" w:hAnsi="Symbol" w:hint="default"/>
+      </w:rPr>
+    </w:lvl>
+    <w:lvl w:ilvl="1" w:tplc="04090003" w:tentative="1">
+      <w:start w:val="1"/>
+      <w:numFmt w:val="bullet"/>
+      <w:lvlText w:val="o"/>
+      <w:lvlJc w:val="left"/>
+      <w:pPr>
+        <w:ind w:left="1440" w:hanging="360"/>
+      </w:pPr>
+      <w:rPr>
+        <w:rFonts w:ascii="Courier New" w:hAnsi="Courier New" w:cs="Courier New" w:hint="default"/>
+      </w:rPr>
+    </w:lvl>
+    <w:lvl w:ilvl="2" w:tplc="04090005" w:tentative="1">
+      <w:start w:val="1"/>
+      <w:numFmt w:val="bullet"/>
+      <w:lvlText w:val=""/>
+      <w:lvlJc w:val="left"/>
+      <w:pPr>
+        <w:ind w:left="2160" w:hanging="360"/>
+      </w:pPr>
+      <w:rPr>
+        <w:rFonts w:ascii="Wingdings" w:hAnsi="Wingdings" w:hint="default"/>
+      </w:rPr>
+    </w:lvl>
+    <w:lvl w:ilvl="3" w:tplc="04090001" w:tentative="1">
+      <w:start w:val="1"/>
+      <w:numFmt w:val="bullet"/>
+      <w:lvlText w:val=""/>
+      <w:lvlJc w:val="left"/>
+      <w:pPr>
+        <w:ind w:left="2880" w:hanging="360"/>
+      </w:pPr>
+      <w:rPr>
+        <w:rFonts w:ascii="Symbol" w:hAnsi="Symbol" w:hint="default"/>
+      </w:rPr>
+    </w:lvl>
+    <w:lvl w:ilvl="4" w:tplc="04090003" w:tentative="1">
+      <w:start w:val="1"/>
+      <w:numFmt w:val="bullet"/>
+      <w:lvlText w:val="o"/>
+      <w:lvlJc w:val="left"/>
+      <w:pPr>
+        <w:ind w:left="3600" w:hanging="360"/>
+      </w:pPr>
+      <w:rPr>
+        <w:rFonts w:ascii="Courier New" w:hAnsi="Courier New" w:cs="Courier New" w:hint="default"/>
+      </w:rPr>
+    </w:lvl>
+    <w:lvl w:ilvl="5" w:tplc="04090005" w:tentative="1">
+      <w:start w:val="1"/>
+      <w:numFmt w:val="bullet"/>
+      <w:lvlText w:val=""/>
+      <w:lvlJc w:val="left"/>
+      <w:pPr>
+        <w:ind w:left="4320" w:hanging="360"/>
+      </w:pPr>
+      <w:rPr>
+        <w:rFonts w:ascii="Wingdings" w:hAnsi="Wingdings" w:hint="default"/>
+      </w:rPr>
+    </w:lvl>
+    <w:lvl w:ilvl="6" w:tplc="04090001" w:tentative="1">
+      <w:start w:val="1"/>
+      <w:numFmt w:val="bullet"/>
+      <w:lvlText w:val=""/>
+      <w:lvlJc w:val="left"/>
+      <w:pPr>
+        <w:ind w:left="5040" w:hanging="360"/>
+      </w:pPr>
+      <w:rPr>
+        <w:rFonts w:ascii="Symbol" w:hAnsi="Symbol" w:hint="default"/>
+      </w:rPr>
+    </w:lvl>
+    <w:lvl w:ilvl="7" w:tplc="04090003" w:tentative="1">
+      <w:start w:val="1"/>
+      <w:numFmt w:val="bullet"/>
+      <w:lvlText w:val="o"/>
+      <w:lvlJc w:val="left"/>
+      <w:pPr>
+        <w:ind w:left="5760" w:hanging="360"/>
+      </w:pPr>
+      <w:rPr>
+        <w:rFonts w:ascii="Courier New" w:hAnsi="Courier New" w:cs="Courier New" w:hint="default"/>
+      </w:rPr>
+    </w:lvl>
+    <w:lvl w:ilvl="8" w:tplc="04090005" w:tentative="1">
+      <w:start w:val="1"/>
+      <w:numFmt w:val="bullet"/>
+      <w:lvlText w:val=""/>
+      <w:lvlJc w:val="left"/>
+      <w:pPr>
+        <w:ind w:left="6480" w:hanging="360"/>
+      </w:pPr>
+      <w:rPr>
+        <w:rFonts w:ascii="Wingdings" w:hAnsi="Wingdings" w:hint="default"/>
+      </w:rPr>
+    </w:lvl>
+  </w:abstractNum>
+  <w:abstractNum w:abstractNumId="6" w15:restartNumberingAfterBreak="0">
+    <w:nsid w:val="1EEF79C5"/>
+    <w:multiLevelType w:val="hybridMultilevel"/>
+    <w:tmpl w:val="7D56D2F2"/>
+    <w:lvl w:ilvl="0" w:tplc="04090001">
+      <w:start w:val="1"/>
+      <w:numFmt w:val="bullet"/>
+      <w:lvlText w:val=""/>
+      <w:lvlJc w:val="left"/>
+      <w:pPr>
+        <w:ind w:left="720" w:hanging="360"/>
+      </w:pPr>
+      <w:rPr>
+        <w:rFonts w:ascii="Symbol" w:hAnsi="Symbol" w:hint="default"/>
+      </w:rPr>
+    </w:lvl>
+    <w:lvl w:ilvl="1" w:tplc="04090003" w:tentative="1">
+      <w:start w:val="1"/>
+      <w:numFmt w:val="bullet"/>
+      <w:lvlText w:val="o"/>
+      <w:lvlJc w:val="left"/>
+      <w:pPr>
+        <w:ind w:left="1440" w:hanging="360"/>
+      </w:pPr>
+      <w:rPr>
+        <w:rFonts w:ascii="Courier New" w:hAnsi="Courier New" w:cs="Courier New" w:hint="default"/>
+      </w:rPr>
+    </w:lvl>
+    <w:lvl w:ilvl="2" w:tplc="04090005" w:tentative="1">
+      <w:start w:val="1"/>
+      <w:numFmt w:val="bullet"/>
+      <w:lvlText w:val=""/>
+      <w:lvlJc w:val="left"/>
+      <w:pPr>
+        <w:ind w:left="2160" w:hanging="360"/>
+      </w:pPr>
+      <w:rPr>
+        <w:rFonts w:ascii="Wingdings" w:hAnsi="Wingdings" w:hint="default"/>
+      </w:rPr>
+    </w:lvl>
+    <w:lvl w:ilvl="3" w:tplc="04090001" w:tentative="1">
+      <w:start w:val="1"/>
+      <w:numFmt w:val="bullet"/>
+      <w:lvlText w:val=""/>
+      <w:lvlJc w:val="left"/>
+      <w:pPr>
+        <w:ind w:left="2880" w:hanging="360"/>
+      </w:pPr>
+      <w:rPr>
+        <w:rFonts w:ascii="Symbol" w:hAnsi="Symbol" w:hint="default"/>
+      </w:rPr>
+    </w:lvl>
+    <w:lvl w:ilvl="4" w:tplc="04090003" w:tentative="1">
+      <w:start w:val="1"/>
+      <w:numFmt w:val="bullet"/>
+      <w:lvlText w:val="o"/>
+      <w:lvlJc w:val="left"/>
+      <w:pPr>
+        <w:ind w:left="3600" w:hanging="360"/>
+      </w:pPr>
+      <w:rPr>
+        <w:rFonts w:ascii="Courier New" w:hAnsi="Courier New" w:cs="Courier New" w:hint="default"/>
+      </w:rPr>
+    </w:lvl>
+    <w:lvl w:ilvl="5" w:tplc="04090005" w:tentative="1">
+      <w:start w:val="1"/>
+      <w:numFmt w:val="bullet"/>
+      <w:lvlText w:val=""/>
+      <w:lvlJc w:val="left"/>
+      <w:pPr>
+        <w:ind w:left="4320" w:hanging="360"/>
+      </w:pPr>
+      <w:rPr>
+        <w:rFonts w:ascii="Wingdings" w:hAnsi="Wingdings" w:hint="default"/>
+      </w:rPr>
+    </w:lvl>
+    <w:lvl w:ilvl="6" w:tplc="04090001" w:tentative="1">
+      <w:start w:val="1"/>
+      <w:numFmt w:val="bullet"/>
+      <w:lvlText w:val=""/>
+      <w:lvlJc w:val="left"/>
+      <w:pPr>
+        <w:ind w:left="5040" w:hanging="360"/>
+      </w:pPr>
+      <w:rPr>
+        <w:rFonts w:ascii="Symbol" w:hAnsi="Symbol" w:hint="default"/>
+      </w:rPr>
+    </w:lvl>
+    <w:lvl w:ilvl="7" w:tplc="04090003" w:tentative="1">
+      <w:start w:val="1"/>
+      <w:numFmt w:val="bullet"/>
+      <w:lvlText w:val="o"/>
+      <w:lvlJc w:val="left"/>
+      <w:pPr>
+        <w:ind w:left="5760" w:hanging="360"/>
+      </w:pPr>
+      <w:rPr>
+        <w:rFonts w:ascii="Courier New" w:hAnsi="Courier New" w:cs="Courier New" w:hint="default"/>
+      </w:rPr>
+    </w:lvl>
+    <w:lvl w:ilvl="8" w:tplc="04090005" w:tentative="1">
+      <w:start w:val="1"/>
+      <w:numFmt w:val="bullet"/>
+      <w:lvlText w:val=""/>
+      <w:lvlJc w:val="left"/>
+      <w:pPr>
+        <w:ind w:left="6480" w:hanging="360"/>
+      </w:pPr>
+      <w:rPr>
+        <w:rFonts w:ascii="Wingdings" w:hAnsi="Wingdings" w:hint="default"/>
+      </w:rPr>
+    </w:lvl>
+  </w:abstractNum>
+  <w:abstractNum w:abstractNumId="7" w15:restartNumberingAfterBreak="0">
+    <w:nsid w:val="22EE36E5"/>
+    <w:multiLevelType w:val="hybridMultilevel"/>
+    <w:tmpl w:val="42DA15BE"/>
+    <w:lvl w:ilvl="0" w:tplc="04090001">
+      <w:start w:val="1"/>
+      <w:numFmt w:val="bullet"/>
+      <w:lvlText w:val=""/>
+      <w:lvlJc w:val="left"/>
+      <w:pPr>
+        <w:ind w:left="720" w:hanging="360"/>
+      </w:pPr>
+      <w:rPr>
+        <w:rFonts w:ascii="Symbol" w:hAnsi="Symbol" w:hint="default"/>
+      </w:rPr>
+    </w:lvl>
+    <w:lvl w:ilvl="1" w:tplc="04090003" w:tentative="1">
+      <w:start w:val="1"/>
+      <w:numFmt w:val="bullet"/>
+      <w:lvlText w:val="o"/>
+      <w:lvlJc w:val="left"/>
+      <w:pPr>
+        <w:ind w:left="1440" w:hanging="360"/>
+      </w:pPr>
+      <w:rPr>
+        <w:rFonts w:ascii="Courier New" w:hAnsi="Courier New" w:cs="Courier New" w:hint="default"/>
+      </w:rPr>
+    </w:lvl>
+    <w:lvl w:ilvl="2" w:tplc="04090005" w:tentative="1">
+      <w:start w:val="1"/>
+      <w:numFmt w:val="bullet"/>
+      <w:lvlText w:val=""/>
+      <w:lvlJc w:val="left"/>
+      <w:pPr>
+        <w:ind w:left="2160" w:hanging="360"/>
+      </w:pPr>
+      <w:rPr>
+        <w:rFonts w:ascii="Wingdings" w:hAnsi="Wingdings" w:hint="default"/>
+      </w:rPr>
+    </w:lvl>
+    <w:lvl w:ilvl="3" w:tplc="04090001" w:tentative="1">
+      <w:start w:val="1"/>
+      <w:numFmt w:val="bullet"/>
+      <w:lvlText w:val=""/>
+      <w:lvlJc w:val="left"/>
+      <w:pPr>
+        <w:ind w:left="2880" w:hanging="360"/>
+      </w:pPr>
+      <w:rPr>
+        <w:rFonts w:ascii="Symbol" w:hAnsi="Symbol" w:hint="default"/>
+      </w:rPr>
+    </w:lvl>
+    <w:lvl w:ilvl="4" w:tplc="04090003" w:tentative="1">
+      <w:start w:val="1"/>
+      <w:numFmt w:val="bullet"/>
+      <w:lvlText w:val="o"/>
+      <w:lvlJc w:val="left"/>
+      <w:pPr>
+        <w:ind w:left="3600" w:hanging="360"/>
+      </w:pPr>
+      <w:rPr>
+        <w:rFonts w:ascii="Courier New" w:hAnsi="Courier New" w:cs="Courier New" w:hint="default"/>
+      </w:rPr>
+    </w:lvl>
+    <w:lvl w:ilvl="5" w:tplc="04090005" w:tentative="1">
+      <w:start w:val="1"/>
+      <w:numFmt w:val="bullet"/>
+      <w:lvlText w:val=""/>
+      <w:lvlJc w:val="left"/>
+      <w:pPr>
+        <w:ind w:left="4320" w:hanging="360"/>
+      </w:pPr>
+      <w:rPr>
+        <w:rFonts w:ascii="Wingdings" w:hAnsi="Wingdings" w:hint="default"/>
+      </w:rPr>
+    </w:lvl>
+    <w:lvl w:ilvl="6" w:tplc="04090001" w:tentative="1">
+      <w:start w:val="1"/>
+      <w:numFmt w:val="bullet"/>
+      <w:lvlText w:val=""/>
+      <w:lvlJc w:val="left"/>
+      <w:pPr>
+        <w:ind w:left="5040" w:hanging="360"/>
+      </w:pPr>
+      <w:rPr>
+        <w:rFonts w:ascii="Symbol" w:hAnsi="Symbol" w:hint="default"/>
+      </w:rPr>
+    </w:lvl>
+    <w:lvl w:ilvl="7" w:tplc="04090003" w:tentative="1">
+      <w:start w:val="1"/>
+      <w:numFmt w:val="bullet"/>
+      <w:lvlText w:val="o"/>
+      <w:lvlJc w:val="left"/>
+      <w:pPr>
+        <w:ind w:left="5760" w:hanging="360"/>
+      </w:pPr>
+      <w:rPr>
+        <w:rFonts w:ascii="Courier New" w:hAnsi="Courier New" w:cs="Courier New" w:hint="default"/>
+      </w:rPr>
+    </w:lvl>
+    <w:lvl w:ilvl="8" w:tplc="04090005" w:tentative="1">
+      <w:start w:val="1"/>
+      <w:numFmt w:val="bullet"/>
+      <w:lvlText w:val=""/>
+      <w:lvlJc w:val="left"/>
+      <w:pPr>
+        <w:ind w:left="6480" w:hanging="360"/>
+      </w:pPr>
+      <w:rPr>
+        <w:rFonts w:ascii="Wingdings" w:hAnsi="Wingdings" w:hint="default"/>
+      </w:rPr>
+    </w:lvl>
+  </w:abstractNum>
+  <w:abstractNum w:abstractNumId="8" w15:restartNumberingAfterBreak="0">
+    <w:nsid w:val="29BB32D4"/>
+    <w:multiLevelType w:val="hybridMultilevel"/>
+    <w:tmpl w:val="9DEAA0F6"/>
+    <w:lvl w:ilvl="0" w:tplc="04090001">
+      <w:start w:val="1"/>
+      <w:numFmt w:val="bullet"/>
+      <w:lvlText w:val=""/>
+      <w:lvlJc w:val="left"/>
+      <w:pPr>
+        <w:ind w:left="720" w:hanging="360"/>
+      </w:pPr>
+      <w:rPr>
+        <w:rFonts w:ascii="Symbol" w:hAnsi="Symbol" w:hint="default"/>
+      </w:rPr>
+    </w:lvl>
+    <w:lvl w:ilvl="1" w:tplc="04090003" w:tentative="1">
+      <w:start w:val="1"/>
+      <w:numFmt w:val="bullet"/>
+      <w:lvlText w:val="o"/>
+      <w:lvlJc w:val="left"/>
+      <w:pPr>
+        <w:ind w:left="1440" w:hanging="360"/>
+      </w:pPr>
+      <w:rPr>
+        <w:rFonts w:ascii="Courier New" w:hAnsi="Courier New" w:cs="Courier New" w:hint="default"/>
+      </w:rPr>
+    </w:lvl>
+    <w:lvl w:ilvl="2" w:tplc="04090005" w:tentative="1">
+      <w:start w:val="1"/>
+      <w:numFmt w:val="bullet"/>
+      <w:lvlText w:val=""/>
+      <w:lvlJc w:val="left"/>
+      <w:pPr>
+        <w:ind w:left="2160" w:hanging="360"/>
+      </w:pPr>
+      <w:rPr>
+        <w:rFonts w:ascii="Wingdings" w:hAnsi="Wingdings" w:hint="default"/>
+      </w:rPr>
+    </w:lvl>
+    <w:lvl w:ilvl="3" w:tplc="04090001" w:tentative="1">
+      <w:start w:val="1"/>
+      <w:numFmt w:val="bullet"/>
+      <w:lvlText w:val=""/>
+      <w:lvlJc w:val="left"/>
+      <w:pPr>
+        <w:ind w:left="2880" w:hanging="360"/>
+      </w:pPr>
+      <w:rPr>
+        <w:rFonts w:ascii="Symbol" w:hAnsi="Symbol" w:hint="default"/>
+      </w:rPr>
+    </w:lvl>
+    <w:lvl w:ilvl="4" w:tplc="04090003" w:tentative="1">
+      <w:start w:val="1"/>
+      <w:numFmt w:val="bullet"/>
+      <w:lvlText w:val="o"/>
+      <w:lvlJc w:val="left"/>
+      <w:pPr>
+        <w:ind w:left="3600" w:hanging="360"/>
+      </w:pPr>
+      <w:rPr>
+        <w:rFonts w:ascii="Courier New" w:hAnsi="Courier New" w:cs="Courier New" w:hint="default"/>
+      </w:rPr>
+    </w:lvl>
+    <w:lvl w:ilvl="5" w:tplc="04090005" w:tentative="1">
+      <w:start w:val="1"/>
+      <w:numFmt w:val="bullet"/>
+      <w:lvlText w:val=""/>
+      <w:lvlJc w:val="left"/>
+      <w:pPr>
+        <w:ind w:left="4320" w:hanging="360"/>
+      </w:pPr>
+      <w:rPr>
+        <w:rFonts w:ascii="Wingdings" w:hAnsi="Wingdings" w:hint="default"/>
+      </w:rPr>
+    </w:lvl>
+    <w:lvl w:ilvl="6" w:tplc="04090001" w:tentative="1">
+      <w:start w:val="1"/>
+      <w:numFmt w:val="bullet"/>
+      <w:lvlText w:val=""/>
+      <w:lvlJc w:val="left"/>
+      <w:pPr>
+        <w:ind w:left="5040" w:hanging="360"/>
+      </w:pPr>
+      <w:rPr>
+        <w:rFonts w:ascii="Symbol" w:hAnsi="Symbol" w:hint="default"/>
+      </w:rPr>
+    </w:lvl>
+    <w:lvl w:ilvl="7" w:tplc="04090003" w:tentative="1">
+      <w:start w:val="1"/>
+      <w:numFmt w:val="bullet"/>
+      <w:lvlText w:val="o"/>
+      <w:lvlJc w:val="left"/>
+      <w:pPr>
+        <w:ind w:left="5760" w:hanging="360"/>
+      </w:pPr>
+      <w:rPr>
+        <w:rFonts w:ascii="Courier New" w:hAnsi="Courier New" w:cs="Courier New" w:hint="default"/>
+      </w:rPr>
+    </w:lvl>
+    <w:lvl w:ilvl="8" w:tplc="04090005" w:tentative="1">
+      <w:start w:val="1"/>
+      <w:numFmt w:val="bullet"/>
+      <w:lvlText w:val=""/>
+      <w:lvlJc w:val="left"/>
+      <w:pPr>
+        <w:ind w:left="6480" w:hanging="360"/>
+      </w:pPr>
+      <w:rPr>
+        <w:rFonts w:ascii="Wingdings" w:hAnsi="Wingdings" w:hint="default"/>
+      </w:rPr>
+    </w:lvl>
+  </w:abstractNum>
+  <w:abstractNum w:abstractNumId="9" w15:restartNumberingAfterBreak="0">
+    <w:nsid w:val="2A0B315E"/>
+    <w:multiLevelType w:val="hybridMultilevel"/>
+    <w:tmpl w:val="486237FA"/>
+    <w:lvl w:ilvl="0" w:tplc="04090001">
+      <w:start w:val="1"/>
+      <w:numFmt w:val="bullet"/>
+      <w:lvlText w:val=""/>
+      <w:lvlJc w:val="left"/>
+      <w:pPr>
+        <w:ind w:left="720" w:hanging="360"/>
+      </w:pPr>
+      <w:rPr>
+        <w:rFonts w:ascii="Symbol" w:hAnsi="Symbol" w:hint="default"/>
+      </w:rPr>
+    </w:lvl>
+    <w:lvl w:ilvl="1" w:tplc="04090003" w:tentative="1">
+      <w:start w:val="1"/>
+      <w:numFmt w:val="bullet"/>
+      <w:lvlText w:val="o"/>
+      <w:lvlJc w:val="left"/>
+      <w:pPr>
+        <w:ind w:left="1440" w:hanging="360"/>
+      </w:pPr>
+      <w:rPr>
+        <w:rFonts w:ascii="Courier New" w:hAnsi="Courier New" w:cs="Courier New" w:hint="default"/>
+      </w:rPr>
+    </w:lvl>
+    <w:lvl w:ilvl="2" w:tplc="04090005" w:tentative="1">
+      <w:start w:val="1"/>
+      <w:numFmt w:val="bullet"/>
+      <w:lvlText w:val=""/>
+      <w:lvlJc w:val="left"/>
+      <w:pPr>
+        <w:ind w:left="2160" w:hanging="360"/>
+      </w:pPr>
+      <w:rPr>
+        <w:rFonts w:ascii="Wingdings" w:hAnsi="Wingdings" w:hint="default"/>
+      </w:rPr>
+    </w:lvl>
+    <w:lvl w:ilvl="3" w:tplc="04090001" w:tentative="1">
+      <w:start w:val="1"/>
+      <w:numFmt w:val="bullet"/>
+      <w:lvlText w:val=""/>
+      <w:lvlJc w:val="left"/>
+      <w:pPr>
+        <w:ind w:left="2880" w:hanging="360"/>
+      </w:pPr>
+      <w:rPr>
+        <w:rFonts w:ascii="Symbol" w:hAnsi="Symbol" w:hint="default"/>
+      </w:rPr>
+    </w:lvl>
+    <w:lvl w:ilvl="4" w:tplc="04090003" w:tentative="1">
+      <w:start w:val="1"/>
+      <w:numFmt w:val="bullet"/>
+      <w:lvlText w:val="o"/>
+      <w:lvlJc w:val="left"/>
+      <w:pPr>
+        <w:ind w:left="3600" w:hanging="360"/>
+      </w:pPr>
+      <w:rPr>
+        <w:rFonts w:ascii="Courier New" w:hAnsi="Courier New" w:cs="Courier New" w:hint="default"/>
+      </w:rPr>
+    </w:lvl>
+    <w:lvl w:ilvl="5" w:tplc="04090005" w:tentative="1">
+      <w:start w:val="1"/>
+      <w:numFmt w:val="bullet"/>
+      <w:lvlText w:val=""/>
+      <w:lvlJc w:val="left"/>
+      <w:pPr>
+        <w:ind w:left="4320" w:hanging="360"/>
+      </w:pPr>
+      <w:rPr>
+        <w:rFonts w:ascii="Wingdings" w:hAnsi="Wingdings" w:hint="default"/>
+      </w:rPr>
+    </w:lvl>
+    <w:lvl w:ilvl="6" w:tplc="04090001" w:tentative="1">
+      <w:start w:val="1"/>
+      <w:numFmt w:val="bullet"/>
+      <w:lvlText w:val=""/>
+      <w:lvlJc w:val="left"/>
+      <w:pPr>
+        <w:ind w:left="5040" w:hanging="360"/>
+      </w:pPr>
+      <w:rPr>
+        <w:rFonts w:ascii="Symbol" w:hAnsi="Symbol" w:hint="default"/>
+      </w:rPr>
+    </w:lvl>
+    <w:lvl w:ilvl="7" w:tplc="04090003" w:tentative="1">
+      <w:start w:val="1"/>
+      <w:numFmt w:val="bullet"/>
+      <w:lvlText w:val="o"/>
+      <w:lvlJc w:val="left"/>
+      <w:pPr>
+        <w:ind w:left="5760" w:hanging="360"/>
+      </w:pPr>
+      <w:rPr>
+        <w:rFonts w:ascii="Courier New" w:hAnsi="Courier New" w:cs="Courier New" w:hint="default"/>
+      </w:rPr>
+    </w:lvl>
+    <w:lvl w:ilvl="8" w:tplc="04090005" w:tentative="1">
+      <w:start w:val="1"/>
+      <w:numFmt w:val="bullet"/>
+      <w:lvlText w:val=""/>
+      <w:lvlJc w:val="left"/>
+      <w:pPr>
+        <w:ind w:left="6480" w:hanging="360"/>
+      </w:pPr>
+      <w:rPr>
+        <w:rFonts w:ascii="Wingdings" w:hAnsi="Wingdings" w:hint="default"/>
+      </w:rPr>
+    </w:lvl>
+  </w:abstractNum>
+  <w:abstractNum w:abstractNumId="10" w15:restartNumberingAfterBreak="0">
+    <w:nsid w:val="329F437D"/>
+    <w:multiLevelType w:val="hybridMultilevel"/>
+    <w:tmpl w:val="CF5E0514"/>
+    <w:lvl w:ilvl="0" w:tplc="04090001">
+      <w:start w:val="1"/>
+      <w:numFmt w:val="bullet"/>
+      <w:lvlText w:val=""/>
+      <w:lvlJc w:val="left"/>
+      <w:pPr>
+        <w:ind w:left="720" w:hanging="360"/>
+      </w:pPr>
+      <w:rPr>
+        <w:rFonts w:ascii="Symbol" w:hAnsi="Symbol" w:hint="default"/>
+      </w:rPr>
+    </w:lvl>
+    <w:lvl w:ilvl="1" w:tplc="04090003" w:tentative="1">
+      <w:start w:val="1"/>
+      <w:numFmt w:val="bullet"/>
+      <w:lvlText w:val="o"/>
+      <w:lvlJc w:val="left"/>
+      <w:pPr>
+        <w:ind w:left="1440" w:hanging="360"/>
+      </w:pPr>
+      <w:rPr>
+        <w:rFonts w:ascii="Courier New" w:hAnsi="Courier New" w:cs="Courier New" w:hint="default"/>
+      </w:rPr>
+    </w:lvl>
+    <w:lvl w:ilvl="2" w:tplc="04090005" w:tentative="1">
+      <w:start w:val="1"/>
+      <w:numFmt w:val="bullet"/>
+      <w:lvlText w:val=""/>
+      <w:lvlJc w:val="left"/>
+      <w:pPr>
+        <w:ind w:left="2160" w:hanging="360"/>
+      </w:pPr>
+      <w:rPr>
+        <w:rFonts w:ascii="Wingdings" w:hAnsi="Wingdings" w:hint="default"/>
+      </w:rPr>
+    </w:lvl>
+    <w:lvl w:ilvl="3" w:tplc="04090001" w:tentative="1">
+      <w:start w:val="1"/>
+      <w:numFmt w:val="bullet"/>
+      <w:lvlText w:val=""/>
+      <w:lvlJc w:val="left"/>
+      <w:pPr>
+        <w:ind w:left="2880" w:hanging="360"/>
+      </w:pPr>
+      <w:rPr>
+        <w:rFonts w:ascii="Symbol" w:hAnsi="Symbol" w:hint="default"/>
+      </w:rPr>
+    </w:lvl>
+    <w:lvl w:ilvl="4" w:tplc="04090003" w:tentative="1">
+      <w:start w:val="1"/>
+      <w:numFmt w:val="bullet"/>
+      <w:lvlText w:val="o"/>
+      <w:lvlJc w:val="left"/>
+      <w:pPr>
+        <w:ind w:left="3600" w:hanging="360"/>
+      </w:pPr>
+      <w:rPr>
+        <w:rFonts w:ascii="Courier New" w:hAnsi="Courier New" w:cs="Courier New" w:hint="default"/>
+      </w:rPr>
+    </w:lvl>
+    <w:lvl w:ilvl="5" w:tplc="04090005" w:tentative="1">
+      <w:start w:val="1"/>
+      <w:numFmt w:val="bullet"/>
+      <w:lvlText w:val=""/>
+      <w:lvlJc w:val="left"/>
+      <w:pPr>
+        <w:ind w:left="4320" w:hanging="360"/>
+      </w:pPr>
+      <w:rPr>
+        <w:rFonts w:ascii="Wingdings" w:hAnsi="Wingdings" w:hint="default"/>
+      </w:rPr>
+    </w:lvl>
+    <w:lvl w:ilvl="6" w:tplc="04090001" w:tentative="1">
+      <w:start w:val="1"/>
+      <w:numFmt w:val="bullet"/>
+      <w:lvlText w:val=""/>
+      <w:lvlJc w:val="left"/>
+      <w:pPr>
+        <w:ind w:left="5040" w:hanging="360"/>
+      </w:pPr>
+      <w:rPr>
+        <w:rFonts w:ascii="Symbol" w:hAnsi="Symbol" w:hint="default"/>
+      </w:rPr>
+    </w:lvl>
+    <w:lvl w:ilvl="7" w:tplc="04090003" w:tentative="1">
+      <w:start w:val="1"/>
+      <w:numFmt w:val="bullet"/>
+      <w:lvlText w:val="o"/>
+      <w:lvlJc w:val="left"/>
+      <w:pPr>
+        <w:ind w:left="5760" w:hanging="360"/>
+      </w:pPr>
+      <w:rPr>
+        <w:rFonts w:ascii="Courier New" w:hAnsi="Courier New" w:cs="Courier New" w:hint="default"/>
+      </w:rPr>
+    </w:lvl>
+    <w:lvl w:ilvl="8" w:tplc="04090005" w:tentative="1">
+      <w:start w:val="1"/>
+      <w:numFmt w:val="bullet"/>
+      <w:lvlText w:val=""/>
+      <w:lvlJc w:val="left"/>
+      <w:pPr>
+        <w:ind w:left="6480" w:hanging="360"/>
+      </w:pPr>
+      <w:rPr>
+        <w:rFonts w:ascii="Wingdings" w:hAnsi="Wingdings" w:hint="default"/>
+      </w:rPr>
+    </w:lvl>
+  </w:abstractNum>
+  <w:abstractNum w:abstractNumId="11" w15:restartNumberingAfterBreak="0">
+    <w:nsid w:val="33FB545B"/>
+    <w:multiLevelType w:val="hybridMultilevel"/>
+    <w:tmpl w:val="FD1CA99C"/>
+    <w:lvl w:ilvl="0" w:tplc="04090001">
+      <w:start w:val="1"/>
+      <w:numFmt w:val="bullet"/>
+      <w:lvlText w:val=""/>
+      <w:lvlJc w:val="left"/>
+      <w:pPr>
+        <w:ind w:left="720" w:hanging="360"/>
+      </w:pPr>
+      <w:rPr>
+        <w:rFonts w:ascii="Symbol" w:hAnsi="Symbol" w:hint="default"/>
+      </w:rPr>
+    </w:lvl>
+    <w:lvl w:ilvl="1" w:tplc="04090003" w:tentative="1">
+      <w:start w:val="1"/>
+      <w:numFmt w:val="bullet"/>
+      <w:lvlText w:val="o"/>
+      <w:lvlJc w:val="left"/>
+      <w:pPr>
+        <w:ind w:left="1440" w:hanging="360"/>
+      </w:pPr>
+      <w:rPr>
+        <w:rFonts w:ascii="Courier New" w:hAnsi="Courier New" w:cs="Courier New" w:hint="default"/>
+      </w:rPr>
+    </w:lvl>
+    <w:lvl w:ilvl="2" w:tplc="04090005" w:tentative="1">
+      <w:start w:val="1"/>
+      <w:numFmt w:val="bullet"/>
+      <w:lvlText w:val=""/>
+      <w:lvlJc w:val="left"/>
+      <w:pPr>
+        <w:ind w:left="2160" w:hanging="360"/>
+      </w:pPr>
+      <w:rPr>
+        <w:rFonts w:ascii="Wingdings" w:hAnsi="Wingdings" w:hint="default"/>
+      </w:rPr>
+    </w:lvl>
+    <w:lvl w:ilvl="3" w:tplc="04090001" w:tentative="1">
+      <w:start w:val="1"/>
+      <w:numFmt w:val="bullet"/>
+      <w:lvlText w:val=""/>
+      <w:lvlJc w:val="left"/>
+      <w:pPr>
+        <w:ind w:left="2880" w:hanging="360"/>
+      </w:pPr>
+      <w:rPr>
+        <w:rFonts w:ascii="Symbol" w:hAnsi="Symbol" w:hint="default"/>
+      </w:rPr>
+    </w:lvl>
+    <w:lvl w:ilvl="4" w:tplc="04090003" w:tentative="1">
+      <w:start w:val="1"/>
+      <w:numFmt w:val="bullet"/>
+      <w:lvlText w:val="o"/>
+      <w:lvlJc w:val="left"/>
+      <w:pPr>
+        <w:ind w:left="3600" w:hanging="360"/>
+      </w:pPr>
+      <w:rPr>
+        <w:rFonts w:ascii="Courier New" w:hAnsi="Courier New" w:cs="Courier New" w:hint="default"/>
+      </w:rPr>
+    </w:lvl>
+    <w:lvl w:ilvl="5" w:tplc="04090005" w:tentative="1">
+      <w:start w:val="1"/>
+      <w:numFmt w:val="bullet"/>
+      <w:lvlText w:val=""/>
+      <w:lvlJc w:val="left"/>
+      <w:pPr>
+        <w:ind w:left="4320" w:hanging="360"/>
+      </w:pPr>
+      <w:rPr>
+        <w:rFonts w:ascii="Wingdings" w:hAnsi="Wingdings" w:hint="default"/>
+      </w:rPr>
+    </w:lvl>
+    <w:lvl w:ilvl="6" w:tplc="04090001" w:tentative="1">
+      <w:start w:val="1"/>
+      <w:numFmt w:val="bullet"/>
+      <w:lvlText w:val=""/>
+      <w:lvlJc w:val="left"/>
+      <w:pPr>
+        <w:ind w:left="5040" w:hanging="360"/>
+      </w:pPr>
+      <w:rPr>
+        <w:rFonts w:ascii="Symbol" w:hAnsi="Symbol" w:hint="default"/>
+      </w:rPr>
+    </w:lvl>
+    <w:lvl w:ilvl="7" w:tplc="04090003" w:tentative="1">
+      <w:start w:val="1"/>
+      <w:numFmt w:val="bullet"/>
+      <w:lvlText w:val="o"/>
+      <w:lvlJc w:val="left"/>
+      <w:pPr>
+        <w:ind w:left="5760" w:hanging="360"/>
+      </w:pPr>
+      <w:rPr>
+        <w:rFonts w:ascii="Courier New" w:hAnsi="Courier New" w:cs="Courier New" w:hint="default"/>
+      </w:rPr>
+    </w:lvl>
+    <w:lvl w:ilvl="8" w:tplc="04090005" w:tentative="1">
+      <w:start w:val="1"/>
+      <w:numFmt w:val="bullet"/>
+      <w:lvlText w:val=""/>
+      <w:lvlJc w:val="left"/>
+      <w:pPr>
+        <w:ind w:left="6480" w:hanging="360"/>
+      </w:pPr>
+      <w:rPr>
+        <w:rFonts w:ascii="Wingdings" w:hAnsi="Wingdings" w:hint="default"/>
+      </w:rPr>
+    </w:lvl>
+  </w:abstractNum>
+  <w:abstractNum w:abstractNumId="12" w15:restartNumberingAfterBreak="0">
+    <w:nsid w:val="3AD0036B"/>
+    <w:multiLevelType w:val="hybridMultilevel"/>
+    <w:tmpl w:val="A692AA2C"/>
+    <w:lvl w:ilvl="0" w:tplc="04090001">
+      <w:start w:val="1"/>
+      <w:numFmt w:val="bullet"/>
+      <w:lvlText w:val=""/>
+      <w:lvlJc w:val="left"/>
+      <w:pPr>
+        <w:ind w:left="720" w:hanging="360"/>
+      </w:pPr>
+      <w:rPr>
+        <w:rFonts w:ascii="Symbol" w:hAnsi="Symbol" w:hint="default"/>
+      </w:rPr>
+    </w:lvl>
+    <w:lvl w:ilvl="1" w:tplc="04090003" w:tentative="1">
+      <w:start w:val="1"/>
+      <w:numFmt w:val="bullet"/>
+      <w:lvlText w:val="o"/>
+      <w:lvlJc w:val="left"/>
+      <w:pPr>
+        <w:ind w:left="1440" w:hanging="360"/>
+      </w:pPr>
+      <w:rPr>
+        <w:rFonts w:ascii="Courier New" w:hAnsi="Courier New" w:cs="Courier New" w:hint="default"/>
+      </w:rPr>
+    </w:lvl>
+    <w:lvl w:ilvl="2" w:tplc="04090005" w:tentative="1">
+      <w:start w:val="1"/>
+      <w:numFmt w:val="bullet"/>
+      <w:lvlText w:val=""/>
+      <w:lvlJc w:val="left"/>
+      <w:pPr>
+        <w:ind w:left="2160" w:hanging="360"/>
+      </w:pPr>
+      <w:rPr>
+        <w:rFonts w:ascii="Wingdings" w:hAnsi="Wingdings" w:hint="default"/>
+      </w:rPr>
+    </w:lvl>
+    <w:lvl w:ilvl="3" w:tplc="04090001" w:tentative="1">
+      <w:start w:val="1"/>
+      <w:numFmt w:val="bullet"/>
+      <w:lvlText w:val=""/>
+      <w:lvlJc w:val="left"/>
+      <w:pPr>
+        <w:ind w:left="2880" w:hanging="360"/>
+      </w:pPr>
+      <w:rPr>
+        <w:rFonts w:ascii="Symbol" w:hAnsi="Symbol" w:hint="default"/>
+      </w:rPr>
+    </w:lvl>
+    <w:lvl w:ilvl="4" w:tplc="04090003" w:tentative="1">
+      <w:start w:val="1"/>
+      <w:numFmt w:val="bullet"/>
+      <w:lvlText w:val="o"/>
+      <w:lvlJc w:val="left"/>
+      <w:pPr>
+        <w:ind w:left="3600" w:hanging="360"/>
+      </w:pPr>
+      <w:rPr>
+        <w:rFonts w:ascii="Courier New" w:hAnsi="Courier New" w:cs="Courier New" w:hint="default"/>
+      </w:rPr>
+    </w:lvl>
+    <w:lvl w:ilvl="5" w:tplc="04090005" w:tentative="1">
+      <w:start w:val="1"/>
+      <w:numFmt w:val="bullet"/>
+      <w:lvlText w:val=""/>
+      <w:lvlJc w:val="left"/>
+      <w:pPr>
+        <w:ind w:left="4320" w:hanging="360"/>
+      </w:pPr>
+      <w:rPr>
+        <w:rFonts w:ascii="Wingdings" w:hAnsi="Wingdings" w:hint="default"/>
+      </w:rPr>
+    </w:lvl>
+    <w:lvl w:ilvl="6" w:tplc="04090001" w:tentative="1">
+      <w:start w:val="1"/>
+      <w:numFmt w:val="bullet"/>
+      <w:lvlText w:val=""/>
+      <w:lvlJc w:val="left"/>
+      <w:pPr>
+        <w:ind w:left="5040" w:hanging="360"/>
+      </w:pPr>
+      <w:rPr>
+        <w:rFonts w:ascii="Symbol" w:hAnsi="Symbol" w:hint="default"/>
+      </w:rPr>
+    </w:lvl>
+    <w:lvl w:ilvl="7" w:tplc="04090003" w:tentative="1">
+      <w:start w:val="1"/>
+      <w:numFmt w:val="bullet"/>
+      <w:lvlText w:val="o"/>
+      <w:lvlJc w:val="left"/>
+      <w:pPr>
+        <w:ind w:left="5760" w:hanging="360"/>
+      </w:pPr>
+      <w:rPr>
+        <w:rFonts w:ascii="Courier New" w:hAnsi="Courier New" w:cs="Courier New" w:hint="default"/>
+      </w:rPr>
+    </w:lvl>
+    <w:lvl w:ilvl="8" w:tplc="04090005" w:tentative="1">
+      <w:start w:val="1"/>
+      <w:numFmt w:val="bullet"/>
+      <w:lvlText w:val=""/>
+      <w:lvlJc w:val="left"/>
+      <w:pPr>
+        <w:ind w:left="6480" w:hanging="360"/>
+      </w:pPr>
+      <w:rPr>
+        <w:rFonts w:ascii="Wingdings" w:hAnsi="Wingdings" w:hint="default"/>
+      </w:rPr>
+    </w:lvl>
+  </w:abstractNum>
+  <w:abstractNum w:abstractNumId="13" w15:restartNumberingAfterBreak="0">
+    <w:nsid w:val="479B4673"/>
+    <w:multiLevelType w:val="hybridMultilevel"/>
+    <w:tmpl w:val="D16E2A86"/>
+    <w:lvl w:ilvl="0" w:tplc="04090001">
+      <w:start w:val="1"/>
+      <w:numFmt w:val="bullet"/>
+      <w:lvlText w:val=""/>
+      <w:lvlJc w:val="left"/>
+      <w:pPr>
+        <w:ind w:left="720" w:hanging="360"/>
+      </w:pPr>
+      <w:rPr>
+        <w:rFonts w:ascii="Symbol" w:hAnsi="Symbol" w:hint="default"/>
+      </w:rPr>
+    </w:lvl>
+    <w:lvl w:ilvl="1" w:tplc="04090003" w:tentative="1">
+      <w:start w:val="1"/>
+      <w:numFmt w:val="bullet"/>
+      <w:lvlText w:val="o"/>
+      <w:lvlJc w:val="left"/>
+      <w:pPr>
+        <w:ind w:left="1440" w:hanging="360"/>
+      </w:pPr>
+      <w:rPr>
+        <w:rFonts w:ascii="Courier New" w:hAnsi="Courier New" w:cs="Courier New" w:hint="default"/>
+      </w:rPr>
+    </w:lvl>
+    <w:lvl w:ilvl="2" w:tplc="04090005" w:tentative="1">
+      <w:start w:val="1"/>
+      <w:numFmt w:val="bullet"/>
+      <w:lvlText w:val=""/>
+      <w:lvlJc w:val="left"/>
+      <w:pPr>
+        <w:ind w:left="2160" w:hanging="360"/>
+      </w:pPr>
+      <w:rPr>
+        <w:rFonts w:ascii="Wingdings" w:hAnsi="Wingdings" w:hint="default"/>
+      </w:rPr>
+    </w:lvl>
+    <w:lvl w:ilvl="3" w:tplc="04090001" w:tentative="1">
+      <w:start w:val="1"/>
+      <w:numFmt w:val="bullet"/>
+      <w:lvlText w:val=""/>
+      <w:lvlJc w:val="left"/>
+      <w:pPr>
+        <w:ind w:left="2880" w:hanging="360"/>
+      </w:pPr>
+      <w:rPr>
+        <w:rFonts w:ascii="Symbol" w:hAnsi="Symbol" w:hint="default"/>
+      </w:rPr>
+    </w:lvl>
+    <w:lvl w:ilvl="4" w:tplc="04090003" w:tentative="1">
+      <w:start w:val="1"/>
+      <w:numFmt w:val="bullet"/>
+      <w:lvlText w:val="o"/>
+      <w:lvlJc w:val="left"/>
+      <w:pPr>
+        <w:ind w:left="3600" w:hanging="360"/>
+      </w:pPr>
+      <w:rPr>
+        <w:rFonts w:ascii="Courier New" w:hAnsi="Courier New" w:cs="Courier New" w:hint="default"/>
+      </w:rPr>
+    </w:lvl>
+    <w:lvl w:ilvl="5" w:tplc="04090005" w:tentative="1">
+      <w:start w:val="1"/>
+      <w:numFmt w:val="bullet"/>
+      <w:lvlText w:val=""/>
+      <w:lvlJc w:val="left"/>
+      <w:pPr>
+        <w:ind w:left="4320" w:hanging="360"/>
+      </w:pPr>
+      <w:rPr>
+        <w:rFonts w:ascii="Wingdings" w:hAnsi="Wingdings" w:hint="default"/>
+      </w:rPr>
+    </w:lvl>
+    <w:lvl w:ilvl="6" w:tplc="04090001" w:tentative="1">
+      <w:start w:val="1"/>
+      <w:numFmt w:val="bullet"/>
+      <w:lvlText w:val=""/>
+      <w:lvlJc w:val="left"/>
+      <w:pPr>
+        <w:ind w:left="5040" w:hanging="360"/>
+      </w:pPr>
+      <w:rPr>
+        <w:rFonts w:ascii="Symbol" w:hAnsi="Symbol" w:hint="default"/>
+      </w:rPr>
+    </w:lvl>
+    <w:lvl w:ilvl="7" w:tplc="04090003" w:tentative="1">
+      <w:start w:val="1"/>
+      <w:numFmt w:val="bullet"/>
+      <w:lvlText w:val="o"/>
+      <w:lvlJc w:val="left"/>
+      <w:pPr>
+        <w:ind w:left="5760" w:hanging="360"/>
+      </w:pPr>
+      <w:rPr>
+        <w:rFonts w:ascii="Courier New" w:hAnsi="Courier New" w:cs="Courier New" w:hint="default"/>
+      </w:rPr>
+    </w:lvl>
+    <w:lvl w:ilvl="8" w:tplc="04090005" w:tentative="1">
+      <w:start w:val="1"/>
+      <w:numFmt w:val="bullet"/>
+      <w:lvlText w:val=""/>
+      <w:lvlJc w:val="left"/>
+      <w:pPr>
+        <w:ind w:left="6480" w:hanging="360"/>
+      </w:pPr>
+      <w:rPr>
+        <w:rFonts w:ascii="Wingdings" w:hAnsi="Wingdings" w:hint="default"/>
+      </w:rPr>
+    </w:lvl>
+  </w:abstractNum>
+  <w:abstractNum w:abstractNumId="14" w15:restartNumberingAfterBreak="0">
+    <w:nsid w:val="4A96335C"/>
+    <w:multiLevelType w:val="hybridMultilevel"/>
+    <w:tmpl w:val="33A232DE"/>
+    <w:lvl w:ilvl="0" w:tplc="04090001">
+      <w:start w:val="1"/>
+      <w:numFmt w:val="bullet"/>
+      <w:lvlText w:val=""/>
+      <w:lvlJc w:val="left"/>
+      <w:pPr>
+        <w:ind w:left="720" w:hanging="360"/>
+      </w:pPr>
+      <w:rPr>
+        <w:rFonts w:ascii="Symbol" w:hAnsi="Symbol" w:hint="default"/>
+      </w:rPr>
+    </w:lvl>
+    <w:lvl w:ilvl="1" w:tplc="04090003" w:tentative="1">
+      <w:start w:val="1"/>
+      <w:numFmt w:val="bullet"/>
+      <w:lvlText w:val="o"/>
+      <w:lvlJc w:val="left"/>
+      <w:pPr>
+        <w:ind w:left="1440" w:hanging="360"/>
+      </w:pPr>
+      <w:rPr>
+        <w:rFonts w:ascii="Courier New" w:hAnsi="Courier New" w:cs="Courier New" w:hint="default"/>
+      </w:rPr>
+    </w:lvl>
+    <w:lvl w:ilvl="2" w:tplc="04090005" w:tentative="1">
+      <w:start w:val="1"/>
+      <w:numFmt w:val="bullet"/>
+      <w:lvlText w:val=""/>
+      <w:lvlJc w:val="left"/>
+      <w:pPr>
+        <w:ind w:left="2160" w:hanging="360"/>
+      </w:pPr>
+      <w:rPr>
+        <w:rFonts w:ascii="Wingdings" w:hAnsi="Wingdings" w:hint="default"/>
+      </w:rPr>
+    </w:lvl>
+    <w:lvl w:ilvl="3" w:tplc="04090001" w:tentative="1">
+      <w:start w:val="1"/>
+      <w:numFmt w:val="bullet"/>
+      <w:lvlText w:val=""/>
+      <w:lvlJc w:val="left"/>
+      <w:pPr>
+        <w:ind w:left="2880" w:hanging="360"/>
+      </w:pPr>
+      <w:rPr>
+        <w:rFonts w:ascii="Symbol" w:hAnsi="Symbol" w:hint="default"/>
+      </w:rPr>
+    </w:lvl>
+    <w:lvl w:ilvl="4" w:tplc="04090003" w:tentative="1">
+      <w:start w:val="1"/>
+      <w:numFmt w:val="bullet"/>
+      <w:lvlText w:val="o"/>
+      <w:lvlJc w:val="left"/>
+      <w:pPr>
+        <w:ind w:left="3600" w:hanging="360"/>
+      </w:pPr>
+      <w:rPr>
+        <w:rFonts w:ascii="Courier New" w:hAnsi="Courier New" w:cs="Courier New" w:hint="default"/>
+      </w:rPr>
+    </w:lvl>
+    <w:lvl w:ilvl="5" w:tplc="04090005" w:tentative="1">
+      <w:start w:val="1"/>
+      <w:numFmt w:val="bullet"/>
+      <w:lvlText w:val=""/>
+      <w:lvlJc w:val="left"/>
+      <w:pPr>
+        <w:ind w:left="4320" w:hanging="360"/>
+      </w:pPr>
+      <w:rPr>
+        <w:rFonts w:ascii="Wingdings" w:hAnsi="Wingdings" w:hint="default"/>
+      </w:rPr>
+    </w:lvl>
+    <w:lvl w:ilvl="6" w:tplc="04090001" w:tentative="1">
+      <w:start w:val="1"/>
+      <w:numFmt w:val="bullet"/>
+      <w:lvlText w:val=""/>
+      <w:lvlJc w:val="left"/>
+      <w:pPr>
+        <w:ind w:left="5040" w:hanging="360"/>
+      </w:pPr>
+      <w:rPr>
+        <w:rFonts w:ascii="Symbol" w:hAnsi="Symbol" w:hint="default"/>
+      </w:rPr>
+    </w:lvl>
+    <w:lvl w:ilvl="7" w:tplc="04090003" w:tentative="1">
+      <w:start w:val="1"/>
+      <w:numFmt w:val="bullet"/>
+      <w:lvlText w:val="o"/>
+      <w:lvlJc w:val="left"/>
+      <w:pPr>
+        <w:ind w:left="5760" w:hanging="360"/>
+      </w:pPr>
+      <w:rPr>
+        <w:rFonts w:ascii="Courier New" w:hAnsi="Courier New" w:cs="Courier New" w:hint="default"/>
+      </w:rPr>
+    </w:lvl>
+    <w:lvl w:ilvl="8" w:tplc="04090005" w:tentative="1">
+      <w:start w:val="1"/>
+      <w:numFmt w:val="bullet"/>
+      <w:lvlText w:val=""/>
+      <w:lvlJc w:val="left"/>
+      <w:pPr>
+        <w:ind w:left="6480" w:hanging="360"/>
+      </w:pPr>
+      <w:rPr>
+        <w:rFonts w:ascii="Wingdings" w:hAnsi="Wingdings" w:hint="default"/>
+      </w:rPr>
+    </w:lvl>
+  </w:abstractNum>
+  <w:abstractNum w:abstractNumId="15" w15:restartNumberingAfterBreak="0">
+    <w:nsid w:val="4B914E12"/>
+    <w:multiLevelType w:val="hybridMultilevel"/>
+    <w:tmpl w:val="82C40206"/>
+    <w:lvl w:ilvl="0" w:tplc="04090001">
+      <w:start w:val="1"/>
+      <w:numFmt w:val="bullet"/>
+      <w:lvlText w:val=""/>
+      <w:lvlJc w:val="left"/>
+      <w:pPr>
+        <w:ind w:left="720" w:hanging="360"/>
+      </w:pPr>
+      <w:rPr>
+        <w:rFonts w:ascii="Symbol" w:hAnsi="Symbol" w:hint="default"/>
+      </w:rPr>
+    </w:lvl>
+    <w:lvl w:ilvl="1" w:tplc="04090003" w:tentative="1">
+      <w:start w:val="1"/>
+      <w:numFmt w:val="bullet"/>
+      <w:lvlText w:val="o"/>
+      <w:lvlJc w:val="left"/>
+      <w:pPr>
+        <w:ind w:left="1440" w:hanging="360"/>
+      </w:pPr>
+      <w:rPr>
+        <w:rFonts w:ascii="Courier New" w:hAnsi="Courier New" w:cs="Courier New" w:hint="default"/>
+      </w:rPr>
+    </w:lvl>
+    <w:lvl w:ilvl="2" w:tplc="04090005" w:tentative="1">
+      <w:start w:val="1"/>
+      <w:numFmt w:val="bullet"/>
+      <w:lvlText w:val=""/>
+      <w:lvlJc w:val="left"/>
+      <w:pPr>
+        <w:ind w:left="2160" w:hanging="360"/>
+      </w:pPr>
+      <w:rPr>
+        <w:rFonts w:ascii="Wingdings" w:hAnsi="Wingdings" w:hint="default"/>
+      </w:rPr>
+    </w:lvl>
+    <w:lvl w:ilvl="3" w:tplc="04090001" w:tentative="1">
+      <w:start w:val="1"/>
+      <w:numFmt w:val="bullet"/>
+      <w:lvlText w:val=""/>
+      <w:lvlJc w:val="left"/>
+      <w:pPr>
+        <w:ind w:left="2880" w:hanging="360"/>
+      </w:pPr>
+      <w:rPr>
+        <w:rFonts w:ascii="Symbol" w:hAnsi="Symbol" w:hint="default"/>
+      </w:rPr>
+    </w:lvl>
+    <w:lvl w:ilvl="4" w:tplc="04090003" w:tentative="1">
+      <w:start w:val="1"/>
+      <w:numFmt w:val="bullet"/>
+      <w:lvlText w:val="o"/>
+      <w:lvlJc w:val="left"/>
+      <w:pPr>
+        <w:ind w:left="3600" w:hanging="360"/>
+      </w:pPr>
+      <w:rPr>
+        <w:rFonts w:ascii="Courier New" w:hAnsi="Courier New" w:cs="Courier New" w:hint="default"/>
+      </w:rPr>
+    </w:lvl>
+    <w:lvl w:ilvl="5" w:tplc="04090005" w:tentative="1">
+      <w:start w:val="1"/>
+      <w:numFmt w:val="bullet"/>
+      <w:lvlText w:val=""/>
+      <w:lvlJc w:val="left"/>
+      <w:pPr>
+        <w:ind w:left="4320" w:hanging="360"/>
+      </w:pPr>
+      <w:rPr>
+        <w:rFonts w:ascii="Wingdings" w:hAnsi="Wingdings" w:hint="default"/>
+      </w:rPr>
+    </w:lvl>
+    <w:lvl w:ilvl="6" w:tplc="04090001" w:tentative="1">
+      <w:start w:val="1"/>
+      <w:numFmt w:val="bullet"/>
+      <w:lvlText w:val=""/>
+      <w:lvlJc w:val="left"/>
+      <w:pPr>
+        <w:ind w:left="5040" w:hanging="360"/>
+      </w:pPr>
+      <w:rPr>
+        <w:rFonts w:ascii="Symbol" w:hAnsi="Symbol" w:hint="default"/>
+      </w:rPr>
+    </w:lvl>
+    <w:lvl w:ilvl="7" w:tplc="04090003" w:tentative="1">
+      <w:start w:val="1"/>
+      <w:numFmt w:val="bullet"/>
+      <w:lvlText w:val="o"/>
+      <w:lvlJc w:val="left"/>
+      <w:pPr>
+        <w:ind w:left="5760" w:hanging="360"/>
+      </w:pPr>
+      <w:rPr>
+        <w:rFonts w:ascii="Courier New" w:hAnsi="Courier New" w:cs="Courier New" w:hint="default"/>
+      </w:rPr>
+    </w:lvl>
+    <w:lvl w:ilvl="8" w:tplc="04090005" w:tentative="1">
+      <w:start w:val="1"/>
+      <w:numFmt w:val="bullet"/>
+      <w:lvlText w:val=""/>
+      <w:lvlJc w:val="left"/>
+      <w:pPr>
+        <w:ind w:left="6480" w:hanging="360"/>
+      </w:pPr>
+      <w:rPr>
+        <w:rFonts w:ascii="Wingdings" w:hAnsi="Wingdings" w:hint="default"/>
+      </w:rPr>
+    </w:lvl>
+  </w:abstractNum>
+  <w:abstractNum w:abstractNumId="16" w15:restartNumberingAfterBreak="0">
+    <w:nsid w:val="5D0140E6"/>
+    <w:multiLevelType w:val="multilevel"/>
+    <w:tmpl w:val="11D21504"/>
     <w:lvl w:ilvl="0">
       <w:start w:val="1"/>
       <w:numFmt w:val="decimal"/>
@@ -495,11 +4064,12 @@
     </w:lvl>
     <w:lvl w:ilvl="2">
       <w:start w:val="1"/>
-      <w:numFmt w:val="lowerRoman"/>
-      <w:lvlText w:val="%3)"/>
-      <w:lvlJc w:val="left"/>
-      <w:pPr>
-        <w:ind w:left="1080" w:hanging="360"/>
+      <w:numFmt w:val="decimal"/>
+      <w:pStyle w:val="Heading3"/>
+      <w:lvlText w:val="%1.%2.%3. "/>
+      <w:lvlJc w:val="left"/>
+      <w:pPr>
+        <w:ind w:left="0" w:firstLine="0"/>
       </w:pPr>
       <w:rPr>
         <w:rFonts w:hint="default"/>
@@ -578,16 +4148,693 @@
       </w:rPr>
     </w:lvl>
   </w:abstractNum>
+  <w:abstractNum w:abstractNumId="17" w15:restartNumberingAfterBreak="0">
+    <w:nsid w:val="5FD824D3"/>
+    <w:multiLevelType w:val="hybridMultilevel"/>
+    <w:tmpl w:val="D108A960"/>
+    <w:lvl w:ilvl="0" w:tplc="04090001">
+      <w:start w:val="1"/>
+      <w:numFmt w:val="bullet"/>
+      <w:lvlText w:val=""/>
+      <w:lvlJc w:val="left"/>
+      <w:pPr>
+        <w:ind w:left="720" w:hanging="360"/>
+      </w:pPr>
+      <w:rPr>
+        <w:rFonts w:ascii="Symbol" w:hAnsi="Symbol" w:hint="default"/>
+      </w:rPr>
+    </w:lvl>
+    <w:lvl w:ilvl="1" w:tplc="04090003" w:tentative="1">
+      <w:start w:val="1"/>
+      <w:numFmt w:val="bullet"/>
+      <w:lvlText w:val="o"/>
+      <w:lvlJc w:val="left"/>
+      <w:pPr>
+        <w:ind w:left="1440" w:hanging="360"/>
+      </w:pPr>
+      <w:rPr>
+        <w:rFonts w:ascii="Courier New" w:hAnsi="Courier New" w:cs="Courier New" w:hint="default"/>
+      </w:rPr>
+    </w:lvl>
+    <w:lvl w:ilvl="2" w:tplc="04090005" w:tentative="1">
+      <w:start w:val="1"/>
+      <w:numFmt w:val="bullet"/>
+      <w:lvlText w:val=""/>
+      <w:lvlJc w:val="left"/>
+      <w:pPr>
+        <w:ind w:left="2160" w:hanging="360"/>
+      </w:pPr>
+      <w:rPr>
+        <w:rFonts w:ascii="Wingdings" w:hAnsi="Wingdings" w:hint="default"/>
+      </w:rPr>
+    </w:lvl>
+    <w:lvl w:ilvl="3" w:tplc="04090001" w:tentative="1">
+      <w:start w:val="1"/>
+      <w:numFmt w:val="bullet"/>
+      <w:lvlText w:val=""/>
+      <w:lvlJc w:val="left"/>
+      <w:pPr>
+        <w:ind w:left="2880" w:hanging="360"/>
+      </w:pPr>
+      <w:rPr>
+        <w:rFonts w:ascii="Symbol" w:hAnsi="Symbol" w:hint="default"/>
+      </w:rPr>
+    </w:lvl>
+    <w:lvl w:ilvl="4" w:tplc="04090003" w:tentative="1">
+      <w:start w:val="1"/>
+      <w:numFmt w:val="bullet"/>
+      <w:lvlText w:val="o"/>
+      <w:lvlJc w:val="left"/>
+      <w:pPr>
+        <w:ind w:left="3600" w:hanging="360"/>
+      </w:pPr>
+      <w:rPr>
+        <w:rFonts w:ascii="Courier New" w:hAnsi="Courier New" w:cs="Courier New" w:hint="default"/>
+      </w:rPr>
+    </w:lvl>
+    <w:lvl w:ilvl="5" w:tplc="04090005" w:tentative="1">
+      <w:start w:val="1"/>
+      <w:numFmt w:val="bullet"/>
+      <w:lvlText w:val=""/>
+      <w:lvlJc w:val="left"/>
+      <w:pPr>
+        <w:ind w:left="4320" w:hanging="360"/>
+      </w:pPr>
+      <w:rPr>
+        <w:rFonts w:ascii="Wingdings" w:hAnsi="Wingdings" w:hint="default"/>
+      </w:rPr>
+    </w:lvl>
+    <w:lvl w:ilvl="6" w:tplc="04090001" w:tentative="1">
+      <w:start w:val="1"/>
+      <w:numFmt w:val="bullet"/>
+      <w:lvlText w:val=""/>
+      <w:lvlJc w:val="left"/>
+      <w:pPr>
+        <w:ind w:left="5040" w:hanging="360"/>
+      </w:pPr>
+      <w:rPr>
+        <w:rFonts w:ascii="Symbol" w:hAnsi="Symbol" w:hint="default"/>
+      </w:rPr>
+    </w:lvl>
+    <w:lvl w:ilvl="7" w:tplc="04090003" w:tentative="1">
+      <w:start w:val="1"/>
+      <w:numFmt w:val="bullet"/>
+      <w:lvlText w:val="o"/>
+      <w:lvlJc w:val="left"/>
+      <w:pPr>
+        <w:ind w:left="5760" w:hanging="360"/>
+      </w:pPr>
+      <w:rPr>
+        <w:rFonts w:ascii="Courier New" w:hAnsi="Courier New" w:cs="Courier New" w:hint="default"/>
+      </w:rPr>
+    </w:lvl>
+    <w:lvl w:ilvl="8" w:tplc="04090005" w:tentative="1">
+      <w:start w:val="1"/>
+      <w:numFmt w:val="bullet"/>
+      <w:lvlText w:val=""/>
+      <w:lvlJc w:val="left"/>
+      <w:pPr>
+        <w:ind w:left="6480" w:hanging="360"/>
+      </w:pPr>
+      <w:rPr>
+        <w:rFonts w:ascii="Wingdings" w:hAnsi="Wingdings" w:hint="default"/>
+      </w:rPr>
+    </w:lvl>
+  </w:abstractNum>
+  <w:abstractNum w:abstractNumId="18" w15:restartNumberingAfterBreak="0">
+    <w:nsid w:val="6836373F"/>
+    <w:multiLevelType w:val="hybridMultilevel"/>
+    <w:tmpl w:val="53D0B32C"/>
+    <w:lvl w:ilvl="0" w:tplc="04090001">
+      <w:start w:val="1"/>
+      <w:numFmt w:val="bullet"/>
+      <w:lvlText w:val=""/>
+      <w:lvlJc w:val="left"/>
+      <w:pPr>
+        <w:ind w:left="720" w:hanging="360"/>
+      </w:pPr>
+      <w:rPr>
+        <w:rFonts w:ascii="Symbol" w:hAnsi="Symbol" w:hint="default"/>
+      </w:rPr>
+    </w:lvl>
+    <w:lvl w:ilvl="1" w:tplc="04090003" w:tentative="1">
+      <w:start w:val="1"/>
+      <w:numFmt w:val="bullet"/>
+      <w:lvlText w:val="o"/>
+      <w:lvlJc w:val="left"/>
+      <w:pPr>
+        <w:ind w:left="1440" w:hanging="360"/>
+      </w:pPr>
+      <w:rPr>
+        <w:rFonts w:ascii="Courier New" w:hAnsi="Courier New" w:cs="Courier New" w:hint="default"/>
+      </w:rPr>
+    </w:lvl>
+    <w:lvl w:ilvl="2" w:tplc="04090005" w:tentative="1">
+      <w:start w:val="1"/>
+      <w:numFmt w:val="bullet"/>
+      <w:lvlText w:val=""/>
+      <w:lvlJc w:val="left"/>
+      <w:pPr>
+        <w:ind w:left="2160" w:hanging="360"/>
+      </w:pPr>
+      <w:rPr>
+        <w:rFonts w:ascii="Wingdings" w:hAnsi="Wingdings" w:hint="default"/>
+      </w:rPr>
+    </w:lvl>
+    <w:lvl w:ilvl="3" w:tplc="04090001" w:tentative="1">
+      <w:start w:val="1"/>
+      <w:numFmt w:val="bullet"/>
+      <w:lvlText w:val=""/>
+      <w:lvlJc w:val="left"/>
+      <w:pPr>
+        <w:ind w:left="2880" w:hanging="360"/>
+      </w:pPr>
+      <w:rPr>
+        <w:rFonts w:ascii="Symbol" w:hAnsi="Symbol" w:hint="default"/>
+      </w:rPr>
+    </w:lvl>
+    <w:lvl w:ilvl="4" w:tplc="04090003" w:tentative="1">
+      <w:start w:val="1"/>
+      <w:numFmt w:val="bullet"/>
+      <w:lvlText w:val="o"/>
+      <w:lvlJc w:val="left"/>
+      <w:pPr>
+        <w:ind w:left="3600" w:hanging="360"/>
+      </w:pPr>
+      <w:rPr>
+        <w:rFonts w:ascii="Courier New" w:hAnsi="Courier New" w:cs="Courier New" w:hint="default"/>
+      </w:rPr>
+    </w:lvl>
+    <w:lvl w:ilvl="5" w:tplc="04090005" w:tentative="1">
+      <w:start w:val="1"/>
+      <w:numFmt w:val="bullet"/>
+      <w:lvlText w:val=""/>
+      <w:lvlJc w:val="left"/>
+      <w:pPr>
+        <w:ind w:left="4320" w:hanging="360"/>
+      </w:pPr>
+      <w:rPr>
+        <w:rFonts w:ascii="Wingdings" w:hAnsi="Wingdings" w:hint="default"/>
+      </w:rPr>
+    </w:lvl>
+    <w:lvl w:ilvl="6" w:tplc="04090001" w:tentative="1">
+      <w:start w:val="1"/>
+      <w:numFmt w:val="bullet"/>
+      <w:lvlText w:val=""/>
+      <w:lvlJc w:val="left"/>
+      <w:pPr>
+        <w:ind w:left="5040" w:hanging="360"/>
+      </w:pPr>
+      <w:rPr>
+        <w:rFonts w:ascii="Symbol" w:hAnsi="Symbol" w:hint="default"/>
+      </w:rPr>
+    </w:lvl>
+    <w:lvl w:ilvl="7" w:tplc="04090003" w:tentative="1">
+      <w:start w:val="1"/>
+      <w:numFmt w:val="bullet"/>
+      <w:lvlText w:val="o"/>
+      <w:lvlJc w:val="left"/>
+      <w:pPr>
+        <w:ind w:left="5760" w:hanging="360"/>
+      </w:pPr>
+      <w:rPr>
+        <w:rFonts w:ascii="Courier New" w:hAnsi="Courier New" w:cs="Courier New" w:hint="default"/>
+      </w:rPr>
+    </w:lvl>
+    <w:lvl w:ilvl="8" w:tplc="04090005" w:tentative="1">
+      <w:start w:val="1"/>
+      <w:numFmt w:val="bullet"/>
+      <w:lvlText w:val=""/>
+      <w:lvlJc w:val="left"/>
+      <w:pPr>
+        <w:ind w:left="6480" w:hanging="360"/>
+      </w:pPr>
+      <w:rPr>
+        <w:rFonts w:ascii="Wingdings" w:hAnsi="Wingdings" w:hint="default"/>
+      </w:rPr>
+    </w:lvl>
+  </w:abstractNum>
+  <w:abstractNum w:abstractNumId="19" w15:restartNumberingAfterBreak="0">
+    <w:nsid w:val="6B207099"/>
+    <w:multiLevelType w:val="hybridMultilevel"/>
+    <w:tmpl w:val="C9F6826E"/>
+    <w:lvl w:ilvl="0" w:tplc="04090001">
+      <w:start w:val="1"/>
+      <w:numFmt w:val="bullet"/>
+      <w:lvlText w:val=""/>
+      <w:lvlJc w:val="left"/>
+      <w:pPr>
+        <w:ind w:left="720" w:hanging="360"/>
+      </w:pPr>
+      <w:rPr>
+        <w:rFonts w:ascii="Symbol" w:hAnsi="Symbol" w:hint="default"/>
+      </w:rPr>
+    </w:lvl>
+    <w:lvl w:ilvl="1" w:tplc="04090003" w:tentative="1">
+      <w:start w:val="1"/>
+      <w:numFmt w:val="bullet"/>
+      <w:lvlText w:val="o"/>
+      <w:lvlJc w:val="left"/>
+      <w:pPr>
+        <w:ind w:left="1440" w:hanging="360"/>
+      </w:pPr>
+      <w:rPr>
+        <w:rFonts w:ascii="Courier New" w:hAnsi="Courier New" w:cs="Courier New" w:hint="default"/>
+      </w:rPr>
+    </w:lvl>
+    <w:lvl w:ilvl="2" w:tplc="04090005" w:tentative="1">
+      <w:start w:val="1"/>
+      <w:numFmt w:val="bullet"/>
+      <w:lvlText w:val=""/>
+      <w:lvlJc w:val="left"/>
+      <w:pPr>
+        <w:ind w:left="2160" w:hanging="360"/>
+      </w:pPr>
+      <w:rPr>
+        <w:rFonts w:ascii="Wingdings" w:hAnsi="Wingdings" w:hint="default"/>
+      </w:rPr>
+    </w:lvl>
+    <w:lvl w:ilvl="3" w:tplc="04090001" w:tentative="1">
+      <w:start w:val="1"/>
+      <w:numFmt w:val="bullet"/>
+      <w:lvlText w:val=""/>
+      <w:lvlJc w:val="left"/>
+      <w:pPr>
+        <w:ind w:left="2880" w:hanging="360"/>
+      </w:pPr>
+      <w:rPr>
+        <w:rFonts w:ascii="Symbol" w:hAnsi="Symbol" w:hint="default"/>
+      </w:rPr>
+    </w:lvl>
+    <w:lvl w:ilvl="4" w:tplc="04090003" w:tentative="1">
+      <w:start w:val="1"/>
+      <w:numFmt w:val="bullet"/>
+      <w:lvlText w:val="o"/>
+      <w:lvlJc w:val="left"/>
+      <w:pPr>
+        <w:ind w:left="3600" w:hanging="360"/>
+      </w:pPr>
+      <w:rPr>
+        <w:rFonts w:ascii="Courier New" w:hAnsi="Courier New" w:cs="Courier New" w:hint="default"/>
+      </w:rPr>
+    </w:lvl>
+    <w:lvl w:ilvl="5" w:tplc="04090005" w:tentative="1">
+      <w:start w:val="1"/>
+      <w:numFmt w:val="bullet"/>
+      <w:lvlText w:val=""/>
+      <w:lvlJc w:val="left"/>
+      <w:pPr>
+        <w:ind w:left="4320" w:hanging="360"/>
+      </w:pPr>
+      <w:rPr>
+        <w:rFonts w:ascii="Wingdings" w:hAnsi="Wingdings" w:hint="default"/>
+      </w:rPr>
+    </w:lvl>
+    <w:lvl w:ilvl="6" w:tplc="04090001" w:tentative="1">
+      <w:start w:val="1"/>
+      <w:numFmt w:val="bullet"/>
+      <w:lvlText w:val=""/>
+      <w:lvlJc w:val="left"/>
+      <w:pPr>
+        <w:ind w:left="5040" w:hanging="360"/>
+      </w:pPr>
+      <w:rPr>
+        <w:rFonts w:ascii="Symbol" w:hAnsi="Symbol" w:hint="default"/>
+      </w:rPr>
+    </w:lvl>
+    <w:lvl w:ilvl="7" w:tplc="04090003" w:tentative="1">
+      <w:start w:val="1"/>
+      <w:numFmt w:val="bullet"/>
+      <w:lvlText w:val="o"/>
+      <w:lvlJc w:val="left"/>
+      <w:pPr>
+        <w:ind w:left="5760" w:hanging="360"/>
+      </w:pPr>
+      <w:rPr>
+        <w:rFonts w:ascii="Courier New" w:hAnsi="Courier New" w:cs="Courier New" w:hint="default"/>
+      </w:rPr>
+    </w:lvl>
+    <w:lvl w:ilvl="8" w:tplc="04090005" w:tentative="1">
+      <w:start w:val="1"/>
+      <w:numFmt w:val="bullet"/>
+      <w:lvlText w:val=""/>
+      <w:lvlJc w:val="left"/>
+      <w:pPr>
+        <w:ind w:left="6480" w:hanging="360"/>
+      </w:pPr>
+      <w:rPr>
+        <w:rFonts w:ascii="Wingdings" w:hAnsi="Wingdings" w:hint="default"/>
+      </w:rPr>
+    </w:lvl>
+  </w:abstractNum>
+  <w:abstractNum w:abstractNumId="20" w15:restartNumberingAfterBreak="0">
+    <w:nsid w:val="72142C28"/>
+    <w:multiLevelType w:val="hybridMultilevel"/>
+    <w:tmpl w:val="4C024AD0"/>
+    <w:lvl w:ilvl="0" w:tplc="04090001">
+      <w:start w:val="1"/>
+      <w:numFmt w:val="bullet"/>
+      <w:lvlText w:val=""/>
+      <w:lvlJc w:val="left"/>
+      <w:pPr>
+        <w:ind w:left="720" w:hanging="360"/>
+      </w:pPr>
+      <w:rPr>
+        <w:rFonts w:ascii="Symbol" w:hAnsi="Symbol" w:hint="default"/>
+      </w:rPr>
+    </w:lvl>
+    <w:lvl w:ilvl="1" w:tplc="04090003" w:tentative="1">
+      <w:start w:val="1"/>
+      <w:numFmt w:val="bullet"/>
+      <w:lvlText w:val="o"/>
+      <w:lvlJc w:val="left"/>
+      <w:pPr>
+        <w:ind w:left="1440" w:hanging="360"/>
+      </w:pPr>
+      <w:rPr>
+        <w:rFonts w:ascii="Courier New" w:hAnsi="Courier New" w:cs="Courier New" w:hint="default"/>
+      </w:rPr>
+    </w:lvl>
+    <w:lvl w:ilvl="2" w:tplc="04090005" w:tentative="1">
+      <w:start w:val="1"/>
+      <w:numFmt w:val="bullet"/>
+      <w:lvlText w:val=""/>
+      <w:lvlJc w:val="left"/>
+      <w:pPr>
+        <w:ind w:left="2160" w:hanging="360"/>
+      </w:pPr>
+      <w:rPr>
+        <w:rFonts w:ascii="Wingdings" w:hAnsi="Wingdings" w:hint="default"/>
+      </w:rPr>
+    </w:lvl>
+    <w:lvl w:ilvl="3" w:tplc="04090001" w:tentative="1">
+      <w:start w:val="1"/>
+      <w:numFmt w:val="bullet"/>
+      <w:lvlText w:val=""/>
+      <w:lvlJc w:val="left"/>
+      <w:pPr>
+        <w:ind w:left="2880" w:hanging="360"/>
+      </w:pPr>
+      <w:rPr>
+        <w:rFonts w:ascii="Symbol" w:hAnsi="Symbol" w:hint="default"/>
+      </w:rPr>
+    </w:lvl>
+    <w:lvl w:ilvl="4" w:tplc="04090003" w:tentative="1">
+      <w:start w:val="1"/>
+      <w:numFmt w:val="bullet"/>
+      <w:lvlText w:val="o"/>
+      <w:lvlJc w:val="left"/>
+      <w:pPr>
+        <w:ind w:left="3600" w:hanging="360"/>
+      </w:pPr>
+      <w:rPr>
+        <w:rFonts w:ascii="Courier New" w:hAnsi="Courier New" w:cs="Courier New" w:hint="default"/>
+      </w:rPr>
+    </w:lvl>
+    <w:lvl w:ilvl="5" w:tplc="04090005" w:tentative="1">
+      <w:start w:val="1"/>
+      <w:numFmt w:val="bullet"/>
+      <w:lvlText w:val=""/>
+      <w:lvlJc w:val="left"/>
+      <w:pPr>
+        <w:ind w:left="4320" w:hanging="360"/>
+      </w:pPr>
+      <w:rPr>
+        <w:rFonts w:ascii="Wingdings" w:hAnsi="Wingdings" w:hint="default"/>
+      </w:rPr>
+    </w:lvl>
+    <w:lvl w:ilvl="6" w:tplc="04090001" w:tentative="1">
+      <w:start w:val="1"/>
+      <w:numFmt w:val="bullet"/>
+      <w:lvlText w:val=""/>
+      <w:lvlJc w:val="left"/>
+      <w:pPr>
+        <w:ind w:left="5040" w:hanging="360"/>
+      </w:pPr>
+      <w:rPr>
+        <w:rFonts w:ascii="Symbol" w:hAnsi="Symbol" w:hint="default"/>
+      </w:rPr>
+    </w:lvl>
+    <w:lvl w:ilvl="7" w:tplc="04090003" w:tentative="1">
+      <w:start w:val="1"/>
+      <w:numFmt w:val="bullet"/>
+      <w:lvlText w:val="o"/>
+      <w:lvlJc w:val="left"/>
+      <w:pPr>
+        <w:ind w:left="5760" w:hanging="360"/>
+      </w:pPr>
+      <w:rPr>
+        <w:rFonts w:ascii="Courier New" w:hAnsi="Courier New" w:cs="Courier New" w:hint="default"/>
+      </w:rPr>
+    </w:lvl>
+    <w:lvl w:ilvl="8" w:tplc="04090005" w:tentative="1">
+      <w:start w:val="1"/>
+      <w:numFmt w:val="bullet"/>
+      <w:lvlText w:val=""/>
+      <w:lvlJc w:val="left"/>
+      <w:pPr>
+        <w:ind w:left="6480" w:hanging="360"/>
+      </w:pPr>
+      <w:rPr>
+        <w:rFonts w:ascii="Wingdings" w:hAnsi="Wingdings" w:hint="default"/>
+      </w:rPr>
+    </w:lvl>
+  </w:abstractNum>
+  <w:abstractNum w:abstractNumId="21" w15:restartNumberingAfterBreak="0">
+    <w:nsid w:val="7BF37955"/>
+    <w:multiLevelType w:val="hybridMultilevel"/>
+    <w:tmpl w:val="03FAEBB6"/>
+    <w:lvl w:ilvl="0" w:tplc="04090001">
+      <w:start w:val="1"/>
+      <w:numFmt w:val="bullet"/>
+      <w:lvlText w:val=""/>
+      <w:lvlJc w:val="left"/>
+      <w:pPr>
+        <w:ind w:left="720" w:hanging="360"/>
+      </w:pPr>
+      <w:rPr>
+        <w:rFonts w:ascii="Symbol" w:hAnsi="Symbol" w:hint="default"/>
+      </w:rPr>
+    </w:lvl>
+    <w:lvl w:ilvl="1" w:tplc="04090003" w:tentative="1">
+      <w:start w:val="1"/>
+      <w:numFmt w:val="bullet"/>
+      <w:lvlText w:val="o"/>
+      <w:lvlJc w:val="left"/>
+      <w:pPr>
+        <w:ind w:left="1440" w:hanging="360"/>
+      </w:pPr>
+      <w:rPr>
+        <w:rFonts w:ascii="Courier New" w:hAnsi="Courier New" w:cs="Courier New" w:hint="default"/>
+      </w:rPr>
+    </w:lvl>
+    <w:lvl w:ilvl="2" w:tplc="04090005" w:tentative="1">
+      <w:start w:val="1"/>
+      <w:numFmt w:val="bullet"/>
+      <w:lvlText w:val=""/>
+      <w:lvlJc w:val="left"/>
+      <w:pPr>
+        <w:ind w:left="2160" w:hanging="360"/>
+      </w:pPr>
+      <w:rPr>
+        <w:rFonts w:ascii="Wingdings" w:hAnsi="Wingdings" w:hint="default"/>
+      </w:rPr>
+    </w:lvl>
+    <w:lvl w:ilvl="3" w:tplc="04090001" w:tentative="1">
+      <w:start w:val="1"/>
+      <w:numFmt w:val="bullet"/>
+      <w:lvlText w:val=""/>
+      <w:lvlJc w:val="left"/>
+      <w:pPr>
+        <w:ind w:left="2880" w:hanging="360"/>
+      </w:pPr>
+      <w:rPr>
+        <w:rFonts w:ascii="Symbol" w:hAnsi="Symbol" w:hint="default"/>
+      </w:rPr>
+    </w:lvl>
+    <w:lvl w:ilvl="4" w:tplc="04090003" w:tentative="1">
+      <w:start w:val="1"/>
+      <w:numFmt w:val="bullet"/>
+      <w:lvlText w:val="o"/>
+      <w:lvlJc w:val="left"/>
+      <w:pPr>
+        <w:ind w:left="3600" w:hanging="360"/>
+      </w:pPr>
+      <w:rPr>
+        <w:rFonts w:ascii="Courier New" w:hAnsi="Courier New" w:cs="Courier New" w:hint="default"/>
+      </w:rPr>
+    </w:lvl>
+    <w:lvl w:ilvl="5" w:tplc="04090005" w:tentative="1">
+      <w:start w:val="1"/>
+      <w:numFmt w:val="bullet"/>
+      <w:lvlText w:val=""/>
+      <w:lvlJc w:val="left"/>
+      <w:pPr>
+        <w:ind w:left="4320" w:hanging="360"/>
+      </w:pPr>
+      <w:rPr>
+        <w:rFonts w:ascii="Wingdings" w:hAnsi="Wingdings" w:hint="default"/>
+      </w:rPr>
+    </w:lvl>
+    <w:lvl w:ilvl="6" w:tplc="04090001" w:tentative="1">
+      <w:start w:val="1"/>
+      <w:numFmt w:val="bullet"/>
+      <w:lvlText w:val=""/>
+      <w:lvlJc w:val="left"/>
+      <w:pPr>
+        <w:ind w:left="5040" w:hanging="360"/>
+      </w:pPr>
+      <w:rPr>
+        <w:rFonts w:ascii="Symbol" w:hAnsi="Symbol" w:hint="default"/>
+      </w:rPr>
+    </w:lvl>
+    <w:lvl w:ilvl="7" w:tplc="04090003" w:tentative="1">
+      <w:start w:val="1"/>
+      <w:numFmt w:val="bullet"/>
+      <w:lvlText w:val="o"/>
+      <w:lvlJc w:val="left"/>
+      <w:pPr>
+        <w:ind w:left="5760" w:hanging="360"/>
+      </w:pPr>
+      <w:rPr>
+        <w:rFonts w:ascii="Courier New" w:hAnsi="Courier New" w:cs="Courier New" w:hint="default"/>
+      </w:rPr>
+    </w:lvl>
+    <w:lvl w:ilvl="8" w:tplc="04090005" w:tentative="1">
+      <w:start w:val="1"/>
+      <w:numFmt w:val="bullet"/>
+      <w:lvlText w:val=""/>
+      <w:lvlJc w:val="left"/>
+      <w:pPr>
+        <w:ind w:left="6480" w:hanging="360"/>
+      </w:pPr>
+      <w:rPr>
+        <w:rFonts w:ascii="Wingdings" w:hAnsi="Wingdings" w:hint="default"/>
+      </w:rPr>
+    </w:lvl>
+  </w:abstractNum>
+  <w:abstractNum w:abstractNumId="22" w15:restartNumberingAfterBreak="0">
+    <w:nsid w:val="7F4D0CB1"/>
+    <w:multiLevelType w:val="hybridMultilevel"/>
+    <w:tmpl w:val="4E4E9952"/>
+    <w:lvl w:ilvl="0" w:tplc="04090001">
+      <w:start w:val="1"/>
+      <w:numFmt w:val="bullet"/>
+      <w:lvlText w:val=""/>
+      <w:lvlJc w:val="left"/>
+      <w:pPr>
+        <w:ind w:left="720" w:hanging="360"/>
+      </w:pPr>
+      <w:rPr>
+        <w:rFonts w:ascii="Symbol" w:hAnsi="Symbol" w:hint="default"/>
+      </w:rPr>
+    </w:lvl>
+    <w:lvl w:ilvl="1" w:tplc="04090003" w:tentative="1">
+      <w:start w:val="1"/>
+      <w:numFmt w:val="bullet"/>
+      <w:lvlText w:val="o"/>
+      <w:lvlJc w:val="left"/>
+      <w:pPr>
+        <w:ind w:left="1440" w:hanging="360"/>
+      </w:pPr>
+      <w:rPr>
+        <w:rFonts w:ascii="Courier New" w:hAnsi="Courier New" w:cs="Courier New" w:hint="default"/>
+      </w:rPr>
+    </w:lvl>
+    <w:lvl w:ilvl="2" w:tplc="04090005" w:tentative="1">
+      <w:start w:val="1"/>
+      <w:numFmt w:val="bullet"/>
+      <w:lvlText w:val=""/>
+      <w:lvlJc w:val="left"/>
+      <w:pPr>
+        <w:ind w:left="2160" w:hanging="360"/>
+      </w:pPr>
+      <w:rPr>
+        <w:rFonts w:ascii="Wingdings" w:hAnsi="Wingdings" w:hint="default"/>
+      </w:rPr>
+    </w:lvl>
+    <w:lvl w:ilvl="3" w:tplc="04090001" w:tentative="1">
+      <w:start w:val="1"/>
+      <w:numFmt w:val="bullet"/>
+      <w:lvlText w:val=""/>
+      <w:lvlJc w:val="left"/>
+      <w:pPr>
+        <w:ind w:left="2880" w:hanging="360"/>
+      </w:pPr>
+      <w:rPr>
+        <w:rFonts w:ascii="Symbol" w:hAnsi="Symbol" w:hint="default"/>
+      </w:rPr>
+    </w:lvl>
+    <w:lvl w:ilvl="4" w:tplc="04090003" w:tentative="1">
+      <w:start w:val="1"/>
+      <w:numFmt w:val="bullet"/>
+      <w:lvlText w:val="o"/>
+      <w:lvlJc w:val="left"/>
+      <w:pPr>
+        <w:ind w:left="3600" w:hanging="360"/>
+      </w:pPr>
+      <w:rPr>
+        <w:rFonts w:ascii="Courier New" w:hAnsi="Courier New" w:cs="Courier New" w:hint="default"/>
+      </w:rPr>
+    </w:lvl>
+    <w:lvl w:ilvl="5" w:tplc="04090005" w:tentative="1">
+      <w:start w:val="1"/>
+      <w:numFmt w:val="bullet"/>
+      <w:lvlText w:val=""/>
+      <w:lvlJc w:val="left"/>
+      <w:pPr>
+        <w:ind w:left="4320" w:hanging="360"/>
+      </w:pPr>
+      <w:rPr>
+        <w:rFonts w:ascii="Wingdings" w:hAnsi="Wingdings" w:hint="default"/>
+      </w:rPr>
+    </w:lvl>
+    <w:lvl w:ilvl="6" w:tplc="04090001" w:tentative="1">
+      <w:start w:val="1"/>
+      <w:numFmt w:val="bullet"/>
+      <w:lvlText w:val=""/>
+      <w:lvlJc w:val="left"/>
+      <w:pPr>
+        <w:ind w:left="5040" w:hanging="360"/>
+      </w:pPr>
+      <w:rPr>
+        <w:rFonts w:ascii="Symbol" w:hAnsi="Symbol" w:hint="default"/>
+      </w:rPr>
+    </w:lvl>
+    <w:lvl w:ilvl="7" w:tplc="04090003" w:tentative="1">
+      <w:start w:val="1"/>
+      <w:numFmt w:val="bullet"/>
+      <w:lvlText w:val="o"/>
+      <w:lvlJc w:val="left"/>
+      <w:pPr>
+        <w:ind w:left="5760" w:hanging="360"/>
+      </w:pPr>
+      <w:rPr>
+        <w:rFonts w:ascii="Courier New" w:hAnsi="Courier New" w:cs="Courier New" w:hint="default"/>
+      </w:rPr>
+    </w:lvl>
+    <w:lvl w:ilvl="8" w:tplc="04090005" w:tentative="1">
+      <w:start w:val="1"/>
+      <w:numFmt w:val="bullet"/>
+      <w:lvlText w:val=""/>
+      <w:lvlJc w:val="left"/>
+      <w:pPr>
+        <w:ind w:left="6480" w:hanging="360"/>
+      </w:pPr>
+      <w:rPr>
+        <w:rFonts w:ascii="Wingdings" w:hAnsi="Wingdings" w:hint="default"/>
+      </w:rPr>
+    </w:lvl>
+  </w:abstractNum>
   <w:num w:numId="1">
-    <w:abstractNumId w:val="0"/>
+    <w:abstractNumId w:val="3"/>
   </w:num>
   <w:num w:numId="2">
-    <w:abstractNumId w:val="0"/>
+    <w:abstractNumId w:val="3"/>
     <w:lvlOverride w:ilvl="0">
       <w:lvl w:ilvl="0">
         <w:start w:val="1"/>
         <w:numFmt w:val="decimal"/>
-        <w:pStyle w:val="Heading1"/>
         <w:lvlText w:val="CHƯƠNG %1"/>
         <w:lvlJc w:val="left"/>
         <w:pPr>
@@ -602,7 +4849,6 @@
       <w:lvl w:ilvl="1">
         <w:start w:val="1"/>
         <w:numFmt w:val="decimal"/>
-        <w:pStyle w:val="Heading2"/>
         <w:lvlText w:val="%1.%2"/>
         <w:lvlJc w:val="left"/>
         <w:pPr>
@@ -713,12 +4959,11 @@
     </w:lvlOverride>
   </w:num>
   <w:num w:numId="3">
-    <w:abstractNumId w:val="0"/>
+    <w:abstractNumId w:val="3"/>
     <w:lvlOverride w:ilvl="0">
       <w:lvl w:ilvl="0">
         <w:start w:val="1"/>
         <w:numFmt w:val="decimal"/>
-        <w:pStyle w:val="Heading1"/>
         <w:suff w:val="nothing"/>
         <w:lvlText w:val="CHƯƠNG %1: "/>
         <w:lvlJc w:val="left"/>
@@ -734,7 +4979,6 @@
       <w:lvl w:ilvl="1">
         <w:start w:val="1"/>
         <w:numFmt w:val="decimal"/>
-        <w:pStyle w:val="Heading2"/>
         <w:suff w:val="nothing"/>
         <w:lvlText w:val="%1.%2. "/>
         <w:lvlJc w:val="left"/>
@@ -846,12 +5090,11 @@
     </w:lvlOverride>
   </w:num>
   <w:num w:numId="4">
-    <w:abstractNumId w:val="0"/>
+    <w:abstractNumId w:val="3"/>
     <w:lvlOverride w:ilvl="0">
       <w:lvl w:ilvl="0">
         <w:start w:val="1"/>
         <w:numFmt w:val="decimal"/>
-        <w:pStyle w:val="Heading1"/>
         <w:suff w:val="nothing"/>
         <w:lvlText w:val="CHƯƠNG %1: "/>
         <w:lvlJc w:val="left"/>
@@ -867,7 +5110,6 @@
       <w:lvl w:ilvl="1">
         <w:start w:val="1"/>
         <w:numFmt w:val="decimal"/>
-        <w:pStyle w:val="Heading2"/>
         <w:suff w:val="nothing"/>
         <w:lvlText w:val="%1.%2. "/>
         <w:lvlJc w:val="left"/>
@@ -978,6 +5220,102 @@
         </w:rPr>
       </w:lvl>
     </w:lvlOverride>
+  </w:num>
+  <w:num w:numId="5">
+    <w:abstractNumId w:val="1"/>
+  </w:num>
+  <w:num w:numId="6">
+    <w:abstractNumId w:val="13"/>
+  </w:num>
+  <w:num w:numId="7">
+    <w:abstractNumId w:val="3"/>
+    <w:lvlOverride w:ilvl="0">
+      <w:startOverride w:val="1"/>
+    </w:lvlOverride>
+    <w:lvlOverride w:ilvl="1">
+      <w:startOverride w:val="1"/>
+    </w:lvlOverride>
+    <w:lvlOverride w:ilvl="2">
+      <w:startOverride w:val="1"/>
+    </w:lvlOverride>
+    <w:lvlOverride w:ilvl="3">
+      <w:startOverride w:val="1"/>
+    </w:lvlOverride>
+    <w:lvlOverride w:ilvl="4">
+      <w:startOverride w:val="1"/>
+    </w:lvlOverride>
+    <w:lvlOverride w:ilvl="5">
+      <w:startOverride w:val="1"/>
+    </w:lvlOverride>
+    <w:lvlOverride w:ilvl="6">
+      <w:startOverride w:val="1"/>
+    </w:lvlOverride>
+    <w:lvlOverride w:ilvl="7">
+      <w:startOverride w:val="1"/>
+    </w:lvlOverride>
+    <w:lvlOverride w:ilvl="8">
+      <w:startOverride w:val="1"/>
+    </w:lvlOverride>
+  </w:num>
+  <w:num w:numId="8">
+    <w:abstractNumId w:val="16"/>
+  </w:num>
+  <w:num w:numId="9">
+    <w:abstractNumId w:val="2"/>
+  </w:num>
+  <w:num w:numId="10">
+    <w:abstractNumId w:val="19"/>
+  </w:num>
+  <w:num w:numId="11">
+    <w:abstractNumId w:val="15"/>
+  </w:num>
+  <w:num w:numId="12">
+    <w:abstractNumId w:val="17"/>
+  </w:num>
+  <w:num w:numId="13">
+    <w:abstractNumId w:val="6"/>
+  </w:num>
+  <w:num w:numId="14">
+    <w:abstractNumId w:val="14"/>
+  </w:num>
+  <w:num w:numId="15">
+    <w:abstractNumId w:val="21"/>
+  </w:num>
+  <w:num w:numId="16">
+    <w:abstractNumId w:val="9"/>
+  </w:num>
+  <w:num w:numId="17">
+    <w:abstractNumId w:val="4"/>
+  </w:num>
+  <w:num w:numId="18">
+    <w:abstractNumId w:val="7"/>
+  </w:num>
+  <w:num w:numId="19">
+    <w:abstractNumId w:val="12"/>
+  </w:num>
+  <w:num w:numId="20">
+    <w:abstractNumId w:val="10"/>
+  </w:num>
+  <w:num w:numId="21">
+    <w:abstractNumId w:val="8"/>
+  </w:num>
+  <w:num w:numId="22">
+    <w:abstractNumId w:val="5"/>
+  </w:num>
+  <w:num w:numId="23">
+    <w:abstractNumId w:val="22"/>
+  </w:num>
+  <w:num w:numId="24">
+    <w:abstractNumId w:val="0"/>
+  </w:num>
+  <w:num w:numId="25">
+    <w:abstractNumId w:val="11"/>
+  </w:num>
+  <w:num w:numId="26">
+    <w:abstractNumId w:val="20"/>
+  </w:num>
+  <w:num w:numId="27">
+    <w:abstractNumId w:val="18"/>
   </w:num>
 </w:numbering>
 </file>
@@ -1399,7 +5737,7 @@
     <w:rsid w:val="007442EB"/>
     <w:pPr>
       <w:numPr>
-        <w:numId w:val="1"/>
+        <w:numId w:val="8"/>
       </w:numPr>
       <w:jc w:val="center"/>
       <w:outlineLvl w:val="0"/>
@@ -1420,7 +5758,7 @@
     <w:pPr>
       <w:numPr>
         <w:ilvl w:val="1"/>
-        <w:numId w:val="1"/>
+        <w:numId w:val="8"/>
       </w:numPr>
       <w:outlineLvl w:val="1"/>
     </w:pPr>
@@ -1438,6 +5776,10 @@
     <w:qFormat/>
     <w:rsid w:val="002D7AB4"/>
     <w:pPr>
+      <w:numPr>
+        <w:ilvl w:val="2"/>
+        <w:numId w:val="8"/>
+      </w:numPr>
       <w:outlineLvl w:val="2"/>
     </w:pPr>
     <w:rPr>
@@ -1608,6 +5950,49 @@
       <w:sz w:val="26"/>
       <w:szCs w:val="26"/>
     </w:rPr>
+  </w:style>
+  <w:style w:type="paragraph" w:styleId="Footer">
+    <w:name w:val="footer"/>
+    <w:basedOn w:val="Normal"/>
+    <w:link w:val="FooterChar"/>
+    <w:uiPriority w:val="99"/>
+    <w:unhideWhenUsed/>
+    <w:rsid w:val="002136CA"/>
+    <w:pPr>
+      <w:tabs>
+        <w:tab w:val="center" w:pos="4680"/>
+        <w:tab w:val="right" w:pos="9360"/>
+      </w:tabs>
+      <w:spacing w:line="240" w:lineRule="auto"/>
+    </w:pPr>
+    <w:rPr>
+      <w:rFonts w:eastAsia="Times New Roman"/>
+      <w:lang w:val="en"/>
+    </w:rPr>
+  </w:style>
+  <w:style w:type="character" w:customStyle="1" w:styleId="FooterChar">
+    <w:name w:val="Footer Char"/>
+    <w:basedOn w:val="DefaultParagraphFont"/>
+    <w:link w:val="Footer"/>
+    <w:uiPriority w:val="99"/>
+    <w:rsid w:val="002136CA"/>
+    <w:rPr>
+      <w:rFonts w:ascii="Times New Roman" w:eastAsia="Times New Roman" w:hAnsi="Times New Roman" w:cs="Times New Roman"/>
+      <w:sz w:val="26"/>
+      <w:szCs w:val="26"/>
+      <w:lang w:val="en"/>
+    </w:rPr>
+  </w:style>
+  <w:style w:type="paragraph" w:styleId="ListParagraph">
+    <w:name w:val="List Paragraph"/>
+    <w:basedOn w:val="Normal"/>
+    <w:uiPriority w:val="34"/>
+    <w:qFormat/>
+    <w:rsid w:val="006622D9"/>
+    <w:pPr>
+      <w:ind w:left="720"/>
+      <w:contextualSpacing/>
+    </w:pPr>
   </w:style>
 </w:styles>
 </file>

--- a/analysis/GreenLifeStore.docx
+++ b/analysis/GreenLifeStore.docx
@@ -1,6 +1,6 @@
 
 <file path=word/document.xml><?xml version="1.0" encoding="utf-8"?>
-<w:document xmlns:wpc="http://schemas.microsoft.com/office/word/2010/wordprocessingCanvas" xmlns:cx="http://schemas.microsoft.com/office/drawing/2014/chartex" xmlns:cx1="http://schemas.microsoft.com/office/drawing/2015/9/8/chartex" xmlns:cx2="http://schemas.microsoft.com/office/drawing/2015/10/21/chartex" xmlns:cx3="http://schemas.microsoft.com/office/drawing/2016/5/9/chartex" xmlns:cx4="http://schemas.microsoft.com/office/drawing/2016/5/10/chartex" xmlns:cx5="http://schemas.microsoft.com/office/drawing/2016/5/11/chartex" xmlns:cx6="http://schemas.microsoft.com/office/drawing/2016/5/12/chartex" xmlns:cx7="http://schemas.microsoft.com/office/drawing/2016/5/13/chartex" xmlns:cx8="http://schemas.microsoft.com/office/drawing/2016/5/14/chartex" xmlns:mc="http://schemas.openxmlformats.org/markup-compatibility/2006" xmlns:aink="http://schemas.microsoft.com/office/drawing/2016/ink" xmlns:am3d="http://schemas.microsoft.com/office/drawing/2017/model3d" xmlns:o="urn:schemas-microsoft-com:office:office" xmlns:r="http://schemas.openxmlformats.org/officeDocument/2006/relationships" xmlns:m="http://schemas.openxmlformats.org/officeDocument/2006/math" xmlns:v="urn:schemas-microsoft-com:vml" xmlns:wp14="http://schemas.microsoft.com/office/word/2010/wordprocessingDrawing" xmlns:wp="http://schemas.openxmlformats.org/drawingml/2006/wordprocessingDrawing" xmlns:w10="urn:schemas-microsoft-com:office:word" xmlns:w="http://schemas.openxmlformats.org/wordprocessingml/2006/main" xmlns:w14="http://schemas.microsoft.com/office/word/2010/wordml" xmlns:w15="http://schemas.microsoft.com/office/word/2012/wordml" xmlns:w16cid="http://schemas.microsoft.com/office/word/2016/wordml/cid" xmlns:w16se="http://schemas.microsoft.com/office/word/2015/wordml/symex" xmlns:wpg="http://schemas.microsoft.com/office/word/2010/wordprocessingGroup" xmlns:wpi="http://schemas.microsoft.com/office/word/2010/wordprocessingInk" xmlns:wne="http://schemas.microsoft.com/office/word/2006/wordml" xmlns:wps="http://schemas.microsoft.com/office/word/2010/wordprocessingShape" mc:Ignorable="w14 w15 w16se w16cid wp14">
+<w:document xmlns:wpc="http://schemas.microsoft.com/office/word/2010/wordprocessingCanvas" xmlns:cx="http://schemas.microsoft.com/office/drawing/2014/chartex" xmlns:cx1="http://schemas.microsoft.com/office/drawing/2015/9/8/chartex" xmlns:cx2="http://schemas.microsoft.com/office/drawing/2015/10/21/chartex" xmlns:cx3="http://schemas.microsoft.com/office/drawing/2016/5/9/chartex" xmlns:cx4="http://schemas.microsoft.com/office/drawing/2016/5/10/chartex" xmlns:cx5="http://schemas.microsoft.com/office/drawing/2016/5/11/chartex" xmlns:cx6="http://schemas.microsoft.com/office/drawing/2016/5/12/chartex" xmlns:cx7="http://schemas.microsoft.com/office/drawing/2016/5/13/chartex" xmlns:cx8="http://schemas.microsoft.com/office/drawing/2016/5/14/chartex" xmlns:mc="http://schemas.openxmlformats.org/markup-compatibility/2006" xmlns:aink="http://schemas.microsoft.com/office/drawing/2016/ink" xmlns:am3d="http://schemas.microsoft.com/office/drawing/2017/model3d" xmlns:o="urn:schemas-microsoft-com:office:office" xmlns:oel="http://schemas.microsoft.com/office/2019/extlst" xmlns:r="http://schemas.openxmlformats.org/officeDocument/2006/relationships" xmlns:m="http://schemas.openxmlformats.org/officeDocument/2006/math" xmlns:v="urn:schemas-microsoft-com:vml" xmlns:wp14="http://schemas.microsoft.com/office/word/2010/wordprocessingDrawing" xmlns:wp="http://schemas.openxmlformats.org/drawingml/2006/wordprocessingDrawing" xmlns:w10="urn:schemas-microsoft-com:office:word" xmlns:w="http://schemas.openxmlformats.org/wordprocessingml/2006/main" xmlns:w14="http://schemas.microsoft.com/office/word/2010/wordml" xmlns:w15="http://schemas.microsoft.com/office/word/2012/wordml" xmlns:w16cex="http://schemas.microsoft.com/office/word/2018/wordml/cex" xmlns:w16cid="http://schemas.microsoft.com/office/word/2016/wordml/cid" xmlns:w16="http://schemas.microsoft.com/office/word/2018/wordml" xmlns:w16du="http://schemas.microsoft.com/office/word/2023/wordml/word16du" xmlns:w16sdtdh="http://schemas.microsoft.com/office/word/2020/wordml/sdtdatahash" xmlns:w16sdtfl="http://schemas.microsoft.com/office/word/2024/wordml/sdtformatlock" xmlns:w16se="http://schemas.microsoft.com/office/word/2015/wordml/symex" xmlns:wpg="http://schemas.microsoft.com/office/word/2010/wordprocessingGroup" xmlns:wpi="http://schemas.microsoft.com/office/word/2010/wordprocessingInk" xmlns:wne="http://schemas.microsoft.com/office/word/2006/wordml" xmlns:wps="http://schemas.microsoft.com/office/word/2010/wordprocessingShape" mc:Ignorable="w14 w15 w16se w16cid w16 w16cex w16sdtdh w16sdtfl w16du wp14">
   <w:body>
     <w:p>
       <w:pPr>
@@ -62,7 +62,7 @@
                     <pic:cNvPicPr preferRelativeResize="0"/>
                   </pic:nvPicPr>
                   <pic:blipFill>
-                    <a:blip r:embed="rId5">
+                    <a:blip r:embed="rId7">
                       <a:extLst>
                         <a:ext uri="{28A0092B-C50C-407E-A947-70E740481C1C}">
                           <a14:useLocalDpi xmlns:a14="http://schemas.microsoft.com/office/drawing/2010/main" val="0"/>
@@ -145,7 +145,12 @@
           <w:b/>
         </w:rPr>
         <w:br/>
-        <w:t>APP ĐẶT SÂN THỂ THAO</w:t>
+      </w:r>
+      <w:r>
+        <w:rPr>
+          <w:b/>
+        </w:rPr>
+        <w:t>WEBSITE BÁN HÀNG ĐỒ TÁI CHẾ</w:t>
       </w:r>
     </w:p>
     <w:p>
@@ -159,7 +164,13 @@
         <w:rPr>
           <w:b/>
         </w:rPr>
-        <w:t>Giảng viên: Phạm Thi Vương</w:t>
+        <w:t xml:space="preserve">Giảng viên: </w:t>
+      </w:r>
+      <w:r>
+        <w:rPr>
+          <w:b/>
+        </w:rPr>
+        <w:t>Hoàng Mạnh Hà</w:t>
       </w:r>
     </w:p>
     <w:p/>
@@ -180,7 +191,7 @@
         <w:rPr>
           <w:b/>
         </w:rPr>
-        <w:t>6</w:t>
+        <w:t>11</w:t>
       </w:r>
       <w:r>
         <w:br/>
@@ -211,19 +222,19 @@
         <w:tab/>
       </w:r>
       <w:r>
-        <w:t>3123560015</w:t>
+        <w:t>3123560096</w:t>
       </w:r>
       <w:r>
         <w:tab/>
       </w:r>
       <w:r>
-        <w:t>Đỗ Thành Đạt</w:t>
+        <w:t>Nguyễn Quang Vĩnh</w:t>
       </w:r>
       <w:r>
         <w:tab/>
       </w:r>
       <w:r>
-        <w:t>DKP1232</w:t>
+        <w:t>DKP1231</w:t>
       </w:r>
     </w:p>
     <w:p>
@@ -239,19 +250,22 @@
         <w:tab/>
       </w:r>
       <w:r>
-        <w:t>3123560066</w:t>
+        <w:t>31235600</w:t>
+      </w:r>
+      <w:r>
+        <w:t>65</w:t>
       </w:r>
       <w:r>
         <w:tab/>
       </w:r>
       <w:r>
-        <w:t>Nguyễn Trọng Phúc</w:t>
+        <w:t>Nguyễn Hồng Phúc</w:t>
       </w:r>
       <w:r>
         <w:tab/>
       </w:r>
       <w:r>
-        <w:t>DKP1231</w:t>
+        <w:t>DKP1232</w:t>
       </w:r>
     </w:p>
     <w:p>
@@ -267,13 +281,13 @@
         <w:tab/>
       </w:r>
       <w:r>
-        <w:t>3123560076</w:t>
+        <w:t>3123560066</w:t>
       </w:r>
       <w:r>
         <w:tab/>
       </w:r>
       <w:r>
-        <w:t>Hoàng Phương Sang</w:t>
+        <w:t>Nguyễn Trọng Phúc</w:t>
       </w:r>
       <w:r>
         <w:tab/>
@@ -295,13 +309,13 @@
         <w:tab/>
       </w:r>
       <w:r>
-        <w:t>3123560096</w:t>
+        <w:t>3123560076</w:t>
       </w:r>
       <w:r>
         <w:tab/>
       </w:r>
       <w:r>
-        <w:t>Nguyễn Quang Vĩnh</w:t>
+        <w:t>Hoàng Phương Sang</w:t>
       </w:r>
       <w:r>
         <w:tab/>
@@ -313,15 +327,99 @@
     <w:p>
       <w:pPr>
         <w:tabs>
-          <w:tab w:val="left" w:pos="2610"/>
-          <w:tab w:val="left" w:pos="5310"/>
+          <w:tab w:val="left" w:pos="1440"/>
+          <w:tab w:val="left" w:leader="dot" w:pos="3600"/>
+          <w:tab w:val="left" w:leader="dot" w:pos="3870"/>
+          <w:tab w:val="left" w:leader="dot" w:pos="6480"/>
         </w:tabs>
       </w:pPr>
+      <w:r>
+        <w:tab/>
+      </w:r>
+      <w:r>
+        <w:t>312356</w:t>
+      </w:r>
+      <w:r>
+        <w:t>0</w:t>
+      </w:r>
+      <w:r>
+        <w:t>079</w:t>
+      </w:r>
+      <w:r>
+        <w:tab/>
+      </w:r>
+      <w:r>
+        <w:t>Phan Vĩnh Thái</w:t>
+      </w:r>
+      <w:r>
+        <w:tab/>
+      </w:r>
+      <w:r>
+        <w:t>DKP123</w:t>
+      </w:r>
+      <w:r>
+        <w:t>2</w:t>
+      </w:r>
+    </w:p>
+    <w:p>
+      <w:pPr>
+        <w:tabs>
+          <w:tab w:val="left" w:pos="1440"/>
+          <w:tab w:val="left" w:leader="dot" w:pos="3600"/>
+          <w:tab w:val="left" w:leader="dot" w:pos="3870"/>
+          <w:tab w:val="left" w:leader="dot" w:pos="6480"/>
+        </w:tabs>
+      </w:pPr>
+      <w:r>
+        <w:tab/>
+        <w:t>31236</w:t>
+      </w:r>
+      <w:r>
+        <w:t>0</w:t>
+      </w:r>
+      <w:r>
+        <w:t>00</w:t>
+      </w:r>
+      <w:r>
+        <w:t>5</w:t>
+      </w:r>
+      <w:r>
+        <w:t>9</w:t>
+      </w:r>
+      <w:r>
+        <w:tab/>
+      </w:r>
+      <w:r>
+        <w:t>La Tấn Phát</w:t>
+      </w:r>
+      <w:r>
+        <w:tab/>
+      </w:r>
+      <w:r>
+        <w:t>DKP123</w:t>
+      </w:r>
+      <w:r>
+        <w:t>1</w:t>
+      </w:r>
+    </w:p>
+    <w:p>
+      <w:pPr>
+        <w:tabs>
+          <w:tab w:val="left" w:pos="1440"/>
+          <w:tab w:val="left" w:leader="dot" w:pos="3600"/>
+          <w:tab w:val="left" w:leader="dot" w:pos="3870"/>
+          <w:tab w:val="left" w:leader="dot" w:pos="6480"/>
+        </w:tabs>
+        <w:rPr>
+          <w:b/>
+          <w:bCs/>
+        </w:rPr>
+      </w:pPr>
     </w:p>
     <w:p>
       <w:pPr>
         <w:sectPr>
-          <w:footerReference w:type="default" r:id="rId6"/>
+          <w:footerReference w:type="default" r:id="rId8"/>
           <w:pgSz w:w="12240" w:h="15840"/>
           <w:pgMar w:top="1417" w:right="1417" w:bottom="1417" w:left="1701" w:header="720" w:footer="720" w:gutter="0"/>
           <w:pgBorders w:display="firstPage" w:offsetFrom="page">
@@ -6036,8 +6134,6 @@
       <w:r>
         <w:t>nhằm góp phần thúc đẩy xu hướng tiêu dùng bền vững trong cộng đồng.</w:t>
       </w:r>
-      <w:bookmarkStart w:id="0" w:name="_GoBack"/>
-      <w:bookmarkEnd w:id="0"/>
     </w:p>
     <w:sectPr>
       <w:pgSz w:w="12240" w:h="15840"/>
@@ -6049,8 +6145,33 @@
 </w:document>
 </file>
 
+<file path=word/endnotes.xml><?xml version="1.0" encoding="utf-8"?>
+<w:endnotes xmlns:wpc="http://schemas.microsoft.com/office/word/2010/wordprocessingCanvas" xmlns:cx="http://schemas.microsoft.com/office/drawing/2014/chartex" xmlns:cx1="http://schemas.microsoft.com/office/drawing/2015/9/8/chartex" xmlns:cx2="http://schemas.microsoft.com/office/drawing/2015/10/21/chartex" xmlns:cx3="http://schemas.microsoft.com/office/drawing/2016/5/9/chartex" xmlns:cx4="http://schemas.microsoft.com/office/drawing/2016/5/10/chartex" xmlns:cx5="http://schemas.microsoft.com/office/drawing/2016/5/11/chartex" xmlns:cx6="http://schemas.microsoft.com/office/drawing/2016/5/12/chartex" xmlns:cx7="http://schemas.microsoft.com/office/drawing/2016/5/13/chartex" xmlns:cx8="http://schemas.microsoft.com/office/drawing/2016/5/14/chartex" xmlns:mc="http://schemas.openxmlformats.org/markup-compatibility/2006" xmlns:aink="http://schemas.microsoft.com/office/drawing/2016/ink" xmlns:am3d="http://schemas.microsoft.com/office/drawing/2017/model3d" xmlns:o="urn:schemas-microsoft-com:office:office" xmlns:oel="http://schemas.microsoft.com/office/2019/extlst" xmlns:r="http://schemas.openxmlformats.org/officeDocument/2006/relationships" xmlns:m="http://schemas.openxmlformats.org/officeDocument/2006/math" xmlns:v="urn:schemas-microsoft-com:vml" xmlns:wp14="http://schemas.microsoft.com/office/word/2010/wordprocessingDrawing" xmlns:wp="http://schemas.openxmlformats.org/drawingml/2006/wordprocessingDrawing" xmlns:w10="urn:schemas-microsoft-com:office:word" xmlns:w="http://schemas.openxmlformats.org/wordprocessingml/2006/main" xmlns:w14="http://schemas.microsoft.com/office/word/2010/wordml" xmlns:w15="http://schemas.microsoft.com/office/word/2012/wordml" xmlns:w16cex="http://schemas.microsoft.com/office/word/2018/wordml/cex" xmlns:w16cid="http://schemas.microsoft.com/office/word/2016/wordml/cid" xmlns:w16="http://schemas.microsoft.com/office/word/2018/wordml" xmlns:w16du="http://schemas.microsoft.com/office/word/2023/wordml/word16du" xmlns:w16sdtdh="http://schemas.microsoft.com/office/word/2020/wordml/sdtdatahash" xmlns:w16sdtfl="http://schemas.microsoft.com/office/word/2024/wordml/sdtformatlock" xmlns:w16se="http://schemas.microsoft.com/office/word/2015/wordml/symex" xmlns:wpg="http://schemas.microsoft.com/office/word/2010/wordprocessingGroup" xmlns:wpi="http://schemas.microsoft.com/office/word/2010/wordprocessingInk" xmlns:wne="http://schemas.microsoft.com/office/word/2006/wordml" xmlns:wps="http://schemas.microsoft.com/office/word/2010/wordprocessingShape" mc:Ignorable="w14 w15 w16se w16cid w16 w16cex w16sdtdh w16sdtfl w16du wp14">
+  <w:endnote w:type="separator" w:id="-1">
+    <w:p>
+      <w:pPr>
+        <w:spacing w:line="240" w:lineRule="auto"/>
+      </w:pPr>
+      <w:r>
+        <w:separator/>
+      </w:r>
+    </w:p>
+  </w:endnote>
+  <w:endnote w:type="continuationSeparator" w:id="0">
+    <w:p>
+      <w:pPr>
+        <w:spacing w:line="240" w:lineRule="auto"/>
+      </w:pPr>
+      <w:r>
+        <w:continuationSeparator/>
+      </w:r>
+    </w:p>
+  </w:endnote>
+</w:endnotes>
+</file>
+
 <file path=word/footer1.xml><?xml version="1.0" encoding="utf-8"?>
-<w:ftr xmlns:wpc="http://schemas.microsoft.com/office/word/2010/wordprocessingCanvas" xmlns:cx="http://schemas.microsoft.com/office/drawing/2014/chartex" xmlns:cx1="http://schemas.microsoft.com/office/drawing/2015/9/8/chartex" xmlns:cx2="http://schemas.microsoft.com/office/drawing/2015/10/21/chartex" xmlns:cx3="http://schemas.microsoft.com/office/drawing/2016/5/9/chartex" xmlns:cx4="http://schemas.microsoft.com/office/drawing/2016/5/10/chartex" xmlns:cx5="http://schemas.microsoft.com/office/drawing/2016/5/11/chartex" xmlns:cx6="http://schemas.microsoft.com/office/drawing/2016/5/12/chartex" xmlns:cx7="http://schemas.microsoft.com/office/drawing/2016/5/13/chartex" xmlns:cx8="http://schemas.microsoft.com/office/drawing/2016/5/14/chartex" xmlns:mc="http://schemas.openxmlformats.org/markup-compatibility/2006" xmlns:aink="http://schemas.microsoft.com/office/drawing/2016/ink" xmlns:am3d="http://schemas.microsoft.com/office/drawing/2017/model3d" xmlns:o="urn:schemas-microsoft-com:office:office" xmlns:r="http://schemas.openxmlformats.org/officeDocument/2006/relationships" xmlns:m="http://schemas.openxmlformats.org/officeDocument/2006/math" xmlns:v="urn:schemas-microsoft-com:vml" xmlns:wp14="http://schemas.microsoft.com/office/word/2010/wordprocessingDrawing" xmlns:wp="http://schemas.openxmlformats.org/drawingml/2006/wordprocessingDrawing" xmlns:w10="urn:schemas-microsoft-com:office:word" xmlns:w="http://schemas.openxmlformats.org/wordprocessingml/2006/main" xmlns:w14="http://schemas.microsoft.com/office/word/2010/wordml" xmlns:w15="http://schemas.microsoft.com/office/word/2012/wordml" xmlns:w16cid="http://schemas.microsoft.com/office/word/2016/wordml/cid" xmlns:w16se="http://schemas.microsoft.com/office/word/2015/wordml/symex" xmlns:wpg="http://schemas.microsoft.com/office/word/2010/wordprocessingGroup" xmlns:wpi="http://schemas.microsoft.com/office/word/2010/wordprocessingInk" xmlns:wne="http://schemas.microsoft.com/office/word/2006/wordml" xmlns:wps="http://schemas.microsoft.com/office/word/2010/wordprocessingShape" mc:Ignorable="w14 w15 w16se w16cid wp14">
+<w:ftr xmlns:wpc="http://schemas.microsoft.com/office/word/2010/wordprocessingCanvas" xmlns:cx="http://schemas.microsoft.com/office/drawing/2014/chartex" xmlns:cx1="http://schemas.microsoft.com/office/drawing/2015/9/8/chartex" xmlns:cx2="http://schemas.microsoft.com/office/drawing/2015/10/21/chartex" xmlns:cx3="http://schemas.microsoft.com/office/drawing/2016/5/9/chartex" xmlns:cx4="http://schemas.microsoft.com/office/drawing/2016/5/10/chartex" xmlns:cx5="http://schemas.microsoft.com/office/drawing/2016/5/11/chartex" xmlns:cx6="http://schemas.microsoft.com/office/drawing/2016/5/12/chartex" xmlns:cx7="http://schemas.microsoft.com/office/drawing/2016/5/13/chartex" xmlns:cx8="http://schemas.microsoft.com/office/drawing/2016/5/14/chartex" xmlns:mc="http://schemas.openxmlformats.org/markup-compatibility/2006" xmlns:aink="http://schemas.microsoft.com/office/drawing/2016/ink" xmlns:am3d="http://schemas.microsoft.com/office/drawing/2017/model3d" xmlns:o="urn:schemas-microsoft-com:office:office" xmlns:oel="http://schemas.microsoft.com/office/2019/extlst" xmlns:r="http://schemas.openxmlformats.org/officeDocument/2006/relationships" xmlns:m="http://schemas.openxmlformats.org/officeDocument/2006/math" xmlns:v="urn:schemas-microsoft-com:vml" xmlns:wp14="http://schemas.microsoft.com/office/word/2010/wordprocessingDrawing" xmlns:wp="http://schemas.openxmlformats.org/drawingml/2006/wordprocessingDrawing" xmlns:w10="urn:schemas-microsoft-com:office:word" xmlns:w="http://schemas.openxmlformats.org/wordprocessingml/2006/main" xmlns:w14="http://schemas.microsoft.com/office/word/2010/wordml" xmlns:w15="http://schemas.microsoft.com/office/word/2012/wordml" xmlns:w16cex="http://schemas.microsoft.com/office/word/2018/wordml/cex" xmlns:w16cid="http://schemas.microsoft.com/office/word/2016/wordml/cid" xmlns:w16="http://schemas.microsoft.com/office/word/2018/wordml" xmlns:w16du="http://schemas.microsoft.com/office/word/2023/wordml/word16du" xmlns:w16sdtdh="http://schemas.microsoft.com/office/word/2020/wordml/sdtdatahash" xmlns:w16sdtfl="http://schemas.microsoft.com/office/word/2024/wordml/sdtformatlock" xmlns:w16se="http://schemas.microsoft.com/office/word/2015/wordml/symex" xmlns:wpg="http://schemas.microsoft.com/office/word/2010/wordprocessingGroup" xmlns:wpi="http://schemas.microsoft.com/office/word/2010/wordprocessingInk" xmlns:wne="http://schemas.microsoft.com/office/word/2006/wordml" xmlns:wps="http://schemas.microsoft.com/office/word/2010/wordprocessingShape" mc:Ignorable="w14 w15 w16se w16cid w16 w16cex w16sdtdh w16sdtfl w16du wp14">
   <w:p>
     <w:pPr>
       <w:pStyle w:val="Footer"/>
@@ -6065,8 +6186,33 @@
 </w:ftr>
 </file>
 
+<file path=word/footnotes.xml><?xml version="1.0" encoding="utf-8"?>
+<w:footnotes xmlns:wpc="http://schemas.microsoft.com/office/word/2010/wordprocessingCanvas" xmlns:cx="http://schemas.microsoft.com/office/drawing/2014/chartex" xmlns:cx1="http://schemas.microsoft.com/office/drawing/2015/9/8/chartex" xmlns:cx2="http://schemas.microsoft.com/office/drawing/2015/10/21/chartex" xmlns:cx3="http://schemas.microsoft.com/office/drawing/2016/5/9/chartex" xmlns:cx4="http://schemas.microsoft.com/office/drawing/2016/5/10/chartex" xmlns:cx5="http://schemas.microsoft.com/office/drawing/2016/5/11/chartex" xmlns:cx6="http://schemas.microsoft.com/office/drawing/2016/5/12/chartex" xmlns:cx7="http://schemas.microsoft.com/office/drawing/2016/5/13/chartex" xmlns:cx8="http://schemas.microsoft.com/office/drawing/2016/5/14/chartex" xmlns:mc="http://schemas.openxmlformats.org/markup-compatibility/2006" xmlns:aink="http://schemas.microsoft.com/office/drawing/2016/ink" xmlns:am3d="http://schemas.microsoft.com/office/drawing/2017/model3d" xmlns:o="urn:schemas-microsoft-com:office:office" xmlns:oel="http://schemas.microsoft.com/office/2019/extlst" xmlns:r="http://schemas.openxmlformats.org/officeDocument/2006/relationships" xmlns:m="http://schemas.openxmlformats.org/officeDocument/2006/math" xmlns:v="urn:schemas-microsoft-com:vml" xmlns:wp14="http://schemas.microsoft.com/office/word/2010/wordprocessingDrawing" xmlns:wp="http://schemas.openxmlformats.org/drawingml/2006/wordprocessingDrawing" xmlns:w10="urn:schemas-microsoft-com:office:word" xmlns:w="http://schemas.openxmlformats.org/wordprocessingml/2006/main" xmlns:w14="http://schemas.microsoft.com/office/word/2010/wordml" xmlns:w15="http://schemas.microsoft.com/office/word/2012/wordml" xmlns:w16cex="http://schemas.microsoft.com/office/word/2018/wordml/cex" xmlns:w16cid="http://schemas.microsoft.com/office/word/2016/wordml/cid" xmlns:w16="http://schemas.microsoft.com/office/word/2018/wordml" xmlns:w16du="http://schemas.microsoft.com/office/word/2023/wordml/word16du" xmlns:w16sdtdh="http://schemas.microsoft.com/office/word/2020/wordml/sdtdatahash" xmlns:w16sdtfl="http://schemas.microsoft.com/office/word/2024/wordml/sdtformatlock" xmlns:w16se="http://schemas.microsoft.com/office/word/2015/wordml/symex" xmlns:wpg="http://schemas.microsoft.com/office/word/2010/wordprocessingGroup" xmlns:wpi="http://schemas.microsoft.com/office/word/2010/wordprocessingInk" xmlns:wne="http://schemas.microsoft.com/office/word/2006/wordml" xmlns:wps="http://schemas.microsoft.com/office/word/2010/wordprocessingShape" mc:Ignorable="w14 w15 w16se w16cid w16 w16cex w16sdtdh w16sdtfl w16du wp14">
+  <w:footnote w:type="separator" w:id="-1">
+    <w:p>
+      <w:pPr>
+        <w:spacing w:line="240" w:lineRule="auto"/>
+      </w:pPr>
+      <w:r>
+        <w:separator/>
+      </w:r>
+    </w:p>
+  </w:footnote>
+  <w:footnote w:type="continuationSeparator" w:id="0">
+    <w:p>
+      <w:pPr>
+        <w:spacing w:line="240" w:lineRule="auto"/>
+      </w:pPr>
+      <w:r>
+        <w:continuationSeparator/>
+      </w:r>
+    </w:p>
+  </w:footnote>
+</w:footnotes>
+</file>
+
 <file path=word/numbering.xml><?xml version="1.0" encoding="utf-8"?>
-<w:numbering xmlns:wpc="http://schemas.microsoft.com/office/word/2010/wordprocessingCanvas" xmlns:cx="http://schemas.microsoft.com/office/drawing/2014/chartex" xmlns:cx1="http://schemas.microsoft.com/office/drawing/2015/9/8/chartex" xmlns:cx2="http://schemas.microsoft.com/office/drawing/2015/10/21/chartex" xmlns:cx3="http://schemas.microsoft.com/office/drawing/2016/5/9/chartex" xmlns:cx4="http://schemas.microsoft.com/office/drawing/2016/5/10/chartex" xmlns:cx5="http://schemas.microsoft.com/office/drawing/2016/5/11/chartex" xmlns:cx6="http://schemas.microsoft.com/office/drawing/2016/5/12/chartex" xmlns:cx7="http://schemas.microsoft.com/office/drawing/2016/5/13/chartex" xmlns:cx8="http://schemas.microsoft.com/office/drawing/2016/5/14/chartex" xmlns:mc="http://schemas.openxmlformats.org/markup-compatibility/2006" xmlns:aink="http://schemas.microsoft.com/office/drawing/2016/ink" xmlns:am3d="http://schemas.microsoft.com/office/drawing/2017/model3d" xmlns:o="urn:schemas-microsoft-com:office:office" xmlns:r="http://schemas.openxmlformats.org/officeDocument/2006/relationships" xmlns:m="http://schemas.openxmlformats.org/officeDocument/2006/math" xmlns:v="urn:schemas-microsoft-com:vml" xmlns:wp14="http://schemas.microsoft.com/office/word/2010/wordprocessingDrawing" xmlns:wp="http://schemas.openxmlformats.org/drawingml/2006/wordprocessingDrawing" xmlns:w10="urn:schemas-microsoft-com:office:word" xmlns:w="http://schemas.openxmlformats.org/wordprocessingml/2006/main" xmlns:w14="http://schemas.microsoft.com/office/word/2010/wordml" xmlns:w15="http://schemas.microsoft.com/office/word/2012/wordml" xmlns:w16cid="http://schemas.microsoft.com/office/word/2016/wordml/cid" xmlns:w16se="http://schemas.microsoft.com/office/word/2015/wordml/symex" xmlns:wpg="http://schemas.microsoft.com/office/word/2010/wordprocessingGroup" xmlns:wpi="http://schemas.microsoft.com/office/word/2010/wordprocessingInk" xmlns:wne="http://schemas.microsoft.com/office/word/2006/wordml" xmlns:wps="http://schemas.microsoft.com/office/word/2010/wordprocessingShape" mc:Ignorable="w14 w15 w16se w16cid wp14">
+<w:numbering xmlns:wpc="http://schemas.microsoft.com/office/word/2010/wordprocessingCanvas" xmlns:cx="http://schemas.microsoft.com/office/drawing/2014/chartex" xmlns:cx1="http://schemas.microsoft.com/office/drawing/2015/9/8/chartex" xmlns:cx2="http://schemas.microsoft.com/office/drawing/2015/10/21/chartex" xmlns:cx3="http://schemas.microsoft.com/office/drawing/2016/5/9/chartex" xmlns:cx4="http://schemas.microsoft.com/office/drawing/2016/5/10/chartex" xmlns:cx5="http://schemas.microsoft.com/office/drawing/2016/5/11/chartex" xmlns:cx6="http://schemas.microsoft.com/office/drawing/2016/5/12/chartex" xmlns:cx7="http://schemas.microsoft.com/office/drawing/2016/5/13/chartex" xmlns:cx8="http://schemas.microsoft.com/office/drawing/2016/5/14/chartex" xmlns:mc="http://schemas.openxmlformats.org/markup-compatibility/2006" xmlns:aink="http://schemas.microsoft.com/office/drawing/2016/ink" xmlns:am3d="http://schemas.microsoft.com/office/drawing/2017/model3d" xmlns:o="urn:schemas-microsoft-com:office:office" xmlns:oel="http://schemas.microsoft.com/office/2019/extlst" xmlns:r="http://schemas.openxmlformats.org/officeDocument/2006/relationships" xmlns:m="http://schemas.openxmlformats.org/officeDocument/2006/math" xmlns:v="urn:schemas-microsoft-com:vml" xmlns:wp14="http://schemas.microsoft.com/office/word/2010/wordprocessingDrawing" xmlns:wp="http://schemas.openxmlformats.org/drawingml/2006/wordprocessingDrawing" xmlns:w10="urn:schemas-microsoft-com:office:word" xmlns:w="http://schemas.openxmlformats.org/wordprocessingml/2006/main" xmlns:w14="http://schemas.microsoft.com/office/word/2010/wordml" xmlns:w15="http://schemas.microsoft.com/office/word/2012/wordml" xmlns:w16cex="http://schemas.microsoft.com/office/word/2018/wordml/cex" xmlns:w16cid="http://schemas.microsoft.com/office/word/2016/wordml/cid" xmlns:w16="http://schemas.microsoft.com/office/word/2018/wordml" xmlns:w16du="http://schemas.microsoft.com/office/word/2023/wordml/word16du" xmlns:w16sdtdh="http://schemas.microsoft.com/office/word/2020/wordml/sdtdatahash" xmlns:w16sdtfl="http://schemas.microsoft.com/office/word/2024/wordml/sdtformatlock" xmlns:w16se="http://schemas.microsoft.com/office/word/2015/wordml/symex" xmlns:wpg="http://schemas.microsoft.com/office/word/2010/wordprocessingGroup" xmlns:wpi="http://schemas.microsoft.com/office/word/2010/wordprocessingInk" xmlns:wne="http://schemas.microsoft.com/office/word/2006/wordml" xmlns:wps="http://schemas.microsoft.com/office/word/2010/wordprocessingShape" mc:Ignorable="w14 w15 w16se w16cid w16 w16cex w16sdtdh w16sdtfl w16du wp14">
   <w:abstractNum w:abstractNumId="0" w15:restartNumberingAfterBreak="0">
     <w:nsid w:val="00BE2627"/>
     <w:multiLevelType w:val="hybridMultilevel"/>
@@ -15488,259 +15634,259 @@
       </w:rPr>
     </w:lvl>
   </w:abstractNum>
-  <w:num w:numId="1">
+  <w:num w:numId="1" w16cid:durableId="580718145">
     <w:abstractNumId w:val="9"/>
   </w:num>
-  <w:num w:numId="2">
+  <w:num w:numId="2" w16cid:durableId="101463345">
     <w:abstractNumId w:val="3"/>
   </w:num>
-  <w:num w:numId="3">
+  <w:num w:numId="3" w16cid:durableId="266276095">
     <w:abstractNumId w:val="59"/>
   </w:num>
-  <w:num w:numId="4">
+  <w:num w:numId="4" w16cid:durableId="1689211108">
     <w:abstractNumId w:val="9"/>
   </w:num>
-  <w:num w:numId="5">
+  <w:num w:numId="5" w16cid:durableId="2107311470">
     <w:abstractNumId w:val="67"/>
   </w:num>
-  <w:num w:numId="6">
+  <w:num w:numId="6" w16cid:durableId="579099835">
     <w:abstractNumId w:val="4"/>
   </w:num>
-  <w:num w:numId="7">
+  <w:num w:numId="7" w16cid:durableId="1515532631">
     <w:abstractNumId w:val="61"/>
   </w:num>
-  <w:num w:numId="8">
+  <w:num w:numId="8" w16cid:durableId="962737026">
     <w:abstractNumId w:val="68"/>
   </w:num>
-  <w:num w:numId="9">
+  <w:num w:numId="9" w16cid:durableId="1015349821">
     <w:abstractNumId w:val="27"/>
   </w:num>
-  <w:num w:numId="10">
+  <w:num w:numId="10" w16cid:durableId="1283269490">
     <w:abstractNumId w:val="60"/>
   </w:num>
-  <w:num w:numId="11">
+  <w:num w:numId="11" w16cid:durableId="1665163134">
     <w:abstractNumId w:val="82"/>
   </w:num>
-  <w:num w:numId="12">
+  <w:num w:numId="12" w16cid:durableId="1780754888">
     <w:abstractNumId w:val="35"/>
   </w:num>
-  <w:num w:numId="13">
+  <w:num w:numId="13" w16cid:durableId="721103349">
     <w:abstractNumId w:val="11"/>
   </w:num>
-  <w:num w:numId="14">
+  <w:num w:numId="14" w16cid:durableId="1964575126">
     <w:abstractNumId w:val="28"/>
   </w:num>
-  <w:num w:numId="15">
+  <w:num w:numId="15" w16cid:durableId="208155136">
     <w:abstractNumId w:val="47"/>
   </w:num>
-  <w:num w:numId="16">
+  <w:num w:numId="16" w16cid:durableId="1146043253">
     <w:abstractNumId w:val="41"/>
   </w:num>
-  <w:num w:numId="17">
+  <w:num w:numId="17" w16cid:durableId="205335709">
     <w:abstractNumId w:val="34"/>
   </w:num>
-  <w:num w:numId="18">
+  <w:num w:numId="18" w16cid:durableId="2011789580">
     <w:abstractNumId w:val="22"/>
   </w:num>
-  <w:num w:numId="19">
+  <w:num w:numId="19" w16cid:durableId="1209143273">
     <w:abstractNumId w:val="83"/>
   </w:num>
-  <w:num w:numId="20">
+  <w:num w:numId="20" w16cid:durableId="1664971932">
     <w:abstractNumId w:val="2"/>
   </w:num>
-  <w:num w:numId="21">
+  <w:num w:numId="21" w16cid:durableId="1091321135">
     <w:abstractNumId w:val="44"/>
   </w:num>
-  <w:num w:numId="22">
+  <w:num w:numId="22" w16cid:durableId="858396996">
     <w:abstractNumId w:val="76"/>
   </w:num>
-  <w:num w:numId="23">
+  <w:num w:numId="23" w16cid:durableId="2005626744">
     <w:abstractNumId w:val="71"/>
   </w:num>
-  <w:num w:numId="24">
+  <w:num w:numId="24" w16cid:durableId="1518956601">
     <w:abstractNumId w:val="54"/>
   </w:num>
-  <w:num w:numId="25">
+  <w:num w:numId="25" w16cid:durableId="793980139">
     <w:abstractNumId w:val="18"/>
   </w:num>
-  <w:num w:numId="26">
+  <w:num w:numId="26" w16cid:durableId="564098854">
     <w:abstractNumId w:val="16"/>
   </w:num>
-  <w:num w:numId="27">
+  <w:num w:numId="27" w16cid:durableId="1842162327">
     <w:abstractNumId w:val="0"/>
   </w:num>
-  <w:num w:numId="28">
+  <w:num w:numId="28" w16cid:durableId="1821574904">
     <w:abstractNumId w:val="48"/>
   </w:num>
-  <w:num w:numId="29">
+  <w:num w:numId="29" w16cid:durableId="1528450999">
     <w:abstractNumId w:val="66"/>
   </w:num>
-  <w:num w:numId="30">
+  <w:num w:numId="30" w16cid:durableId="121313738">
     <w:abstractNumId w:val="49"/>
   </w:num>
-  <w:num w:numId="31">
+  <w:num w:numId="31" w16cid:durableId="781192901">
     <w:abstractNumId w:val="45"/>
   </w:num>
-  <w:num w:numId="32">
+  <w:num w:numId="32" w16cid:durableId="1480464504">
     <w:abstractNumId w:val="50"/>
   </w:num>
-  <w:num w:numId="33">
+  <w:num w:numId="33" w16cid:durableId="965542780">
     <w:abstractNumId w:val="81"/>
   </w:num>
-  <w:num w:numId="34">
+  <w:num w:numId="34" w16cid:durableId="2090036566">
     <w:abstractNumId w:val="62"/>
   </w:num>
-  <w:num w:numId="35">
+  <w:num w:numId="35" w16cid:durableId="1183085929">
     <w:abstractNumId w:val="31"/>
   </w:num>
-  <w:num w:numId="36">
+  <w:num w:numId="36" w16cid:durableId="1674256060">
     <w:abstractNumId w:val="10"/>
   </w:num>
-  <w:num w:numId="37">
+  <w:num w:numId="37" w16cid:durableId="1234584984">
     <w:abstractNumId w:val="37"/>
   </w:num>
-  <w:num w:numId="38">
+  <w:num w:numId="38" w16cid:durableId="591470461">
     <w:abstractNumId w:val="14"/>
   </w:num>
-  <w:num w:numId="39">
+  <w:num w:numId="39" w16cid:durableId="816998014">
     <w:abstractNumId w:val="58"/>
   </w:num>
-  <w:num w:numId="40">
+  <w:num w:numId="40" w16cid:durableId="2070882558">
     <w:abstractNumId w:val="65"/>
   </w:num>
-  <w:num w:numId="41">
+  <w:num w:numId="41" w16cid:durableId="1072577778">
     <w:abstractNumId w:val="23"/>
   </w:num>
-  <w:num w:numId="42">
+  <w:num w:numId="42" w16cid:durableId="1521040786">
     <w:abstractNumId w:val="55"/>
   </w:num>
-  <w:num w:numId="43">
+  <w:num w:numId="43" w16cid:durableId="631443688">
     <w:abstractNumId w:val="21"/>
   </w:num>
-  <w:num w:numId="44">
+  <w:num w:numId="44" w16cid:durableId="2059620775">
     <w:abstractNumId w:val="56"/>
   </w:num>
-  <w:num w:numId="45">
+  <w:num w:numId="45" w16cid:durableId="2022313347">
     <w:abstractNumId w:val="79"/>
   </w:num>
-  <w:num w:numId="46">
+  <w:num w:numId="46" w16cid:durableId="55516710">
     <w:abstractNumId w:val="30"/>
   </w:num>
-  <w:num w:numId="47">
+  <w:num w:numId="47" w16cid:durableId="69424531">
     <w:abstractNumId w:val="42"/>
   </w:num>
-  <w:num w:numId="48">
+  <w:num w:numId="48" w16cid:durableId="326516143">
     <w:abstractNumId w:val="53"/>
   </w:num>
-  <w:num w:numId="49">
+  <w:num w:numId="49" w16cid:durableId="1824421145">
     <w:abstractNumId w:val="24"/>
   </w:num>
-  <w:num w:numId="50">
+  <w:num w:numId="50" w16cid:durableId="2031636431">
     <w:abstractNumId w:val="51"/>
   </w:num>
-  <w:num w:numId="51">
+  <w:num w:numId="51" w16cid:durableId="1801419828">
     <w:abstractNumId w:val="26"/>
   </w:num>
-  <w:num w:numId="52">
+  <w:num w:numId="52" w16cid:durableId="1766605906">
     <w:abstractNumId w:val="29"/>
   </w:num>
-  <w:num w:numId="53">
+  <w:num w:numId="53" w16cid:durableId="2013604106">
     <w:abstractNumId w:val="75"/>
   </w:num>
-  <w:num w:numId="54">
+  <w:num w:numId="54" w16cid:durableId="190729096">
     <w:abstractNumId w:val="43"/>
   </w:num>
-  <w:num w:numId="55">
+  <w:num w:numId="55" w16cid:durableId="312492752">
     <w:abstractNumId w:val="77"/>
   </w:num>
-  <w:num w:numId="56">
+  <w:num w:numId="56" w16cid:durableId="2022968981">
     <w:abstractNumId w:val="64"/>
   </w:num>
-  <w:num w:numId="57">
+  <w:num w:numId="57" w16cid:durableId="499390511">
     <w:abstractNumId w:val="5"/>
   </w:num>
-  <w:num w:numId="58">
+  <w:num w:numId="58" w16cid:durableId="1189367110">
     <w:abstractNumId w:val="78"/>
   </w:num>
-  <w:num w:numId="59">
+  <w:num w:numId="59" w16cid:durableId="373777932">
     <w:abstractNumId w:val="33"/>
   </w:num>
-  <w:num w:numId="60">
+  <w:num w:numId="60" w16cid:durableId="663438503">
     <w:abstractNumId w:val="69"/>
   </w:num>
-  <w:num w:numId="61">
+  <w:num w:numId="61" w16cid:durableId="1788500135">
     <w:abstractNumId w:val="15"/>
   </w:num>
-  <w:num w:numId="62">
+  <w:num w:numId="62" w16cid:durableId="755591981">
     <w:abstractNumId w:val="73"/>
   </w:num>
-  <w:num w:numId="63">
+  <w:num w:numId="63" w16cid:durableId="1810511879">
     <w:abstractNumId w:val="13"/>
   </w:num>
-  <w:num w:numId="64">
+  <w:num w:numId="64" w16cid:durableId="1991641160">
     <w:abstractNumId w:val="57"/>
   </w:num>
-  <w:num w:numId="65">
+  <w:num w:numId="65" w16cid:durableId="1107850403">
     <w:abstractNumId w:val="32"/>
   </w:num>
-  <w:num w:numId="66">
+  <w:num w:numId="66" w16cid:durableId="1424715871">
     <w:abstractNumId w:val="46"/>
   </w:num>
-  <w:num w:numId="67">
+  <w:num w:numId="67" w16cid:durableId="2069374523">
     <w:abstractNumId w:val="17"/>
   </w:num>
-  <w:num w:numId="68">
+  <w:num w:numId="68" w16cid:durableId="798230643">
     <w:abstractNumId w:val="38"/>
   </w:num>
-  <w:num w:numId="69">
+  <w:num w:numId="69" w16cid:durableId="398752150">
     <w:abstractNumId w:val="12"/>
   </w:num>
-  <w:num w:numId="70">
+  <w:num w:numId="70" w16cid:durableId="1920017574">
     <w:abstractNumId w:val="40"/>
   </w:num>
-  <w:num w:numId="71">
+  <w:num w:numId="71" w16cid:durableId="283004022">
     <w:abstractNumId w:val="63"/>
   </w:num>
-  <w:num w:numId="72">
+  <w:num w:numId="72" w16cid:durableId="1100569062">
     <w:abstractNumId w:val="80"/>
   </w:num>
-  <w:num w:numId="73">
+  <w:num w:numId="73" w16cid:durableId="338387385">
     <w:abstractNumId w:val="1"/>
   </w:num>
-  <w:num w:numId="74">
+  <w:num w:numId="74" w16cid:durableId="359627727">
     <w:abstractNumId w:val="39"/>
   </w:num>
-  <w:num w:numId="75">
+  <w:num w:numId="75" w16cid:durableId="1563103154">
     <w:abstractNumId w:val="70"/>
   </w:num>
-  <w:num w:numId="76">
+  <w:num w:numId="76" w16cid:durableId="1463813352">
     <w:abstractNumId w:val="8"/>
   </w:num>
-  <w:num w:numId="77">
+  <w:num w:numId="77" w16cid:durableId="728724199">
     <w:abstractNumId w:val="52"/>
   </w:num>
-  <w:num w:numId="78">
+  <w:num w:numId="78" w16cid:durableId="841973340">
     <w:abstractNumId w:val="20"/>
   </w:num>
-  <w:num w:numId="79">
+  <w:num w:numId="79" w16cid:durableId="1648166543">
     <w:abstractNumId w:val="25"/>
   </w:num>
-  <w:num w:numId="80">
+  <w:num w:numId="80" w16cid:durableId="2019766143">
     <w:abstractNumId w:val="19"/>
   </w:num>
-  <w:num w:numId="81">
+  <w:num w:numId="81" w16cid:durableId="1822186962">
     <w:abstractNumId w:val="74"/>
   </w:num>
-  <w:num w:numId="82">
+  <w:num w:numId="82" w16cid:durableId="1270821845">
     <w:abstractNumId w:val="72"/>
   </w:num>
-  <w:num w:numId="83">
+  <w:num w:numId="83" w16cid:durableId="651761819">
     <w:abstractNumId w:val="6"/>
   </w:num>
-  <w:num w:numId="84">
+  <w:num w:numId="84" w16cid:durableId="1669140332">
     <w:abstractNumId w:val="7"/>
   </w:num>
-  <w:num w:numId="85">
+  <w:num w:numId="85" w16cid:durableId="1129083383">
     <w:abstractNumId w:val="36"/>
   </w:num>
   <w:numIdMacAtCleanup w:val="85"/>
@@ -15748,7 +15894,7 @@
 </file>
 
 <file path=word/styles.xml><?xml version="1.0" encoding="utf-8"?>
-<w:styles xmlns:mc="http://schemas.openxmlformats.org/markup-compatibility/2006" xmlns:r="http://schemas.openxmlformats.org/officeDocument/2006/relationships" xmlns:w="http://schemas.openxmlformats.org/wordprocessingml/2006/main" xmlns:w14="http://schemas.microsoft.com/office/word/2010/wordml" xmlns:w15="http://schemas.microsoft.com/office/word/2012/wordml" xmlns:w16cid="http://schemas.microsoft.com/office/word/2016/wordml/cid" xmlns:w16se="http://schemas.microsoft.com/office/word/2015/wordml/symex" mc:Ignorable="w14 w15 w16se w16cid">
+<w:styles xmlns:mc="http://schemas.openxmlformats.org/markup-compatibility/2006" xmlns:r="http://schemas.openxmlformats.org/officeDocument/2006/relationships" xmlns:w="http://schemas.openxmlformats.org/wordprocessingml/2006/main" xmlns:w14="http://schemas.microsoft.com/office/word/2010/wordml" xmlns:w15="http://schemas.microsoft.com/office/word/2012/wordml" xmlns:w16cex="http://schemas.microsoft.com/office/word/2018/wordml/cex" xmlns:w16cid="http://schemas.microsoft.com/office/word/2016/wordml/cid" xmlns:w16="http://schemas.microsoft.com/office/word/2018/wordml" xmlns:w16du="http://schemas.microsoft.com/office/word/2023/wordml/word16du" xmlns:w16sdtdh="http://schemas.microsoft.com/office/word/2020/wordml/sdtdatahash" xmlns:w16sdtfl="http://schemas.microsoft.com/office/word/2024/wordml/sdtformatlock" xmlns:w16se="http://schemas.microsoft.com/office/word/2015/wordml/symex" mc:Ignorable="w14 w15 w16se w16cid w16 w16cex w16sdtdh w16sdtfl w16du">
   <w:docDefaults>
     <w:rPrDefault>
       <w:rPr>
@@ -15764,7 +15910,7 @@
       </w:pPr>
     </w:pPrDefault>
   </w:docDefaults>
-  <w:latentStyles w:defLockedState="0" w:defUIPriority="99" w:defSemiHidden="0" w:defUnhideWhenUsed="0" w:defQFormat="0" w:count="375">
+  <w:latentStyles w:defLockedState="0" w:defUIPriority="99" w:defSemiHidden="0" w:defUnhideWhenUsed="0" w:defQFormat="0" w:count="376">
     <w:lsdException w:name="Normal" w:uiPriority="0" w:qFormat="1"/>
     <w:lsdException w:name="heading 1" w:uiPriority="9" w:qFormat="1"/>
     <w:lsdException w:name="heading 2" w:semiHidden="1" w:uiPriority="9" w:unhideWhenUsed="1" w:qFormat="1"/>
@@ -16140,6 +16286,7 @@
     <w:lsdException w:name="Smart Hyperlink" w:semiHidden="1" w:unhideWhenUsed="1"/>
     <w:lsdException w:name="Hashtag" w:semiHidden="1" w:unhideWhenUsed="1"/>
     <w:lsdException w:name="Unresolved Mention" w:semiHidden="1" w:unhideWhenUsed="1"/>
+    <w:lsdException w:name="Smart Link" w:semiHidden="1" w:unhideWhenUsed="1"/>
   </w:latentStyles>
   <w:style w:type="paragraph" w:default="1" w:styleId="Normal">
     <w:name w:val="Normal"/>

--- a/analysis/GreenLifeStore.docx
+++ b/analysis/GreenLifeStore.docx
@@ -337,6 +337,12 @@
     </w:p>
     <w:sdt>
       <w:sdtPr>
+        <w:rPr>
+          <w:rFonts w:ascii="Times New Roman" w:eastAsiaTheme="minorHAnsi" w:hAnsi="Times New Roman" w:cs="Times New Roman"/>
+          <w:color w:val="auto"/>
+          <w:sz w:val="26"/>
+          <w:szCs w:val="26"/>
+        </w:rPr>
         <w:id w:val="-1527398838"/>
         <w:docPartObj>
           <w:docPartGallery w:val="Table of Contents"/>
@@ -345,13 +351,9 @@
       </w:sdtPr>
       <w:sdtEndPr>
         <w:rPr>
-          <w:rFonts w:ascii="Times New Roman" w:eastAsiaTheme="minorHAnsi" w:hAnsi="Times New Roman" w:cs="Times New Roman"/>
           <w:b/>
           <w:bCs/>
           <w:noProof/>
-          <w:color w:val="auto"/>
-          <w:sz w:val="26"/>
-          <w:szCs w:val="26"/>
         </w:rPr>
       </w:sdtEndPr>
       <w:sdtContent>
@@ -8597,10 +8599,6 @@
     <w:p>
       <w:pPr>
         <w:pStyle w:val="Heading3"/>
-        <w:numPr>
-          <w:ilvl w:val="2"/>
-          <w:numId w:val="1"/>
-        </w:numPr>
       </w:pPr>
       <w:bookmarkStart w:id="4" w:name="_Toc229379899"/>
       <w:r>
@@ -8616,10 +8614,6 @@
     <w:p>
       <w:pPr>
         <w:pStyle w:val="Heading3"/>
-        <w:numPr>
-          <w:ilvl w:val="2"/>
-          <w:numId w:val="4"/>
-        </w:numPr>
       </w:pPr>
       <w:bookmarkStart w:id="5" w:name="_Toc229379900"/>
       <w:r>
@@ -9230,18 +9224,23 @@
     </w:p>
     <w:p>
       <w:r>
-        <w:t>Người tiêu dùng giao dịch với nhau thông qua nền tảng trung gian.</w:t>
+        <w:t xml:space="preserve">Người tiêu dùng giao </w:t>
+      </w:r>
+      <w:bookmarkStart w:id="19" w:name="_GoBack"/>
+      <w:bookmarkEnd w:id="19"/>
+      <w:r>
+        <w:t>dịch với nhau thông qua nền tảng trung gian.</w:t>
       </w:r>
     </w:p>
     <w:p>
       <w:pPr>
         <w:pStyle w:val="Heading3"/>
       </w:pPr>
-      <w:bookmarkStart w:id="19" w:name="_Toc229379914"/>
+      <w:bookmarkStart w:id="20" w:name="_Toc229379914"/>
       <w:r>
         <w:t>C2B (Consumer to Business)</w:t>
       </w:r>
-      <w:bookmarkEnd w:id="19"/>
+      <w:bookmarkEnd w:id="20"/>
     </w:p>
     <w:p>
       <w:r>
@@ -9252,14 +9251,14 @@
       <w:pPr>
         <w:pStyle w:val="Heading2"/>
       </w:pPr>
-      <w:bookmarkStart w:id="20" w:name="_Toc229379915"/>
+      <w:bookmarkStart w:id="21" w:name="_Toc229379915"/>
       <w:r>
         <w:t>Lý do GreenLife lựa chọn mô hình B2C</w:t>
       </w:r>
       <w:r>
         <w:t>:</w:t>
       </w:r>
-      <w:bookmarkEnd w:id="20"/>
+      <w:bookmarkEnd w:id="21"/>
     </w:p>
     <w:p>
       <w:r>
@@ -9371,14 +9370,14 @@
       <w:pPr>
         <w:pStyle w:val="Heading2"/>
       </w:pPr>
-      <w:bookmarkStart w:id="21" w:name="_Toc229379916"/>
+      <w:bookmarkStart w:id="22" w:name="_Toc229379916"/>
       <w:r>
         <w:t>Đối tượng khách hàng mục tiêu</w:t>
       </w:r>
       <w:r>
         <w:t>:</w:t>
       </w:r>
-      <w:bookmarkEnd w:id="21"/>
+      <w:bookmarkEnd w:id="22"/>
     </w:p>
     <w:p>
       <w:r>
@@ -9465,13 +9464,11 @@
       <w:pPr>
         <w:pStyle w:val="Heading1"/>
       </w:pPr>
-      <w:bookmarkStart w:id="22" w:name="_Toc229379917"/>
-      <w:bookmarkStart w:id="23" w:name="_GoBack"/>
+      <w:bookmarkStart w:id="23" w:name="_Toc229379917"/>
+      <w:r>
+        <w:t>PHÂN TÍCH HỆ THỐNG &amp; CƠ SỞ HẠ TẦNG</w:t>
+      </w:r>
       <w:bookmarkEnd w:id="23"/>
-      <w:r>
-        <w:t>PHÂN TÍCH HỆ THỐNG &amp; CƠ SỞ HẠ TẦNG</w:t>
-      </w:r>
-      <w:bookmarkEnd w:id="22"/>
     </w:p>
     <w:p/>
     <w:p>
@@ -25265,7 +25262,7 @@
 </file>
 
 <file path=customXml/itemProps1.xml><?xml version="1.0" encoding="utf-8"?>
-<ds:datastoreItem xmlns:ds="http://schemas.openxmlformats.org/officeDocument/2006/customXml" ds:itemID="{54E52303-4978-4860-8EB6-D7F29B1D7331}">
+<ds:datastoreItem xmlns:ds="http://schemas.openxmlformats.org/officeDocument/2006/customXml" ds:itemID="{DFA0962E-F231-4035-A8EE-5CC0BABF5A00}">
   <ds:schemaRefs>
     <ds:schemaRef ds:uri="http://schemas.openxmlformats.org/officeDocument/2006/bibliography"/>
   </ds:schemaRefs>
